--- a/Шаблон ТЗ.docx
+++ b/Шаблон ТЗ.docx
@@ -31,83 +31,6 @@
         </w:rPr>
         <w:t>на разработку ИИ-ассистента</w:t>
       </w:r>
-    </w:p>
-    <w:tbl>
-      <w:tblPr>
-        <w:tblStyle w:val="aa"/>
-        <w:tblW w:w="9026" w:type="dxa"/>
-        <w:tblInd w:w="0" w:type="dxa"/>
-        <w:tblBorders>
-          <w:top w:val="single" w:sz="4" w:space="0" w:color="000000"/>
-          <w:left w:val="single" w:sz="4" w:space="0" w:color="000000"/>
-          <w:bottom w:val="single" w:sz="4" w:space="0" w:color="000000"/>
-          <w:right w:val="single" w:sz="4" w:space="0" w:color="000000"/>
-          <w:insideH w:val="single" w:sz="4" w:space="0" w:color="000000"/>
-          <w:insideV w:val="single" w:sz="4" w:space="0" w:color="000000"/>
-        </w:tblBorders>
-        <w:tblLayout w:type="fixed"/>
-        <w:tblLook w:val="0000" w:firstRow="0" w:lastRow="0" w:firstColumn="0" w:lastColumn="0" w:noHBand="0" w:noVBand="0"/>
-      </w:tblPr>
-      <w:tblGrid>
-        <w:gridCol w:w="3500"/>
-        <w:gridCol w:w="5526"/>
-      </w:tblGrid>
-      <w:tr>
-        <w:tc>
-          <w:tcPr>
-            <w:tcW w:w="3500" w:type="dxa"/>
-            <w:tcBorders>
-              <w:top w:val="nil"/>
-              <w:left w:val="nil"/>
-              <w:bottom w:val="nil"/>
-              <w:right w:val="nil"/>
-            </w:tcBorders>
-            <w:tcMar>
-              <w:top w:w="100" w:type="dxa"/>
-              <w:left w:w="120" w:type="dxa"/>
-              <w:bottom w:w="100" w:type="dxa"/>
-              <w:right w:w="120" w:type="dxa"/>
-            </w:tcMar>
-          </w:tcPr>
-          <w:p>
-            <w:r>
-              <w:rPr>
-                <w:b/>
-                <w:bCs/>
-              </w:rPr>
-              <w:t>Название проекта:</w:t>
-            </w:r>
-          </w:p>
-        </w:tc>
-        <w:tc>
-          <w:tcPr>
-            <w:tcW w:w="5526" w:type="dxa"/>
-            <w:tcBorders>
-              <w:top w:val="single" w:sz="4" w:space="0" w:color="CCCCCC"/>
-              <w:left w:val="single" w:sz="4" w:space="0" w:color="CCCCCC"/>
-              <w:bottom w:val="single" w:sz="4" w:space="0" w:color="CCCCCC"/>
-              <w:right w:val="single" w:sz="4" w:space="0" w:color="CCCCCC"/>
-            </w:tcBorders>
-            <w:shd w:val="clear" w:color="auto" w:fill="F5F5F5"/>
-            <w:tcMar>
-              <w:top w:w="100" w:type="dxa"/>
-              <w:left w:w="120" w:type="dxa"/>
-              <w:bottom w:w="100" w:type="dxa"/>
-              <w:right w:w="120" w:type="dxa"/>
-            </w:tcMar>
-          </w:tcPr>
-          <w:p>
-            <w:r>
-              <w:t>ИРД Аналитика</w:t>
-            </w:r>
-          </w:p>
-        </w:tc>
-      </w:tr>
-    </w:tbl>
-    <w:p>
-      <w:pPr>
-        <w:spacing w:before="100"/>
-      </w:pPr>
     </w:p>
     <w:tbl>
       <w:tblPr>
@@ -152,7 +75,7 @@
                 <w:b/>
                 <w:bCs/>
               </w:rPr>
-              <w:t>Дата:</w:t>
+              <w:t>Название проекта:</w:t>
             </w:r>
           </w:p>
         </w:tc>
@@ -175,7 +98,7 @@
           </w:tcPr>
           <w:p>
             <w:r>
-              <w:t>18.05.2026</w:t>
+              <w:t>ИРД Аналитика</w:t>
             </w:r>
           </w:p>
         </w:tc>
@@ -229,7 +152,7 @@
                 <w:b/>
                 <w:bCs/>
               </w:rPr>
-              <w:t>Версия:</w:t>
+              <w:t>Дата:</w:t>
             </w:r>
           </w:p>
         </w:tc>
@@ -252,7 +175,7 @@
           </w:tcPr>
           <w:p>
             <w:r>
-              <w:t>1.0</w:t>
+              <w:t>18.05.2026</w:t>
             </w:r>
           </w:p>
         </w:tc>
@@ -306,7 +229,7 @@
                 <w:b/>
                 <w:bCs/>
               </w:rPr>
-              <w:t>Автор:</w:t>
+              <w:t>Версия:</w:t>
             </w:r>
           </w:p>
         </w:tc>
@@ -328,16 +251,8 @@
             </w:tcMar>
           </w:tcPr>
           <w:p>
-            <w:pPr>
-              <w:rPr>
-                <w:lang w:val="en-US"/>
-              </w:rPr>
-            </w:pPr>
-            <w:r>
-              <w:rPr>
-                <w:lang w:val="en-US"/>
-              </w:rPr>
-              <w:t>Aliaksandr Kazantsau</w:t>
+            <w:r>
+              <w:t>1.0</w:t>
             </w:r>
           </w:p>
         </w:tc>
@@ -345,40 +260,8 @@
     </w:tbl>
     <w:p>
       <w:pPr>
-        <w:pStyle w:val="2"/>
-      </w:pPr>
-      <w:r>
-        <w:t>1. Общая информация о проекте</w:t>
-      </w:r>
-    </w:p>
-    <w:p>
-      <w:pPr>
-        <w:spacing w:before="200" w:after="80"/>
-      </w:pPr>
-      <w:r>
-        <w:rPr>
-          <w:b/>
-          <w:bCs/>
-          <w:sz w:val="24"/>
-          <w:szCs w:val="24"/>
-        </w:rPr>
-        <w:t>1.1 Описание компании/контекста</w:t>
-      </w:r>
-    </w:p>
-    <w:p>
-      <w:pPr>
-        <w:spacing w:before="60" w:after="120"/>
-      </w:pPr>
-      <w:r>
-        <w:rPr>
-          <w:i/>
-          <w:iCs/>
-          <w:color w:val="666666"/>
-          <w:sz w:val="18"/>
-          <w:szCs w:val="18"/>
-        </w:rPr>
-        <w:t>Кратко опишите компанию, отдел или контекст, для которого создается ассистент</w:t>
-      </w:r>
+        <w:spacing w:before="100"/>
+      </w:pPr>
     </w:p>
     <w:tbl>
       <w:tblPr>
@@ -397,12 +280,39 @@
         <w:tblLook w:val="0000" w:firstRow="0" w:lastRow="0" w:firstColumn="0" w:lastColumn="0" w:noHBand="0" w:noVBand="0"/>
       </w:tblPr>
       <w:tblGrid>
-        <w:gridCol w:w="9026"/>
+        <w:gridCol w:w="3500"/>
+        <w:gridCol w:w="5526"/>
       </w:tblGrid>
       <w:tr>
         <w:tc>
           <w:tcPr>
-            <w:tcW w:w="9026" w:type="dxa"/>
+            <w:tcW w:w="3500" w:type="dxa"/>
+            <w:tcBorders>
+              <w:top w:val="nil"/>
+              <w:left w:val="nil"/>
+              <w:bottom w:val="nil"/>
+              <w:right w:val="nil"/>
+            </w:tcBorders>
+            <w:tcMar>
+              <w:top w:w="100" w:type="dxa"/>
+              <w:left w:w="120" w:type="dxa"/>
+              <w:bottom w:w="100" w:type="dxa"/>
+              <w:right w:w="120" w:type="dxa"/>
+            </w:tcMar>
+          </w:tcPr>
+          <w:p>
+            <w:r>
+              <w:rPr>
+                <w:b/>
+                <w:bCs/>
+              </w:rPr>
+              <w:t>Автор:</w:t>
+            </w:r>
+          </w:p>
+        </w:tc>
+        <w:tc>
+          <w:tcPr>
+            <w:tcW w:w="5526" w:type="dxa"/>
             <w:tcBorders>
               <w:top w:val="single" w:sz="4" w:space="0" w:color="CCCCCC"/>
               <w:left w:val="single" w:sz="4" w:space="0" w:color="CCCCCC"/>
@@ -419,82 +329,15 @@
           </w:tcPr>
           <w:p>
             <w:pPr>
-              <w:pStyle w:val="aff3"/>
-            </w:pPr>
-            <w:r>
-              <w:t>Проект разрабатывается для проектного института, работающего в сфере проектирования и строительства объектов капитального строительства.</w:t>
-            </w:r>
-          </w:p>
-          <w:p>
-            <w:pPr>
-              <w:pStyle w:val="aff3"/>
-            </w:pPr>
-            <w:r>
-              <w:t>В процессе работы сотрудники института ежедневно обрабатывают большое количество исходно-разрешительной документации (ИРД), поступающей в формате PDF. Значительная часть документов представляет собой сканированные копии без текстового слоя, что затрудняет поиск, анализ и структурирование данных.</w:t>
-            </w:r>
-          </w:p>
-          <w:p>
-            <w:pPr>
-              <w:pStyle w:val="aff3"/>
-            </w:pPr>
-            <w:r>
-              <w:t>Текущий процесс обработки документов выполняется вручную:</w:t>
-            </w:r>
-          </w:p>
-          <w:p>
-            <w:pPr>
-              <w:numPr>
-                <w:ilvl w:val="0"/>
-                <w:numId w:val="1"/>
-              </w:numPr>
-              <w:spacing w:before="100" w:beforeAutospacing="1" w:after="100" w:afterAutospacing="1"/>
-            </w:pPr>
-            <w:r>
-              <w:t xml:space="preserve">сотрудники открывают PDF; </w:t>
-            </w:r>
-          </w:p>
-          <w:p>
-            <w:pPr>
-              <w:numPr>
-                <w:ilvl w:val="0"/>
-                <w:numId w:val="1"/>
-              </w:numPr>
-              <w:spacing w:before="100" w:beforeAutospacing="1" w:after="100" w:afterAutospacing="1"/>
-            </w:pPr>
-            <w:r>
-              <w:t xml:space="preserve">ищут ключевые реквизиты; </w:t>
-            </w:r>
-          </w:p>
-          <w:p>
-            <w:pPr>
-              <w:numPr>
-                <w:ilvl w:val="0"/>
-                <w:numId w:val="1"/>
-              </w:numPr>
-              <w:spacing w:before="100" w:beforeAutospacing="1" w:after="100" w:afterAutospacing="1"/>
-            </w:pPr>
-            <w:r>
-              <w:t xml:space="preserve">вручную вносят данные в таблицы и базы; </w:t>
-            </w:r>
-          </w:p>
-          <w:p>
-            <w:pPr>
-              <w:numPr>
-                <w:ilvl w:val="0"/>
-                <w:numId w:val="1"/>
-              </w:numPr>
-              <w:spacing w:before="100" w:beforeAutospacing="1" w:after="100" w:afterAutospacing="1"/>
-            </w:pPr>
-            <w:r>
-              <w:t xml:space="preserve">контролируют сроки действия документов. </w:t>
-            </w:r>
-          </w:p>
-          <w:p>
-            <w:pPr>
-              <w:pStyle w:val="aff3"/>
-            </w:pPr>
-            <w:r>
-              <w:t>Проект направлен на автоматизацию извлечения и классификации данных из ИРД с использованием OCR и AI-моделей.</w:t>
+              <w:rPr>
+                <w:lang w:val="en-US"/>
+              </w:rPr>
+            </w:pPr>
+            <w:r>
+              <w:rPr>
+                <w:lang w:val="en-US"/>
+              </w:rPr>
+              <w:t>Aliaksandr Kazantsau</w:t>
             </w:r>
           </w:p>
         </w:tc>
@@ -502,8 +345,11 @@
     </w:tbl>
     <w:p>
       <w:pPr>
-        <w:spacing w:before="150"/>
-      </w:pPr>
+        <w:pStyle w:val="2"/>
+      </w:pPr>
+      <w:r>
+        <w:t>1. Общая информация о проекте</w:t>
+      </w:r>
     </w:p>
     <w:p>
       <w:pPr>
@@ -516,7 +362,7 @@
           <w:sz w:val="24"/>
           <w:szCs w:val="24"/>
         </w:rPr>
-        <w:t>1.2 Проблема, которую решаем</w:t>
+        <w:t>1.1 Описание компании/контекста</w:t>
       </w:r>
     </w:p>
     <w:p>
@@ -531,7 +377,7 @@
           <w:sz w:val="18"/>
           <w:szCs w:val="18"/>
         </w:rPr>
-        <w:t>Какую боль или неэффективность должен устранить ассистент?</w:t>
+        <w:t>Кратко опишите компанию, отдел или контекст, для которого создается ассистент</w:t>
       </w:r>
     </w:p>
     <w:tbl>
@@ -573,159 +419,82 @@
           </w:tcPr>
           <w:p>
             <w:pPr>
-              <w:pStyle w:val="aff3"/>
-            </w:pPr>
-            <w:r>
-              <w:t>Сотрудники проектного института тратят значительное количество времени на ручную обработку PDF-документов:</w:t>
+              <w:pStyle w:val="aff4"/>
+            </w:pPr>
+            <w:r>
+              <w:t>Проект разрабатывается для проектного института, работающего в сфере проектирования и строительства объектов капитального строительства.</w:t>
+            </w:r>
+          </w:p>
+          <w:p>
+            <w:pPr>
+              <w:pStyle w:val="aff4"/>
+            </w:pPr>
+            <w:r>
+              <w:t>В процессе работы сотрудники института ежедневно обрабатывают большое количество исходно-разрешительной документации (ИРД), поступающей в формате PDF. Значительная часть документов представляет собой сканированные копии без текстового слоя, что затрудняет поиск, анализ и структурирование данных.</w:t>
+            </w:r>
+          </w:p>
+          <w:p>
+            <w:pPr>
+              <w:pStyle w:val="aff4"/>
+            </w:pPr>
+            <w:r>
+              <w:t>Текущий процесс обработки документов выполняется вручную:</w:t>
             </w:r>
           </w:p>
           <w:p>
             <w:pPr>
               <w:numPr>
                 <w:ilvl w:val="0"/>
-                <w:numId w:val="2"/>
+                <w:numId w:val="1"/>
               </w:numPr>
               <w:spacing w:before="100" w:beforeAutospacing="1" w:after="100" w:afterAutospacing="1"/>
             </w:pPr>
             <w:r>
-              <w:t xml:space="preserve">поиск реквизитов; </w:t>
+              <w:t xml:space="preserve">сотрудники открывают PDF; </w:t>
             </w:r>
           </w:p>
           <w:p>
             <w:pPr>
               <w:numPr>
                 <w:ilvl w:val="0"/>
-                <w:numId w:val="2"/>
+                <w:numId w:val="1"/>
               </w:numPr>
               <w:spacing w:before="100" w:beforeAutospacing="1" w:after="100" w:afterAutospacing="1"/>
             </w:pPr>
             <w:r>
-              <w:t xml:space="preserve">распознавание плохо читаемых сканов; </w:t>
+              <w:t xml:space="preserve">ищут ключевые реквизиты; </w:t>
             </w:r>
           </w:p>
           <w:p>
             <w:pPr>
               <w:numPr>
                 <w:ilvl w:val="0"/>
-                <w:numId w:val="2"/>
+                <w:numId w:val="1"/>
               </w:numPr>
               <w:spacing w:before="100" w:beforeAutospacing="1" w:after="100" w:afterAutospacing="1"/>
             </w:pPr>
             <w:r>
-              <w:t xml:space="preserve">определение сроков действия; </w:t>
+              <w:t xml:space="preserve">вручную вносят данные в таблицы и базы; </w:t>
             </w:r>
           </w:p>
           <w:p>
             <w:pPr>
               <w:numPr>
                 <w:ilvl w:val="0"/>
-                <w:numId w:val="2"/>
+                <w:numId w:val="1"/>
               </w:numPr>
               <w:spacing w:before="100" w:beforeAutospacing="1" w:after="100" w:afterAutospacing="1"/>
             </w:pPr>
             <w:r>
-              <w:t xml:space="preserve">структурирование информации. </w:t>
-            </w:r>
-          </w:p>
-          <w:p>
-            <w:pPr>
-              <w:pStyle w:val="aff3"/>
-            </w:pPr>
-            <w:r>
-              <w:lastRenderedPageBreak/>
-              <w:t>Документы поступают в разных форматах и качестве:</w:t>
-            </w:r>
-          </w:p>
-          <w:p>
-            <w:pPr>
-              <w:numPr>
-                <w:ilvl w:val="0"/>
-                <w:numId w:val="3"/>
-              </w:numPr>
-              <w:spacing w:before="100" w:beforeAutospacing="1" w:after="100" w:afterAutospacing="1"/>
-            </w:pPr>
-            <w:r>
-              <w:t xml:space="preserve">PDF без текстового слоя; </w:t>
-            </w:r>
-          </w:p>
-          <w:p>
-            <w:pPr>
-              <w:numPr>
-                <w:ilvl w:val="0"/>
-                <w:numId w:val="3"/>
-              </w:numPr>
-              <w:spacing w:before="100" w:beforeAutospacing="1" w:after="100" w:afterAutospacing="1"/>
-            </w:pPr>
-            <w:r>
-              <w:t xml:space="preserve">сканированные изображения; </w:t>
-            </w:r>
-          </w:p>
-          <w:p>
-            <w:pPr>
-              <w:numPr>
-                <w:ilvl w:val="0"/>
-                <w:numId w:val="3"/>
-              </w:numPr>
-              <w:spacing w:before="100" w:beforeAutospacing="1" w:after="100" w:afterAutospacing="1"/>
-            </w:pPr>
-            <w:r>
-              <w:t xml:space="preserve">документы с шумами и перекосами. </w:t>
-            </w:r>
-          </w:p>
-          <w:p>
-            <w:pPr>
-              <w:pStyle w:val="aff3"/>
-            </w:pPr>
-            <w:r>
-              <w:t>Из-за ручной обработки возникают:</w:t>
-            </w:r>
-          </w:p>
-          <w:p>
-            <w:pPr>
-              <w:numPr>
-                <w:ilvl w:val="0"/>
-                <w:numId w:val="4"/>
-              </w:numPr>
-              <w:spacing w:before="100" w:beforeAutospacing="1" w:after="100" w:afterAutospacing="1"/>
-            </w:pPr>
-            <w:r>
-              <w:t xml:space="preserve">ошибки ввода; </w:t>
-            </w:r>
-          </w:p>
-          <w:p>
-            <w:pPr>
-              <w:numPr>
-                <w:ilvl w:val="0"/>
-                <w:numId w:val="4"/>
-              </w:numPr>
-              <w:spacing w:before="100" w:beforeAutospacing="1" w:after="100" w:afterAutospacing="1"/>
-            </w:pPr>
-            <w:r>
-              <w:t xml:space="preserve">потеря информации; </w:t>
-            </w:r>
-          </w:p>
-          <w:p>
-            <w:pPr>
-              <w:numPr>
-                <w:ilvl w:val="0"/>
-                <w:numId w:val="4"/>
-              </w:numPr>
-              <w:spacing w:before="100" w:beforeAutospacing="1" w:after="100" w:afterAutospacing="1"/>
-            </w:pPr>
-            <w:r>
-              <w:t xml:space="preserve">сложности контроля сроков действия документов; </w:t>
-            </w:r>
-          </w:p>
-          <w:p>
-            <w:pPr>
-              <w:numPr>
-                <w:ilvl w:val="0"/>
-                <w:numId w:val="4"/>
-              </w:numPr>
-              <w:spacing w:before="100" w:beforeAutospacing="1" w:after="100" w:afterAutospacing="1"/>
-            </w:pPr>
-            <w:r>
-              <w:t>низкая скорость обработки.</w:t>
+              <w:t xml:space="preserve">контролируют сроки действия документов. </w:t>
+            </w:r>
+          </w:p>
+          <w:p>
+            <w:pPr>
+              <w:pStyle w:val="aff4"/>
+            </w:pPr>
+            <w:r>
+              <w:t>Проект направлен на автоматизацию извлечения и классификации данных из ИРД с использованием OCR и AI-моделей.</w:t>
             </w:r>
           </w:p>
         </w:tc>
@@ -735,6 +504,35 @@
       <w:pPr>
         <w:spacing w:before="150"/>
       </w:pPr>
+    </w:p>
+    <w:p>
+      <w:pPr>
+        <w:spacing w:before="200" w:after="80"/>
+      </w:pPr>
+      <w:r>
+        <w:rPr>
+          <w:b/>
+          <w:bCs/>
+          <w:sz w:val="24"/>
+          <w:szCs w:val="24"/>
+        </w:rPr>
+        <w:t>1.2 Проблема, которую решаем</w:t>
+      </w:r>
+    </w:p>
+    <w:p>
+      <w:pPr>
+        <w:spacing w:before="60" w:after="120"/>
+      </w:pPr>
+      <w:r>
+        <w:rPr>
+          <w:i/>
+          <w:iCs/>
+          <w:color w:val="666666"/>
+          <w:sz w:val="18"/>
+          <w:szCs w:val="18"/>
+        </w:rPr>
+        <w:t>Какую боль или неэффективность должен устранить ассистент?</w:t>
+      </w:r>
     </w:p>
     <w:tbl>
       <w:tblPr>
@@ -760,90 +558,183 @@
           <w:tcPr>
             <w:tcW w:w="9026" w:type="dxa"/>
             <w:tcBorders>
-              <w:top w:val="single" w:sz="4" w:space="0" w:color="10B981"/>
-              <w:left w:val="single" w:sz="12" w:space="0" w:color="10B981"/>
-              <w:bottom w:val="single" w:sz="4" w:space="0" w:color="10B981"/>
-              <w:right w:val="single" w:sz="4" w:space="0" w:color="10B981"/>
-            </w:tcBorders>
-            <w:shd w:val="clear" w:color="auto" w:fill="ECFDF5"/>
-            <w:tcMar>
-              <w:top w:w="100" w:type="dxa"/>
-              <w:left w:w="120" w:type="dxa"/>
-              <w:bottom w:w="100" w:type="dxa"/>
-              <w:right w:w="120" w:type="dxa"/>
-            </w:tcMar>
-          </w:tcPr>
-          <w:p>
-            <w:r>
-              <w:rPr>
-                <w:b/>
-                <w:bCs/>
-                <w:color w:val="059669"/>
-                <w:sz w:val="20"/>
-                <w:szCs w:val="20"/>
-              </w:rPr>
-              <w:t>Пример формулировки проблемы</w:t>
-            </w:r>
-          </w:p>
-          <w:p>
-            <w:pPr>
-              <w:spacing w:before="60"/>
-            </w:pPr>
-            <w:r>
-              <w:t xml:space="preserve">Отдел подготовки проектной документации ежедневно обрабатывает десятки PDF-документов ИРД. Более </w:t>
-            </w:r>
-            <w:r>
-              <w:t>8</w:t>
-            </w:r>
-            <w:r>
-              <w:t>0% документов являются сканами без текстового слоя. Сотрудники вручную извлекают реквизиты и переносят их в таблицы, что занимает много времени и приводит к ошибкам учета.</w:t>
+              <w:top w:val="single" w:sz="4" w:space="0" w:color="CCCCCC"/>
+              <w:left w:val="single" w:sz="4" w:space="0" w:color="CCCCCC"/>
+              <w:bottom w:val="single" w:sz="4" w:space="0" w:color="CCCCCC"/>
+              <w:right w:val="single" w:sz="4" w:space="0" w:color="CCCCCC"/>
+            </w:tcBorders>
+            <w:shd w:val="clear" w:color="auto" w:fill="F5F5F5"/>
+            <w:tcMar>
+              <w:top w:w="100" w:type="dxa"/>
+              <w:left w:w="120" w:type="dxa"/>
+              <w:bottom w:w="100" w:type="dxa"/>
+              <w:right w:w="120" w:type="dxa"/>
+            </w:tcMar>
+          </w:tcPr>
+          <w:p>
+            <w:pPr>
+              <w:pStyle w:val="aff4"/>
+            </w:pPr>
+            <w:r>
+              <w:t>Сотрудники проектного института тратят значительное количество времени на ручную обработку PDF-документов:</w:t>
+            </w:r>
+          </w:p>
+          <w:p>
+            <w:pPr>
+              <w:numPr>
+                <w:ilvl w:val="0"/>
+                <w:numId w:val="2"/>
+              </w:numPr>
+              <w:spacing w:before="100" w:beforeAutospacing="1" w:after="100" w:afterAutospacing="1"/>
+            </w:pPr>
+            <w:r>
+              <w:t xml:space="preserve">поиск реквизитов; </w:t>
+            </w:r>
+          </w:p>
+          <w:p>
+            <w:pPr>
+              <w:numPr>
+                <w:ilvl w:val="0"/>
+                <w:numId w:val="2"/>
+              </w:numPr>
+              <w:spacing w:before="100" w:beforeAutospacing="1" w:after="100" w:afterAutospacing="1"/>
+            </w:pPr>
+            <w:r>
+              <w:t xml:space="preserve">распознавание плохо читаемых сканов; </w:t>
+            </w:r>
+          </w:p>
+          <w:p>
+            <w:pPr>
+              <w:numPr>
+                <w:ilvl w:val="0"/>
+                <w:numId w:val="2"/>
+              </w:numPr>
+              <w:spacing w:before="100" w:beforeAutospacing="1" w:after="100" w:afterAutospacing="1"/>
+            </w:pPr>
+            <w:r>
+              <w:t xml:space="preserve">определение сроков действия; </w:t>
+            </w:r>
+          </w:p>
+          <w:p>
+            <w:pPr>
+              <w:numPr>
+                <w:ilvl w:val="0"/>
+                <w:numId w:val="2"/>
+              </w:numPr>
+              <w:spacing w:before="100" w:beforeAutospacing="1" w:after="100" w:afterAutospacing="1"/>
+            </w:pPr>
+            <w:r>
+              <w:t xml:space="preserve">структурирование информации. </w:t>
+            </w:r>
+          </w:p>
+          <w:p>
+            <w:pPr>
+              <w:pStyle w:val="aff4"/>
+            </w:pPr>
+            <w:r>
+              <w:lastRenderedPageBreak/>
+              <w:t>Документы поступают в разных форматах и качестве:</w:t>
+            </w:r>
+          </w:p>
+          <w:p>
+            <w:pPr>
+              <w:numPr>
+                <w:ilvl w:val="0"/>
+                <w:numId w:val="3"/>
+              </w:numPr>
+              <w:spacing w:before="100" w:beforeAutospacing="1" w:after="100" w:afterAutospacing="1"/>
+            </w:pPr>
+            <w:r>
+              <w:t xml:space="preserve">PDF без текстового слоя; </w:t>
+            </w:r>
+          </w:p>
+          <w:p>
+            <w:pPr>
+              <w:numPr>
+                <w:ilvl w:val="0"/>
+                <w:numId w:val="3"/>
+              </w:numPr>
+              <w:spacing w:before="100" w:beforeAutospacing="1" w:after="100" w:afterAutospacing="1"/>
+            </w:pPr>
+            <w:r>
+              <w:t xml:space="preserve">сканированные изображения; </w:t>
+            </w:r>
+          </w:p>
+          <w:p>
+            <w:pPr>
+              <w:numPr>
+                <w:ilvl w:val="0"/>
+                <w:numId w:val="3"/>
+              </w:numPr>
+              <w:spacing w:before="100" w:beforeAutospacing="1" w:after="100" w:afterAutospacing="1"/>
+            </w:pPr>
+            <w:r>
+              <w:t xml:space="preserve">документы с шумами и перекосами. </w:t>
+            </w:r>
+          </w:p>
+          <w:p>
+            <w:pPr>
+              <w:pStyle w:val="aff4"/>
+            </w:pPr>
+            <w:r>
+              <w:t>Из-за ручной обработки возникают:</w:t>
+            </w:r>
+          </w:p>
+          <w:p>
+            <w:pPr>
+              <w:numPr>
+                <w:ilvl w:val="0"/>
+                <w:numId w:val="4"/>
+              </w:numPr>
+              <w:spacing w:before="100" w:beforeAutospacing="1" w:after="100" w:afterAutospacing="1"/>
+            </w:pPr>
+            <w:r>
+              <w:t xml:space="preserve">ошибки ввода; </w:t>
+            </w:r>
+          </w:p>
+          <w:p>
+            <w:pPr>
+              <w:numPr>
+                <w:ilvl w:val="0"/>
+                <w:numId w:val="4"/>
+              </w:numPr>
+              <w:spacing w:before="100" w:beforeAutospacing="1" w:after="100" w:afterAutospacing="1"/>
+            </w:pPr>
+            <w:r>
+              <w:t xml:space="preserve">потеря информации; </w:t>
+            </w:r>
+          </w:p>
+          <w:p>
+            <w:pPr>
+              <w:numPr>
+                <w:ilvl w:val="0"/>
+                <w:numId w:val="4"/>
+              </w:numPr>
+              <w:spacing w:before="100" w:beforeAutospacing="1" w:after="100" w:afterAutospacing="1"/>
+            </w:pPr>
+            <w:r>
+              <w:t xml:space="preserve">сложности контроля сроков действия документов; </w:t>
+            </w:r>
+          </w:p>
+          <w:p>
+            <w:pPr>
+              <w:numPr>
+                <w:ilvl w:val="0"/>
+                <w:numId w:val="4"/>
+              </w:numPr>
+              <w:spacing w:before="100" w:beforeAutospacing="1" w:after="100" w:afterAutospacing="1"/>
+            </w:pPr>
+            <w:r>
+              <w:t>низкая скорость обработки.</w:t>
             </w:r>
           </w:p>
         </w:tc>
       </w:tr>
     </w:tbl>
     <w:p>
-      <w:r>
-        <w:br w:type="page"/>
-      </w:r>
-    </w:p>
-    <w:p>
-      <w:pPr>
-        <w:pStyle w:val="2"/>
-      </w:pPr>
-      <w:r>
-        <w:lastRenderedPageBreak/>
-        <w:t>2. Цели и задачи</w:t>
-      </w:r>
-    </w:p>
-    <w:p>
-      <w:pPr>
-        <w:spacing w:before="200" w:after="80"/>
-      </w:pPr>
-      <w:r>
-        <w:rPr>
-          <w:b/>
-          <w:bCs/>
-          <w:sz w:val="24"/>
-          <w:szCs w:val="24"/>
-        </w:rPr>
-        <w:t>2.1 Главная цель проекта</w:t>
-      </w:r>
-    </w:p>
-    <w:p>
-      <w:pPr>
-        <w:spacing w:before="60" w:after="120"/>
-      </w:pPr>
-      <w:r>
-        <w:rPr>
-          <w:i/>
-          <w:iCs/>
-          <w:color w:val="666666"/>
-          <w:sz w:val="18"/>
-          <w:szCs w:val="18"/>
-        </w:rPr>
-        <w:t>Одно предложение: что должен делать ассистент?</w:t>
-      </w:r>
+      <w:pPr>
+        <w:spacing w:before="150"/>
+      </w:pPr>
     </w:p>
     <w:tbl>
       <w:tblPr>
@@ -869,31 +760,55 @@
           <w:tcPr>
             <w:tcW w:w="9026" w:type="dxa"/>
             <w:tcBorders>
-              <w:top w:val="single" w:sz="4" w:space="0" w:color="CCCCCC"/>
-              <w:left w:val="single" w:sz="4" w:space="0" w:color="CCCCCC"/>
-              <w:bottom w:val="single" w:sz="4" w:space="0" w:color="CCCCCC"/>
-              <w:right w:val="single" w:sz="4" w:space="0" w:color="CCCCCC"/>
-            </w:tcBorders>
-            <w:shd w:val="clear" w:color="auto" w:fill="F5F5F5"/>
-            <w:tcMar>
-              <w:top w:w="100" w:type="dxa"/>
-              <w:left w:w="120" w:type="dxa"/>
-              <w:bottom w:w="100" w:type="dxa"/>
-              <w:right w:w="120" w:type="dxa"/>
-            </w:tcMar>
-          </w:tcPr>
-          <w:p>
-            <w:r>
-              <w:t>Создать ИИ-ассистента, который автоматически распознает, классифицирует и извлекает реквизиты из PDF-документов ИРД с сохранением структурированных данных в SQLite.</w:t>
+              <w:top w:val="single" w:sz="4" w:space="0" w:color="10B981"/>
+              <w:left w:val="single" w:sz="12" w:space="0" w:color="10B981"/>
+              <w:bottom w:val="single" w:sz="4" w:space="0" w:color="10B981"/>
+              <w:right w:val="single" w:sz="4" w:space="0" w:color="10B981"/>
+            </w:tcBorders>
+            <w:shd w:val="clear" w:color="auto" w:fill="ECFDF5"/>
+            <w:tcMar>
+              <w:top w:w="100" w:type="dxa"/>
+              <w:left w:w="120" w:type="dxa"/>
+              <w:bottom w:w="100" w:type="dxa"/>
+              <w:right w:w="120" w:type="dxa"/>
+            </w:tcMar>
+          </w:tcPr>
+          <w:p>
+            <w:r>
+              <w:rPr>
+                <w:b/>
+                <w:bCs/>
+                <w:color w:val="059669"/>
+                <w:sz w:val="20"/>
+                <w:szCs w:val="20"/>
+              </w:rPr>
+              <w:t>Пример формулировки проблемы</w:t>
+            </w:r>
+          </w:p>
+          <w:p>
+            <w:pPr>
+              <w:spacing w:before="60"/>
+            </w:pPr>
+            <w:r>
+              <w:t>Отдел подготовки проектной документации ежедневно обрабатывает десятки PDF-документов ИРД. Более 80% документов являются сканами без текстового слоя. Сотрудники вручную извлекают реквизиты и переносят их в таблицы, что занимает много времени и приводит к ошибкам учета.</w:t>
             </w:r>
           </w:p>
         </w:tc>
       </w:tr>
     </w:tbl>
     <w:p>
-      <w:pPr>
-        <w:spacing w:before="150"/>
-      </w:pPr>
+      <w:r>
+        <w:br w:type="page"/>
+      </w:r>
+    </w:p>
+    <w:p>
+      <w:pPr>
+        <w:pStyle w:val="2"/>
+      </w:pPr>
+      <w:r>
+        <w:lastRenderedPageBreak/>
+        <w:t>2. Цели и задачи</w:t>
+      </w:r>
     </w:p>
     <w:p>
       <w:pPr>
@@ -906,7 +821,7 @@
           <w:sz w:val="24"/>
           <w:szCs w:val="24"/>
         </w:rPr>
-        <w:t>2.2 Измеримые показатели успеха (KPI)</w:t>
+        <w:t>2.1 Главная цель проекта</w:t>
       </w:r>
     </w:p>
     <w:p>
@@ -921,7 +836,7 @@
           <w:sz w:val="18"/>
           <w:szCs w:val="18"/>
         </w:rPr>
-        <w:t>Как вы поймете, что проект успешен? Укажите конкретные метрики</w:t>
+        <w:t>Одно предложение: что должен делать ассистент?</w:t>
       </w:r>
     </w:p>
     <w:tbl>
@@ -941,91 +856,12 @@
         <w:tblLook w:val="0000" w:firstRow="0" w:lastRow="0" w:firstColumn="0" w:lastColumn="0" w:noHBand="0" w:noVBand="0"/>
       </w:tblPr>
       <w:tblGrid>
-        <w:gridCol w:w="4513"/>
-        <w:gridCol w:w="4513"/>
+        <w:gridCol w:w="9026"/>
       </w:tblGrid>
       <w:tr>
         <w:tc>
           <w:tcPr>
-            <w:tcW w:w="4513" w:type="dxa"/>
-            <w:tcBorders>
-              <w:top w:val="single" w:sz="4" w:space="0" w:color="CCCCCC"/>
-              <w:left w:val="single" w:sz="4" w:space="0" w:color="CCCCCC"/>
-              <w:bottom w:val="single" w:sz="4" w:space="0" w:color="CCCCCC"/>
-              <w:right w:val="single" w:sz="4" w:space="0" w:color="CCCCCC"/>
-            </w:tcBorders>
-            <w:shd w:val="clear" w:color="auto" w:fill="E5E7EB"/>
-            <w:tcMar>
-              <w:top w:w="100" w:type="dxa"/>
-              <w:left w:w="120" w:type="dxa"/>
-              <w:bottom w:w="100" w:type="dxa"/>
-              <w:right w:w="120" w:type="dxa"/>
-            </w:tcMar>
-          </w:tcPr>
-          <w:p>
-            <w:r>
-              <w:rPr>
-                <w:b/>
-                <w:bCs/>
-              </w:rPr>
-              <w:t>Метрика</w:t>
-            </w:r>
-          </w:p>
-        </w:tc>
-        <w:tc>
-          <w:tcPr>
-            <w:tcW w:w="4513" w:type="dxa"/>
-            <w:tcBorders>
-              <w:top w:val="single" w:sz="4" w:space="0" w:color="CCCCCC"/>
-              <w:left w:val="single" w:sz="4" w:space="0" w:color="CCCCCC"/>
-              <w:bottom w:val="single" w:sz="4" w:space="0" w:color="CCCCCC"/>
-              <w:right w:val="single" w:sz="4" w:space="0" w:color="CCCCCC"/>
-            </w:tcBorders>
-            <w:shd w:val="clear" w:color="auto" w:fill="E5E7EB"/>
-            <w:tcMar>
-              <w:top w:w="100" w:type="dxa"/>
-              <w:left w:w="120" w:type="dxa"/>
-              <w:bottom w:w="100" w:type="dxa"/>
-              <w:right w:w="120" w:type="dxa"/>
-            </w:tcMar>
-          </w:tcPr>
-          <w:p>
-            <w:r>
-              <w:rPr>
-                <w:b/>
-                <w:bCs/>
-              </w:rPr>
-              <w:t>Целевое значение</w:t>
-            </w:r>
-          </w:p>
-        </w:tc>
-      </w:tr>
-      <w:tr>
-        <w:tc>
-          <w:tcPr>
-            <w:tcW w:w="4513" w:type="dxa"/>
-            <w:tcBorders>
-              <w:top w:val="single" w:sz="4" w:space="0" w:color="CCCCCC"/>
-              <w:left w:val="single" w:sz="4" w:space="0" w:color="CCCCCC"/>
-              <w:bottom w:val="single" w:sz="4" w:space="0" w:color="CCCCCC"/>
-              <w:right w:val="single" w:sz="4" w:space="0" w:color="CCCCCC"/>
-            </w:tcBorders>
-            <w:tcMar>
-              <w:top w:w="100" w:type="dxa"/>
-              <w:left w:w="120" w:type="dxa"/>
-              <w:bottom w:w="100" w:type="dxa"/>
-              <w:right w:w="120" w:type="dxa"/>
-            </w:tcMar>
-          </w:tcPr>
-          <w:p>
-            <w:r>
-              <w:t>Снижение времени обработки документов</w:t>
-            </w:r>
-          </w:p>
-        </w:tc>
-        <w:tc>
-          <w:tcPr>
-            <w:tcW w:w="4513" w:type="dxa"/>
+            <w:tcW w:w="9026" w:type="dxa"/>
             <w:tcBorders>
               <w:top w:val="single" w:sz="4" w:space="0" w:color="CCCCCC"/>
               <w:left w:val="single" w:sz="4" w:space="0" w:color="CCCCCC"/>
@@ -1042,256 +878,7 @@
           </w:tcPr>
           <w:p>
             <w:r>
-              <w:t>не менее 70%</w:t>
-            </w:r>
-          </w:p>
-        </w:tc>
-      </w:tr>
-      <w:tr>
-        <w:tc>
-          <w:tcPr>
-            <w:tcW w:w="4513" w:type="dxa"/>
-            <w:tcBorders>
-              <w:top w:val="single" w:sz="4" w:space="0" w:color="CCCCCC"/>
-              <w:left w:val="single" w:sz="4" w:space="0" w:color="CCCCCC"/>
-              <w:bottom w:val="single" w:sz="4" w:space="0" w:color="CCCCCC"/>
-              <w:right w:val="single" w:sz="4" w:space="0" w:color="CCCCCC"/>
-            </w:tcBorders>
-            <w:tcMar>
-              <w:top w:w="100" w:type="dxa"/>
-              <w:left w:w="120" w:type="dxa"/>
-              <w:bottom w:w="100" w:type="dxa"/>
-              <w:right w:w="120" w:type="dxa"/>
-            </w:tcMar>
-          </w:tcPr>
-          <w:p>
-            <w:r>
-              <w:t>Скорость обработки одного PDF</w:t>
-            </w:r>
-          </w:p>
-        </w:tc>
-        <w:tc>
-          <w:tcPr>
-            <w:tcW w:w="4513" w:type="dxa"/>
-            <w:tcBorders>
-              <w:top w:val="single" w:sz="4" w:space="0" w:color="CCCCCC"/>
-              <w:left w:val="single" w:sz="4" w:space="0" w:color="CCCCCC"/>
-              <w:bottom w:val="single" w:sz="4" w:space="0" w:color="CCCCCC"/>
-              <w:right w:val="single" w:sz="4" w:space="0" w:color="CCCCCC"/>
-            </w:tcBorders>
-            <w:shd w:val="clear" w:color="auto" w:fill="F5F5F5"/>
-            <w:tcMar>
-              <w:top w:w="100" w:type="dxa"/>
-              <w:left w:w="120" w:type="dxa"/>
-              <w:bottom w:w="100" w:type="dxa"/>
-              <w:right w:w="120" w:type="dxa"/>
-            </w:tcMar>
-          </w:tcPr>
-          <w:p>
-            <w:r>
-              <w:t>до 30 секунд</w:t>
-            </w:r>
-          </w:p>
-        </w:tc>
-      </w:tr>
-      <w:tr>
-        <w:tc>
-          <w:tcPr>
-            <w:tcW w:w="4513" w:type="dxa"/>
-            <w:tcBorders>
-              <w:top w:val="single" w:sz="4" w:space="0" w:color="CCCCCC"/>
-              <w:left w:val="single" w:sz="4" w:space="0" w:color="CCCCCC"/>
-              <w:bottom w:val="single" w:sz="4" w:space="0" w:color="CCCCCC"/>
-              <w:right w:val="single" w:sz="4" w:space="0" w:color="CCCCCC"/>
-            </w:tcBorders>
-            <w:tcMar>
-              <w:top w:w="100" w:type="dxa"/>
-              <w:left w:w="120" w:type="dxa"/>
-              <w:bottom w:w="100" w:type="dxa"/>
-              <w:right w:w="120" w:type="dxa"/>
-            </w:tcMar>
-          </w:tcPr>
-          <w:p>
-            <w:r>
-              <w:t>Точность OCR + AI извлечения</w:t>
-            </w:r>
-          </w:p>
-        </w:tc>
-        <w:tc>
-          <w:tcPr>
-            <w:tcW w:w="4513" w:type="dxa"/>
-            <w:tcBorders>
-              <w:top w:val="single" w:sz="4" w:space="0" w:color="CCCCCC"/>
-              <w:left w:val="single" w:sz="4" w:space="0" w:color="CCCCCC"/>
-              <w:bottom w:val="single" w:sz="4" w:space="0" w:color="CCCCCC"/>
-              <w:right w:val="single" w:sz="4" w:space="0" w:color="CCCCCC"/>
-            </w:tcBorders>
-            <w:shd w:val="clear" w:color="auto" w:fill="F5F5F5"/>
-            <w:tcMar>
-              <w:top w:w="100" w:type="dxa"/>
-              <w:left w:w="120" w:type="dxa"/>
-              <w:bottom w:w="100" w:type="dxa"/>
-              <w:right w:w="120" w:type="dxa"/>
-            </w:tcMar>
-          </w:tcPr>
-          <w:p>
-            <w:r>
-              <w:t>не менее 90%</w:t>
-            </w:r>
-          </w:p>
-        </w:tc>
-      </w:tr>
-      <w:tr>
-        <w:tc>
-          <w:tcPr>
-            <w:tcW w:w="4513" w:type="dxa"/>
-            <w:tcBorders>
-              <w:top w:val="single" w:sz="4" w:space="0" w:color="CCCCCC"/>
-              <w:left w:val="single" w:sz="4" w:space="0" w:color="CCCCCC"/>
-              <w:bottom w:val="single" w:sz="4" w:space="0" w:color="CCCCCC"/>
-              <w:right w:val="single" w:sz="4" w:space="0" w:color="CCCCCC"/>
-            </w:tcBorders>
-            <w:tcMar>
-              <w:top w:w="100" w:type="dxa"/>
-              <w:left w:w="120" w:type="dxa"/>
-              <w:bottom w:w="100" w:type="dxa"/>
-              <w:right w:w="120" w:type="dxa"/>
-            </w:tcMar>
-          </w:tcPr>
-          <w:p>
-            <w:r>
-              <w:t>Доля автоматически обработанных документов</w:t>
-            </w:r>
-          </w:p>
-        </w:tc>
-        <w:tc>
-          <w:tcPr>
-            <w:tcW w:w="4513" w:type="dxa"/>
-            <w:tcBorders>
-              <w:top w:val="single" w:sz="4" w:space="0" w:color="CCCCCC"/>
-              <w:left w:val="single" w:sz="4" w:space="0" w:color="CCCCCC"/>
-              <w:bottom w:val="single" w:sz="4" w:space="0" w:color="CCCCCC"/>
-              <w:right w:val="single" w:sz="4" w:space="0" w:color="CCCCCC"/>
-            </w:tcBorders>
-            <w:shd w:val="clear" w:color="auto" w:fill="F5F5F5"/>
-            <w:tcMar>
-              <w:top w:w="100" w:type="dxa"/>
-              <w:left w:w="120" w:type="dxa"/>
-              <w:bottom w:w="100" w:type="dxa"/>
-              <w:right w:w="120" w:type="dxa"/>
-            </w:tcMar>
-          </w:tcPr>
-          <w:p>
-            <w:r>
-              <w:t>не менее 85%</w:t>
-            </w:r>
-          </w:p>
-        </w:tc>
-      </w:tr>
-      <w:tr>
-        <w:tc>
-          <w:tcPr>
-            <w:tcW w:w="4513" w:type="dxa"/>
-            <w:tcBorders>
-              <w:top w:val="single" w:sz="4" w:space="0" w:color="CCCCCC"/>
-              <w:left w:val="single" w:sz="4" w:space="0" w:color="CCCCCC"/>
-              <w:bottom w:val="single" w:sz="4" w:space="0" w:color="CCCCCC"/>
-              <w:right w:val="single" w:sz="4" w:space="0" w:color="CCCCCC"/>
-            </w:tcBorders>
-            <w:tcMar>
-              <w:top w:w="100" w:type="dxa"/>
-              <w:left w:w="120" w:type="dxa"/>
-              <w:bottom w:w="100" w:type="dxa"/>
-              <w:right w:w="120" w:type="dxa"/>
-            </w:tcMar>
-          </w:tcPr>
-          <w:p>
-            <w:r>
-              <w:t>Снижение ручного ввода данных</w:t>
-            </w:r>
-          </w:p>
-        </w:tc>
-        <w:tc>
-          <w:tcPr>
-            <w:tcW w:w="4513" w:type="dxa"/>
-            <w:tcBorders>
-              <w:top w:val="single" w:sz="4" w:space="0" w:color="CCCCCC"/>
-              <w:left w:val="single" w:sz="4" w:space="0" w:color="CCCCCC"/>
-              <w:bottom w:val="single" w:sz="4" w:space="0" w:color="CCCCCC"/>
-              <w:right w:val="single" w:sz="4" w:space="0" w:color="CCCCCC"/>
-            </w:tcBorders>
-            <w:shd w:val="clear" w:color="auto" w:fill="F5F5F5"/>
-            <w:tcMar>
-              <w:top w:w="100" w:type="dxa"/>
-              <w:left w:w="120" w:type="dxa"/>
-              <w:bottom w:w="100" w:type="dxa"/>
-              <w:right w:w="120" w:type="dxa"/>
-            </w:tcMar>
-          </w:tcPr>
-          <w:p>
-            <w:pPr>
-              <w:rPr>
-                <w:i/>
-                <w:iCs/>
-                <w:color w:val="999999"/>
-              </w:rPr>
-            </w:pPr>
-            <w:r>
-              <w:t>не менее 80%</w:t>
-            </w:r>
-          </w:p>
-        </w:tc>
-      </w:tr>
-      <w:tr>
-        <w:tc>
-          <w:tcPr>
-            <w:tcW w:w="4513" w:type="dxa"/>
-            <w:tcBorders>
-              <w:top w:val="single" w:sz="4" w:space="0" w:color="CCCCCC"/>
-              <w:left w:val="single" w:sz="4" w:space="0" w:color="CCCCCC"/>
-              <w:bottom w:val="single" w:sz="4" w:space="0" w:color="CCCCCC"/>
-              <w:right w:val="single" w:sz="4" w:space="0" w:color="CCCCCC"/>
-            </w:tcBorders>
-            <w:tcMar>
-              <w:top w:w="100" w:type="dxa"/>
-              <w:left w:w="120" w:type="dxa"/>
-              <w:bottom w:w="100" w:type="dxa"/>
-              <w:right w:w="120" w:type="dxa"/>
-            </w:tcMar>
-          </w:tcPr>
-          <w:p>
-            <w:r>
-              <w:t>Удовлетворенность пользователей</w:t>
-            </w:r>
-          </w:p>
-        </w:tc>
-        <w:tc>
-          <w:tcPr>
-            <w:tcW w:w="4513" w:type="dxa"/>
-            <w:tcBorders>
-              <w:top w:val="single" w:sz="4" w:space="0" w:color="CCCCCC"/>
-              <w:left w:val="single" w:sz="4" w:space="0" w:color="CCCCCC"/>
-              <w:bottom w:val="single" w:sz="4" w:space="0" w:color="CCCCCC"/>
-              <w:right w:val="single" w:sz="4" w:space="0" w:color="CCCCCC"/>
-            </w:tcBorders>
-            <w:shd w:val="clear" w:color="auto" w:fill="F5F5F5"/>
-            <w:tcMar>
-              <w:top w:w="100" w:type="dxa"/>
-              <w:left w:w="120" w:type="dxa"/>
-              <w:bottom w:w="100" w:type="dxa"/>
-              <w:right w:w="120" w:type="dxa"/>
-            </w:tcMar>
-          </w:tcPr>
-          <w:p>
-            <w:pPr>
-              <w:rPr>
-                <w:i/>
-                <w:iCs/>
-                <w:color w:val="999999"/>
-              </w:rPr>
-            </w:pPr>
-            <w:r>
-              <w:t>8/10 и выше</w:t>
+              <w:t>Создать ИИ-ассистента, который автоматически распознает, классифицирует и извлекает реквизиты из PDF-документов ИРД с сохранением структурированных данных в SQLite.</w:t>
             </w:r>
           </w:p>
         </w:tc>
@@ -1299,16 +886,8 @@
     </w:tbl>
     <w:p>
       <w:pPr>
-        <w:spacing w:before="200"/>
-      </w:pPr>
-    </w:p>
-    <w:p>
-      <w:pPr>
-        <w:pStyle w:val="2"/>
-      </w:pPr>
-      <w:r>
-        <w:t>3. Пользователи и сценарии</w:t>
-      </w:r>
+        <w:spacing w:before="150"/>
+      </w:pPr>
     </w:p>
     <w:p>
       <w:pPr>
@@ -1321,7 +900,7 @@
           <w:sz w:val="24"/>
           <w:szCs w:val="24"/>
         </w:rPr>
-        <w:t>3.1 Целевые пользователи</w:t>
+        <w:t>2.2 Измеримые показатели успеха (KPI)</w:t>
       </w:r>
     </w:p>
     <w:p>
@@ -1336,7 +915,7 @@
           <w:sz w:val="18"/>
           <w:szCs w:val="18"/>
         </w:rPr>
-        <w:t>Кто будет использовать ассистента? Опишите основные группы</w:t>
+        <w:t>Как вы поймете, что проект успешен? Укажите конкретные метрики</w:t>
       </w:r>
     </w:p>
     <w:tbl>
@@ -1356,12 +935,91 @@
         <w:tblLook w:val="0000" w:firstRow="0" w:lastRow="0" w:firstColumn="0" w:lastColumn="0" w:noHBand="0" w:noVBand="0"/>
       </w:tblPr>
       <w:tblGrid>
-        <w:gridCol w:w="9026"/>
+        <w:gridCol w:w="4513"/>
+        <w:gridCol w:w="4513"/>
       </w:tblGrid>
       <w:tr>
         <w:tc>
           <w:tcPr>
-            <w:tcW w:w="9026" w:type="dxa"/>
+            <w:tcW w:w="4513" w:type="dxa"/>
+            <w:tcBorders>
+              <w:top w:val="single" w:sz="4" w:space="0" w:color="CCCCCC"/>
+              <w:left w:val="single" w:sz="4" w:space="0" w:color="CCCCCC"/>
+              <w:bottom w:val="single" w:sz="4" w:space="0" w:color="CCCCCC"/>
+              <w:right w:val="single" w:sz="4" w:space="0" w:color="CCCCCC"/>
+            </w:tcBorders>
+            <w:shd w:val="clear" w:color="auto" w:fill="E5E7EB"/>
+            <w:tcMar>
+              <w:top w:w="100" w:type="dxa"/>
+              <w:left w:w="120" w:type="dxa"/>
+              <w:bottom w:w="100" w:type="dxa"/>
+              <w:right w:w="120" w:type="dxa"/>
+            </w:tcMar>
+          </w:tcPr>
+          <w:p>
+            <w:r>
+              <w:rPr>
+                <w:b/>
+                <w:bCs/>
+              </w:rPr>
+              <w:t>Метрика</w:t>
+            </w:r>
+          </w:p>
+        </w:tc>
+        <w:tc>
+          <w:tcPr>
+            <w:tcW w:w="4513" w:type="dxa"/>
+            <w:tcBorders>
+              <w:top w:val="single" w:sz="4" w:space="0" w:color="CCCCCC"/>
+              <w:left w:val="single" w:sz="4" w:space="0" w:color="CCCCCC"/>
+              <w:bottom w:val="single" w:sz="4" w:space="0" w:color="CCCCCC"/>
+              <w:right w:val="single" w:sz="4" w:space="0" w:color="CCCCCC"/>
+            </w:tcBorders>
+            <w:shd w:val="clear" w:color="auto" w:fill="E5E7EB"/>
+            <w:tcMar>
+              <w:top w:w="100" w:type="dxa"/>
+              <w:left w:w="120" w:type="dxa"/>
+              <w:bottom w:w="100" w:type="dxa"/>
+              <w:right w:w="120" w:type="dxa"/>
+            </w:tcMar>
+          </w:tcPr>
+          <w:p>
+            <w:r>
+              <w:rPr>
+                <w:b/>
+                <w:bCs/>
+              </w:rPr>
+              <w:t>Целевое значение</w:t>
+            </w:r>
+          </w:p>
+        </w:tc>
+      </w:tr>
+      <w:tr>
+        <w:tc>
+          <w:tcPr>
+            <w:tcW w:w="4513" w:type="dxa"/>
+            <w:tcBorders>
+              <w:top w:val="single" w:sz="4" w:space="0" w:color="CCCCCC"/>
+              <w:left w:val="single" w:sz="4" w:space="0" w:color="CCCCCC"/>
+              <w:bottom w:val="single" w:sz="4" w:space="0" w:color="CCCCCC"/>
+              <w:right w:val="single" w:sz="4" w:space="0" w:color="CCCCCC"/>
+            </w:tcBorders>
+            <w:tcMar>
+              <w:top w:w="100" w:type="dxa"/>
+              <w:left w:w="120" w:type="dxa"/>
+              <w:bottom w:w="100" w:type="dxa"/>
+              <w:right w:w="120" w:type="dxa"/>
+            </w:tcMar>
+          </w:tcPr>
+          <w:p>
+            <w:r>
+              <w:t>Снижение времени обработки документов</w:t>
+            </w:r>
+          </w:p>
+        </w:tc>
+        <w:tc>
+          <w:tcPr>
+            <w:tcW w:w="4513" w:type="dxa"/>
             <w:tcBorders>
               <w:top w:val="single" w:sz="4" w:space="0" w:color="CCCCCC"/>
               <w:left w:val="single" w:sz="4" w:space="0" w:color="CCCCCC"/>
@@ -1377,145 +1035,274 @@
             </w:tcMar>
           </w:tcPr>
           <w:p>
-            <w:pPr>
-              <w:pStyle w:val="3"/>
-            </w:pPr>
-            <w:r>
-              <w:t>Группа 1: Специалисты проектного отдела</w:t>
-            </w:r>
-          </w:p>
-          <w:p>
-            <w:pPr>
-              <w:numPr>
-                <w:ilvl w:val="0"/>
-                <w:numId w:val="5"/>
-              </w:numPr>
-              <w:spacing w:before="100" w:beforeAutospacing="1" w:after="100" w:afterAutospacing="1"/>
-            </w:pPr>
-            <w:r>
-              <w:t xml:space="preserve">Работа с ИРД; </w:t>
-            </w:r>
-          </w:p>
-          <w:p>
-            <w:pPr>
-              <w:numPr>
-                <w:ilvl w:val="0"/>
-                <w:numId w:val="5"/>
-              </w:numPr>
-              <w:spacing w:before="100" w:beforeAutospacing="1" w:after="100" w:afterAutospacing="1"/>
-            </w:pPr>
-            <w:r>
-              <w:t xml:space="preserve">Проверка сроков действия документов; </w:t>
-            </w:r>
-          </w:p>
-          <w:p>
-            <w:pPr>
-              <w:numPr>
-                <w:ilvl w:val="0"/>
-                <w:numId w:val="5"/>
-              </w:numPr>
-              <w:spacing w:before="100" w:beforeAutospacing="1" w:after="100" w:afterAutospacing="1"/>
-            </w:pPr>
-            <w:r>
-              <w:t xml:space="preserve">Частота использования: ежедневно. </w:t>
-            </w:r>
-          </w:p>
-          <w:p>
-            <w:pPr>
-              <w:pStyle w:val="3"/>
-            </w:pPr>
-            <w:r>
-              <w:t>Группа 2: Руководители проектов</w:t>
-            </w:r>
-          </w:p>
-          <w:p>
-            <w:pPr>
-              <w:numPr>
-                <w:ilvl w:val="0"/>
-                <w:numId w:val="6"/>
-              </w:numPr>
-              <w:spacing w:before="100" w:beforeAutospacing="1" w:after="100" w:afterAutospacing="1"/>
-            </w:pPr>
-            <w:r>
-              <w:t xml:space="preserve">Контроль комплектности документации; </w:t>
-            </w:r>
-          </w:p>
-          <w:p>
-            <w:pPr>
-              <w:numPr>
-                <w:ilvl w:val="0"/>
-                <w:numId w:val="6"/>
-              </w:numPr>
-              <w:spacing w:before="100" w:beforeAutospacing="1" w:after="100" w:afterAutospacing="1"/>
-            </w:pPr>
-            <w:r>
-              <w:t xml:space="preserve">Проверка актуальности разрешений; </w:t>
-            </w:r>
-          </w:p>
-          <w:p>
-            <w:pPr>
-              <w:numPr>
-                <w:ilvl w:val="0"/>
-                <w:numId w:val="6"/>
-              </w:numPr>
-              <w:spacing w:before="100" w:beforeAutospacing="1" w:after="100" w:afterAutospacing="1"/>
-            </w:pPr>
-            <w:r>
-              <w:t xml:space="preserve">Использование несколько раз в неделю. </w:t>
-            </w:r>
-          </w:p>
-          <w:p>
-            <w:pPr>
-              <w:pStyle w:val="3"/>
-            </w:pPr>
-            <w:r>
-              <w:t>Группа 3: Администратор системы</w:t>
-            </w:r>
-          </w:p>
-          <w:p>
-            <w:pPr>
-              <w:numPr>
-                <w:ilvl w:val="0"/>
-                <w:numId w:val="7"/>
-              </w:numPr>
-              <w:spacing w:before="100" w:beforeAutospacing="1" w:after="100" w:afterAutospacing="1"/>
-            </w:pPr>
-            <w:r>
-              <w:t xml:space="preserve">Контроль загрузок; </w:t>
-            </w:r>
-          </w:p>
-          <w:p>
-            <w:pPr>
-              <w:numPr>
-                <w:ilvl w:val="0"/>
-                <w:numId w:val="7"/>
-              </w:numPr>
-              <w:spacing w:before="100" w:beforeAutospacing="1" w:after="100" w:afterAutospacing="1"/>
-            </w:pPr>
-            <w:r>
-              <w:t xml:space="preserve">Мониторинг ошибок OCR и AI; </w:t>
-            </w:r>
-          </w:p>
-          <w:p>
-            <w:pPr>
-              <w:numPr>
-                <w:ilvl w:val="0"/>
-                <w:numId w:val="7"/>
-              </w:numPr>
-              <w:spacing w:before="100" w:beforeAutospacing="1" w:after="100" w:afterAutospacing="1"/>
-            </w:pPr>
-            <w:r>
-              <w:t>Настройка системы.</w:t>
-            </w:r>
-          </w:p>
-          <w:p/>
+            <w:r>
+              <w:t>не менее 70%</w:t>
+            </w:r>
+          </w:p>
+        </w:tc>
+      </w:tr>
+      <w:tr>
+        <w:tc>
+          <w:tcPr>
+            <w:tcW w:w="4513" w:type="dxa"/>
+            <w:tcBorders>
+              <w:top w:val="single" w:sz="4" w:space="0" w:color="CCCCCC"/>
+              <w:left w:val="single" w:sz="4" w:space="0" w:color="CCCCCC"/>
+              <w:bottom w:val="single" w:sz="4" w:space="0" w:color="CCCCCC"/>
+              <w:right w:val="single" w:sz="4" w:space="0" w:color="CCCCCC"/>
+            </w:tcBorders>
+            <w:tcMar>
+              <w:top w:w="100" w:type="dxa"/>
+              <w:left w:w="120" w:type="dxa"/>
+              <w:bottom w:w="100" w:type="dxa"/>
+              <w:right w:w="120" w:type="dxa"/>
+            </w:tcMar>
+          </w:tcPr>
+          <w:p>
+            <w:r>
+              <w:t>Скорость обработки одного PDF</w:t>
+            </w:r>
+          </w:p>
+        </w:tc>
+        <w:tc>
+          <w:tcPr>
+            <w:tcW w:w="4513" w:type="dxa"/>
+            <w:tcBorders>
+              <w:top w:val="single" w:sz="4" w:space="0" w:color="CCCCCC"/>
+              <w:left w:val="single" w:sz="4" w:space="0" w:color="CCCCCC"/>
+              <w:bottom w:val="single" w:sz="4" w:space="0" w:color="CCCCCC"/>
+              <w:right w:val="single" w:sz="4" w:space="0" w:color="CCCCCC"/>
+            </w:tcBorders>
+            <w:shd w:val="clear" w:color="auto" w:fill="F5F5F5"/>
+            <w:tcMar>
+              <w:top w:w="100" w:type="dxa"/>
+              <w:left w:w="120" w:type="dxa"/>
+              <w:bottom w:w="100" w:type="dxa"/>
+              <w:right w:w="120" w:type="dxa"/>
+            </w:tcMar>
+          </w:tcPr>
+          <w:p>
+            <w:r>
+              <w:t>до 30 секунд</w:t>
+            </w:r>
+          </w:p>
+        </w:tc>
+      </w:tr>
+      <w:tr>
+        <w:tc>
+          <w:tcPr>
+            <w:tcW w:w="4513" w:type="dxa"/>
+            <w:tcBorders>
+              <w:top w:val="single" w:sz="4" w:space="0" w:color="CCCCCC"/>
+              <w:left w:val="single" w:sz="4" w:space="0" w:color="CCCCCC"/>
+              <w:bottom w:val="single" w:sz="4" w:space="0" w:color="CCCCCC"/>
+              <w:right w:val="single" w:sz="4" w:space="0" w:color="CCCCCC"/>
+            </w:tcBorders>
+            <w:tcMar>
+              <w:top w:w="100" w:type="dxa"/>
+              <w:left w:w="120" w:type="dxa"/>
+              <w:bottom w:w="100" w:type="dxa"/>
+              <w:right w:w="120" w:type="dxa"/>
+            </w:tcMar>
+          </w:tcPr>
+          <w:p>
+            <w:r>
+              <w:t>Точность OCR + AI извлечения</w:t>
+            </w:r>
+          </w:p>
+        </w:tc>
+        <w:tc>
+          <w:tcPr>
+            <w:tcW w:w="4513" w:type="dxa"/>
+            <w:tcBorders>
+              <w:top w:val="single" w:sz="4" w:space="0" w:color="CCCCCC"/>
+              <w:left w:val="single" w:sz="4" w:space="0" w:color="CCCCCC"/>
+              <w:bottom w:val="single" w:sz="4" w:space="0" w:color="CCCCCC"/>
+              <w:right w:val="single" w:sz="4" w:space="0" w:color="CCCCCC"/>
+            </w:tcBorders>
+            <w:shd w:val="clear" w:color="auto" w:fill="F5F5F5"/>
+            <w:tcMar>
+              <w:top w:w="100" w:type="dxa"/>
+              <w:left w:w="120" w:type="dxa"/>
+              <w:bottom w:w="100" w:type="dxa"/>
+              <w:right w:w="120" w:type="dxa"/>
+            </w:tcMar>
+          </w:tcPr>
+          <w:p>
+            <w:r>
+              <w:t>не менее 90%</w:t>
+            </w:r>
+          </w:p>
+        </w:tc>
+      </w:tr>
+      <w:tr>
+        <w:tc>
+          <w:tcPr>
+            <w:tcW w:w="4513" w:type="dxa"/>
+            <w:tcBorders>
+              <w:top w:val="single" w:sz="4" w:space="0" w:color="CCCCCC"/>
+              <w:left w:val="single" w:sz="4" w:space="0" w:color="CCCCCC"/>
+              <w:bottom w:val="single" w:sz="4" w:space="0" w:color="CCCCCC"/>
+              <w:right w:val="single" w:sz="4" w:space="0" w:color="CCCCCC"/>
+            </w:tcBorders>
+            <w:tcMar>
+              <w:top w:w="100" w:type="dxa"/>
+              <w:left w:w="120" w:type="dxa"/>
+              <w:bottom w:w="100" w:type="dxa"/>
+              <w:right w:w="120" w:type="dxa"/>
+            </w:tcMar>
+          </w:tcPr>
+          <w:p>
+            <w:r>
+              <w:t>Доля автоматически обработанных документов</w:t>
+            </w:r>
+          </w:p>
+        </w:tc>
+        <w:tc>
+          <w:tcPr>
+            <w:tcW w:w="4513" w:type="dxa"/>
+            <w:tcBorders>
+              <w:top w:val="single" w:sz="4" w:space="0" w:color="CCCCCC"/>
+              <w:left w:val="single" w:sz="4" w:space="0" w:color="CCCCCC"/>
+              <w:bottom w:val="single" w:sz="4" w:space="0" w:color="CCCCCC"/>
+              <w:right w:val="single" w:sz="4" w:space="0" w:color="CCCCCC"/>
+            </w:tcBorders>
+            <w:shd w:val="clear" w:color="auto" w:fill="F5F5F5"/>
+            <w:tcMar>
+              <w:top w:w="100" w:type="dxa"/>
+              <w:left w:w="120" w:type="dxa"/>
+              <w:bottom w:w="100" w:type="dxa"/>
+              <w:right w:w="120" w:type="dxa"/>
+            </w:tcMar>
+          </w:tcPr>
+          <w:p>
+            <w:r>
+              <w:t>не менее 85%</w:t>
+            </w:r>
+          </w:p>
+        </w:tc>
+      </w:tr>
+      <w:tr>
+        <w:tc>
+          <w:tcPr>
+            <w:tcW w:w="4513" w:type="dxa"/>
+            <w:tcBorders>
+              <w:top w:val="single" w:sz="4" w:space="0" w:color="CCCCCC"/>
+              <w:left w:val="single" w:sz="4" w:space="0" w:color="CCCCCC"/>
+              <w:bottom w:val="single" w:sz="4" w:space="0" w:color="CCCCCC"/>
+              <w:right w:val="single" w:sz="4" w:space="0" w:color="CCCCCC"/>
+            </w:tcBorders>
+            <w:tcMar>
+              <w:top w:w="100" w:type="dxa"/>
+              <w:left w:w="120" w:type="dxa"/>
+              <w:bottom w:w="100" w:type="dxa"/>
+              <w:right w:w="120" w:type="dxa"/>
+            </w:tcMar>
+          </w:tcPr>
+          <w:p>
+            <w:r>
+              <w:t>Снижение ручного ввода данных</w:t>
+            </w:r>
+          </w:p>
+        </w:tc>
+        <w:tc>
+          <w:tcPr>
+            <w:tcW w:w="4513" w:type="dxa"/>
+            <w:tcBorders>
+              <w:top w:val="single" w:sz="4" w:space="0" w:color="CCCCCC"/>
+              <w:left w:val="single" w:sz="4" w:space="0" w:color="CCCCCC"/>
+              <w:bottom w:val="single" w:sz="4" w:space="0" w:color="CCCCCC"/>
+              <w:right w:val="single" w:sz="4" w:space="0" w:color="CCCCCC"/>
+            </w:tcBorders>
+            <w:shd w:val="clear" w:color="auto" w:fill="F5F5F5"/>
+            <w:tcMar>
+              <w:top w:w="100" w:type="dxa"/>
+              <w:left w:w="120" w:type="dxa"/>
+              <w:bottom w:w="100" w:type="dxa"/>
+              <w:right w:w="120" w:type="dxa"/>
+            </w:tcMar>
+          </w:tcPr>
+          <w:p>
+            <w:pPr>
+              <w:rPr>
+                <w:i/>
+                <w:iCs/>
+                <w:color w:val="999999"/>
+              </w:rPr>
+            </w:pPr>
+            <w:r>
+              <w:t>не менее 80%</w:t>
+            </w:r>
+          </w:p>
+        </w:tc>
+      </w:tr>
+      <w:tr>
+        <w:tc>
+          <w:tcPr>
+            <w:tcW w:w="4513" w:type="dxa"/>
+            <w:tcBorders>
+              <w:top w:val="single" w:sz="4" w:space="0" w:color="CCCCCC"/>
+              <w:left w:val="single" w:sz="4" w:space="0" w:color="CCCCCC"/>
+              <w:bottom w:val="single" w:sz="4" w:space="0" w:color="CCCCCC"/>
+              <w:right w:val="single" w:sz="4" w:space="0" w:color="CCCCCC"/>
+            </w:tcBorders>
+            <w:tcMar>
+              <w:top w:w="100" w:type="dxa"/>
+              <w:left w:w="120" w:type="dxa"/>
+              <w:bottom w:w="100" w:type="dxa"/>
+              <w:right w:w="120" w:type="dxa"/>
+            </w:tcMar>
+          </w:tcPr>
+          <w:p>
+            <w:r>
+              <w:t>Удовлетворенность пользователей</w:t>
+            </w:r>
+          </w:p>
+        </w:tc>
+        <w:tc>
+          <w:tcPr>
+            <w:tcW w:w="4513" w:type="dxa"/>
+            <w:tcBorders>
+              <w:top w:val="single" w:sz="4" w:space="0" w:color="CCCCCC"/>
+              <w:left w:val="single" w:sz="4" w:space="0" w:color="CCCCCC"/>
+              <w:bottom w:val="single" w:sz="4" w:space="0" w:color="CCCCCC"/>
+              <w:right w:val="single" w:sz="4" w:space="0" w:color="CCCCCC"/>
+            </w:tcBorders>
+            <w:shd w:val="clear" w:color="auto" w:fill="F5F5F5"/>
+            <w:tcMar>
+              <w:top w:w="100" w:type="dxa"/>
+              <w:left w:w="120" w:type="dxa"/>
+              <w:bottom w:w="100" w:type="dxa"/>
+              <w:right w:w="120" w:type="dxa"/>
+            </w:tcMar>
+          </w:tcPr>
+          <w:p>
+            <w:pPr>
+              <w:rPr>
+                <w:i/>
+                <w:iCs/>
+                <w:color w:val="999999"/>
+              </w:rPr>
+            </w:pPr>
+            <w:r>
+              <w:t>8/10 и выше</w:t>
+            </w:r>
+          </w:p>
         </w:tc>
       </w:tr>
     </w:tbl>
     <w:p>
       <w:pPr>
-        <w:spacing w:before="150"/>
-      </w:pPr>
+        <w:spacing w:before="200"/>
+      </w:pPr>
+    </w:p>
+    <w:p>
+      <w:pPr>
+        <w:pStyle w:val="2"/>
+      </w:pPr>
+      <w:r>
+        <w:t>3. Пользователи и сценарии</w:t>
+      </w:r>
     </w:p>
     <w:p>
       <w:pPr>
@@ -1528,7 +1315,7 @@
           <w:sz w:val="24"/>
           <w:szCs w:val="24"/>
         </w:rPr>
-        <w:t>3.2 Пользовательские сценарии (Use Cases)</w:t>
+        <w:t>3.1 Целевые пользователи</w:t>
       </w:r>
     </w:p>
     <w:p>
@@ -1543,7 +1330,7 @@
           <w:sz w:val="18"/>
           <w:szCs w:val="18"/>
         </w:rPr>
-        <w:t>Опишите 3-5 типичных сценариев использования</w:t>
+        <w:t>Кто будет использовать ассистента? Опишите основные группы</w:t>
       </w:r>
     </w:p>
     <w:tbl>
@@ -1570,12 +1357,12 @@
           <w:tcPr>
             <w:tcW w:w="9026" w:type="dxa"/>
             <w:tcBorders>
-              <w:top w:val="single" w:sz="4" w:space="0" w:color="6366F1"/>
-              <w:left w:val="single" w:sz="8" w:space="0" w:color="6366F1"/>
-              <w:bottom w:val="single" w:sz="4" w:space="0" w:color="6366F1"/>
-              <w:right w:val="single" w:sz="4" w:space="0" w:color="6366F1"/>
-            </w:tcBorders>
-            <w:shd w:val="clear" w:color="auto" w:fill="EEF2FF"/>
+              <w:top w:val="single" w:sz="4" w:space="0" w:color="CCCCCC"/>
+              <w:left w:val="single" w:sz="4" w:space="0" w:color="CCCCCC"/>
+              <w:bottom w:val="single" w:sz="4" w:space="0" w:color="CCCCCC"/>
+              <w:right w:val="single" w:sz="4" w:space="0" w:color="CCCCCC"/>
+            </w:tcBorders>
+            <w:shd w:val="clear" w:color="auto" w:fill="F5F5F5"/>
             <w:tcMar>
               <w:top w:w="100" w:type="dxa"/>
               <w:left w:w="120" w:type="dxa"/>
@@ -1588,85 +1375,87 @@
               <w:pStyle w:val="3"/>
             </w:pPr>
             <w:r>
-              <w:t>Сценарий 1</w:t>
-            </w:r>
-          </w:p>
-          <w:p>
-            <w:pPr>
-              <w:pStyle w:val="aff3"/>
-            </w:pPr>
-            <w:r>
-              <w:rPr>
-                <w:rStyle w:val="aff4"/>
-              </w:rPr>
-              <w:t>Название:</w:t>
-            </w:r>
-            <w:r>
-              <w:t xml:space="preserve"> Загрузка PDF-документа</w:t>
-            </w:r>
-            <w:r>
-              <w:br/>
-            </w:r>
-            <w:r>
-              <w:rPr>
-                <w:rStyle w:val="aff4"/>
-              </w:rPr>
-              <w:t>Пользователь:</w:t>
-            </w:r>
-            <w:r>
-              <w:t xml:space="preserve"> Специалист проектного отдела</w:t>
-            </w:r>
-            <w:r>
-              <w:br/>
-            </w:r>
-            <w:r>
-              <w:rPr>
-                <w:rStyle w:val="aff4"/>
-              </w:rPr>
-              <w:t>Триггер:</w:t>
-            </w:r>
-            <w:r>
-              <w:t xml:space="preserve"> Получение нового документа ИРД</w:t>
-            </w:r>
-            <w:r>
-              <w:br/>
-            </w:r>
-            <w:r>
-              <w:rPr>
-                <w:rStyle w:val="aff4"/>
-              </w:rPr>
-              <w:t>Ожидаемый результат:</w:t>
-            </w:r>
-            <w:r>
-              <w:t xml:space="preserve"> Документ автоматически обработан и сохранен в базе данных.</w:t>
-            </w:r>
-          </w:p>
-        </w:tc>
-      </w:tr>
-      <w:tr>
-        <w:tc>
-          <w:tcPr>
-            <w:tcW w:w="9026" w:type="dxa"/>
-            <w:tcBorders>
-              <w:top w:val="single" w:sz="4" w:space="0" w:color="6366F1"/>
-              <w:left w:val="single" w:sz="8" w:space="0" w:color="6366F1"/>
-              <w:bottom w:val="single" w:sz="4" w:space="0" w:color="6366F1"/>
-              <w:right w:val="single" w:sz="4" w:space="0" w:color="6366F1"/>
-            </w:tcBorders>
-            <w:shd w:val="clear" w:color="auto" w:fill="EEF2FF"/>
-            <w:tcMar>
-              <w:top w:w="100" w:type="dxa"/>
-              <w:left w:w="120" w:type="dxa"/>
-              <w:bottom w:w="100" w:type="dxa"/>
-              <w:right w:w="120" w:type="dxa"/>
-            </w:tcMar>
-          </w:tcPr>
+              <w:t>Группа 1: Специалисты проектного отдела</w:t>
+            </w:r>
+          </w:p>
+          <w:p>
+            <w:pPr>
+              <w:numPr>
+                <w:ilvl w:val="0"/>
+                <w:numId w:val="5"/>
+              </w:numPr>
+              <w:spacing w:before="100" w:beforeAutospacing="1" w:after="100" w:afterAutospacing="1"/>
+            </w:pPr>
+            <w:r>
+              <w:t xml:space="preserve">Работа с ИРД; </w:t>
+            </w:r>
+          </w:p>
+          <w:p>
+            <w:pPr>
+              <w:numPr>
+                <w:ilvl w:val="0"/>
+                <w:numId w:val="5"/>
+              </w:numPr>
+              <w:spacing w:before="100" w:beforeAutospacing="1" w:after="100" w:afterAutospacing="1"/>
+            </w:pPr>
+            <w:r>
+              <w:t xml:space="preserve">Проверка сроков действия документов; </w:t>
+            </w:r>
+          </w:p>
+          <w:p>
+            <w:pPr>
+              <w:numPr>
+                <w:ilvl w:val="0"/>
+                <w:numId w:val="5"/>
+              </w:numPr>
+              <w:spacing w:before="100" w:beforeAutospacing="1" w:after="100" w:afterAutospacing="1"/>
+            </w:pPr>
+            <w:r>
+              <w:t xml:space="preserve">Частота использования: ежедневно. </w:t>
+            </w:r>
+          </w:p>
           <w:p>
             <w:pPr>
               <w:pStyle w:val="3"/>
             </w:pPr>
             <w:r>
-              <w:t>Сценарий 2</w:t>
+              <w:t>Группа 2: Руководители проектов</w:t>
+            </w:r>
+          </w:p>
+          <w:p>
+            <w:pPr>
+              <w:numPr>
+                <w:ilvl w:val="0"/>
+                <w:numId w:val="6"/>
+              </w:numPr>
+              <w:spacing w:before="100" w:beforeAutospacing="1" w:after="100" w:afterAutospacing="1"/>
+            </w:pPr>
+            <w:r>
+              <w:t xml:space="preserve">Контроль комплектности документации; </w:t>
+            </w:r>
+          </w:p>
+          <w:p>
+            <w:pPr>
+              <w:numPr>
+                <w:ilvl w:val="0"/>
+                <w:numId w:val="6"/>
+              </w:numPr>
+              <w:spacing w:before="100" w:beforeAutospacing="1" w:after="100" w:afterAutospacing="1"/>
+            </w:pPr>
+            <w:r>
+              <w:t xml:space="preserve">Проверка актуальности разрешений; </w:t>
+            </w:r>
+          </w:p>
+          <w:p>
+            <w:pPr>
+              <w:numPr>
+                <w:ilvl w:val="0"/>
+                <w:numId w:val="6"/>
+              </w:numPr>
+              <w:spacing w:before="100" w:beforeAutospacing="1" w:after="100" w:afterAutospacing="1"/>
+            </w:pPr>
+            <w:r>
+              <w:t xml:space="preserve">Использование несколько раз в неделю. </w:t>
             </w:r>
           </w:p>
           <w:p>
@@ -1674,296 +1463,53 @@
               <w:pStyle w:val="3"/>
             </w:pPr>
             <w:r>
-              <w:rPr>
-                <w:rStyle w:val="aff4"/>
-              </w:rPr>
-              <w:t>Название:</w:t>
-            </w:r>
-            <w:r>
-              <w:t xml:space="preserve"> OCR распознавание сканированного PDF</w:t>
-            </w:r>
-            <w:r>
-              <w:br/>
-            </w:r>
-            <w:r>
-              <w:rPr>
-                <w:rStyle w:val="aff4"/>
-              </w:rPr>
-              <w:t>Пользователь:</w:t>
-            </w:r>
-            <w:r>
-              <w:t xml:space="preserve"> Система</w:t>
-            </w:r>
-            <w:r>
-              <w:br/>
-            </w:r>
-            <w:r>
-              <w:rPr>
-                <w:rStyle w:val="aff4"/>
-              </w:rPr>
-              <w:t>Триггер:</w:t>
-            </w:r>
-            <w:r>
-              <w:t xml:space="preserve"> Отсутствие текстового слоя в PDF</w:t>
-            </w:r>
-            <w:r>
-              <w:br/>
-            </w:r>
-            <w:r>
-              <w:rPr>
-                <w:rStyle w:val="aff4"/>
-              </w:rPr>
-              <w:t>Ожидаемый результат:</w:t>
-            </w:r>
-            <w:r>
-              <w:t xml:space="preserve"> Изображения страниц распознаны через OCR.</w:t>
-            </w:r>
-          </w:p>
-        </w:tc>
-      </w:tr>
-      <w:tr>
-        <w:tc>
-          <w:tcPr>
-            <w:tcW w:w="9026" w:type="dxa"/>
-            <w:tcBorders>
-              <w:top w:val="single" w:sz="4" w:space="0" w:color="6366F1"/>
-              <w:left w:val="single" w:sz="8" w:space="0" w:color="6366F1"/>
-              <w:bottom w:val="single" w:sz="4" w:space="0" w:color="6366F1"/>
-              <w:right w:val="single" w:sz="4" w:space="0" w:color="6366F1"/>
-            </w:tcBorders>
-            <w:shd w:val="clear" w:color="auto" w:fill="EEF2FF"/>
-            <w:tcMar>
-              <w:top w:w="100" w:type="dxa"/>
-              <w:left w:w="120" w:type="dxa"/>
-              <w:bottom w:w="100" w:type="dxa"/>
-              <w:right w:w="120" w:type="dxa"/>
-            </w:tcMar>
-          </w:tcPr>
-          <w:p>
-            <w:pPr>
-              <w:pStyle w:val="3"/>
-            </w:pPr>
-            <w:r>
-              <w:t>Сценарий 3</w:t>
-            </w:r>
-          </w:p>
-          <w:p>
-            <w:pPr>
-              <w:pStyle w:val="aff3"/>
-            </w:pPr>
-            <w:r>
-              <w:rPr>
-                <w:rStyle w:val="aff4"/>
-              </w:rPr>
-              <w:t>Название:</w:t>
-            </w:r>
-            <w:r>
-              <w:t xml:space="preserve"> Извлечение реквизитов через AI</w:t>
-            </w:r>
-            <w:r>
-              <w:br/>
-            </w:r>
-            <w:r>
-              <w:rPr>
-                <w:rStyle w:val="aff4"/>
-              </w:rPr>
-              <w:t>Пользователь:</w:t>
-            </w:r>
-            <w:r>
-              <w:t xml:space="preserve"> Система</w:t>
-            </w:r>
-            <w:r>
-              <w:br/>
-            </w:r>
-            <w:r>
-              <w:rPr>
-                <w:rStyle w:val="aff4"/>
-              </w:rPr>
-              <w:t>Триггер:</w:t>
-            </w:r>
-            <w:r>
-              <w:t xml:space="preserve"> Получен текст документа</w:t>
-            </w:r>
-            <w:r>
-              <w:br/>
-            </w:r>
-            <w:r>
-              <w:rPr>
-                <w:rStyle w:val="aff4"/>
-              </w:rPr>
-              <w:t>Ожидаемый результат:</w:t>
-            </w:r>
-            <w:r>
-              <w:t xml:space="preserve"> Система формирует структурированный JSON с реквизитами.</w:t>
-            </w:r>
-          </w:p>
-        </w:tc>
-      </w:tr>
-      <w:tr>
-        <w:tc>
-          <w:tcPr>
-            <w:tcW w:w="9026" w:type="dxa"/>
-            <w:tcBorders>
-              <w:top w:val="single" w:sz="4" w:space="0" w:color="6366F1"/>
-              <w:left w:val="single" w:sz="8" w:space="0" w:color="6366F1"/>
-              <w:bottom w:val="single" w:sz="4" w:space="0" w:color="6366F1"/>
-              <w:right w:val="single" w:sz="4" w:space="0" w:color="6366F1"/>
-            </w:tcBorders>
-            <w:shd w:val="clear" w:color="auto" w:fill="EEF2FF"/>
-            <w:tcMar>
-              <w:top w:w="100" w:type="dxa"/>
-              <w:left w:w="120" w:type="dxa"/>
-              <w:bottom w:w="100" w:type="dxa"/>
-              <w:right w:w="120" w:type="dxa"/>
-            </w:tcMar>
-          </w:tcPr>
-          <w:p>
-            <w:pPr>
-              <w:pStyle w:val="3"/>
-            </w:pPr>
-            <w:r>
-              <w:t>Сценарий 4</w:t>
-            </w:r>
-          </w:p>
-          <w:p>
-            <w:pPr>
-              <w:pStyle w:val="aff3"/>
-            </w:pPr>
-            <w:r>
-              <w:rPr>
-                <w:rStyle w:val="aff4"/>
-              </w:rPr>
-              <w:t>Название:</w:t>
-            </w:r>
-            <w:r>
-              <w:t xml:space="preserve"> Fallback обработка</w:t>
-            </w:r>
-            <w:r>
-              <w:br/>
-            </w:r>
-            <w:r>
-              <w:rPr>
-                <w:rStyle w:val="aff4"/>
-              </w:rPr>
-              <w:t>Пользователь:</w:t>
-            </w:r>
-            <w:r>
-              <w:t xml:space="preserve"> Система</w:t>
-            </w:r>
-            <w:r>
-              <w:br/>
-            </w:r>
-            <w:r>
-              <w:rPr>
-                <w:rStyle w:val="aff4"/>
-              </w:rPr>
-              <w:t>Триггер:</w:t>
-            </w:r>
-            <w:r>
-              <w:t xml:space="preserve"> Недоступность AI API</w:t>
-            </w:r>
-            <w:r>
-              <w:br/>
-            </w:r>
-            <w:r>
-              <w:rPr>
-                <w:rStyle w:val="aff4"/>
-              </w:rPr>
-              <w:t>Ожидаемый результат:</w:t>
-            </w:r>
-            <w:r>
-              <w:t xml:space="preserve"> Используется локальный regex/fuzzy parser.</w:t>
-            </w:r>
-          </w:p>
-        </w:tc>
-      </w:tr>
-      <w:tr>
-        <w:tc>
-          <w:tcPr>
-            <w:tcW w:w="9026" w:type="dxa"/>
-            <w:tcBorders>
-              <w:top w:val="single" w:sz="4" w:space="0" w:color="6366F1"/>
-              <w:left w:val="single" w:sz="8" w:space="0" w:color="6366F1"/>
-              <w:bottom w:val="single" w:sz="4" w:space="0" w:color="6366F1"/>
-              <w:right w:val="single" w:sz="4" w:space="0" w:color="6366F1"/>
-            </w:tcBorders>
-            <w:shd w:val="clear" w:color="auto" w:fill="EEF2FF"/>
-            <w:tcMar>
-              <w:top w:w="100" w:type="dxa"/>
-              <w:left w:w="120" w:type="dxa"/>
-              <w:bottom w:w="100" w:type="dxa"/>
-              <w:right w:w="120" w:type="dxa"/>
-            </w:tcMar>
-          </w:tcPr>
-          <w:p>
-            <w:pPr>
-              <w:pStyle w:val="3"/>
-            </w:pPr>
-            <w:r>
-              <w:t>Сценарий 5</w:t>
-            </w:r>
-          </w:p>
-          <w:p>
-            <w:pPr>
-              <w:pStyle w:val="aff3"/>
-            </w:pPr>
-            <w:r>
-              <w:rPr>
-                <w:rStyle w:val="aff4"/>
-              </w:rPr>
-              <w:t>Название:</w:t>
-            </w:r>
-            <w:r>
-              <w:t xml:space="preserve"> Контроль срока действия документа</w:t>
-            </w:r>
-            <w:r>
-              <w:br/>
-            </w:r>
-            <w:r>
-              <w:rPr>
-                <w:rStyle w:val="aff4"/>
-              </w:rPr>
-              <w:t>Пользователь:</w:t>
-            </w:r>
-            <w:r>
-              <w:t xml:space="preserve"> Руководитель проекта</w:t>
-            </w:r>
-            <w:r>
-              <w:br/>
-            </w:r>
-            <w:r>
-              <w:rPr>
-                <w:rStyle w:val="aff4"/>
-              </w:rPr>
-              <w:t>Триггер:</w:t>
-            </w:r>
-            <w:r>
-              <w:t xml:space="preserve"> Просмотр карточки документа</w:t>
-            </w:r>
-            <w:r>
-              <w:br/>
-            </w:r>
-            <w:r>
-              <w:rPr>
-                <w:rStyle w:val="aff4"/>
-              </w:rPr>
-              <w:t>Ожидаемый результат:</w:t>
-            </w:r>
-            <w:r>
-              <w:t xml:space="preserve"> Отображается срок действия либо статус «без срока действия».</w:t>
-            </w:r>
-          </w:p>
+              <w:t>Группа 3: Администратор системы</w:t>
+            </w:r>
+          </w:p>
+          <w:p>
+            <w:pPr>
+              <w:numPr>
+                <w:ilvl w:val="0"/>
+                <w:numId w:val="7"/>
+              </w:numPr>
+              <w:spacing w:before="100" w:beforeAutospacing="1" w:after="100" w:afterAutospacing="1"/>
+            </w:pPr>
+            <w:r>
+              <w:t xml:space="preserve">Контроль загрузок; </w:t>
+            </w:r>
+          </w:p>
+          <w:p>
+            <w:pPr>
+              <w:numPr>
+                <w:ilvl w:val="0"/>
+                <w:numId w:val="7"/>
+              </w:numPr>
+              <w:spacing w:before="100" w:beforeAutospacing="1" w:after="100" w:afterAutospacing="1"/>
+            </w:pPr>
+            <w:r>
+              <w:t xml:space="preserve">Мониторинг ошибок OCR и AI; </w:t>
+            </w:r>
+          </w:p>
+          <w:p>
+            <w:pPr>
+              <w:numPr>
+                <w:ilvl w:val="0"/>
+                <w:numId w:val="7"/>
+              </w:numPr>
+              <w:spacing w:before="100" w:beforeAutospacing="1" w:after="100" w:afterAutospacing="1"/>
+            </w:pPr>
+            <w:r>
+              <w:t>Настройка системы.</w:t>
+            </w:r>
+          </w:p>
+          <w:p/>
         </w:tc>
       </w:tr>
     </w:tbl>
-    <w:p/>
     <w:p>
       <w:pPr>
-        <w:pStyle w:val="2"/>
-      </w:pPr>
-      <w:r>
-        <w:t>4. Функциональные требования</w:t>
-      </w:r>
+        <w:spacing w:before="150"/>
+      </w:pPr>
     </w:p>
     <w:p>
       <w:pPr>
@@ -1976,7 +1522,7 @@
           <w:sz w:val="24"/>
           <w:szCs w:val="24"/>
         </w:rPr>
-        <w:t>4.1 Основные функции (Must Have)</w:t>
+        <w:t>3.2 Пользовательские сценарии (Use Cases)</w:t>
       </w:r>
     </w:p>
     <w:p>
@@ -1991,12 +1537,12 @@
           <w:sz w:val="18"/>
           <w:szCs w:val="18"/>
         </w:rPr>
-        <w:t>Без чего проект не имеет смысла — критичный функционал</w:t>
+        <w:t>Опишите 3-5 типичных сценариев использования</w:t>
       </w:r>
     </w:p>
     <w:tbl>
       <w:tblPr>
-        <w:tblStyle w:val="af7"/>
+        <w:tblStyle w:val="af5"/>
         <w:tblW w:w="9026" w:type="dxa"/>
         <w:tblInd w:w="0" w:type="dxa"/>
         <w:tblBorders>
@@ -2018,180 +1564,400 @@
           <w:tcPr>
             <w:tcW w:w="9026" w:type="dxa"/>
             <w:tcBorders>
-              <w:top w:val="single" w:sz="4" w:space="0" w:color="CCCCCC"/>
-              <w:left w:val="single" w:sz="4" w:space="0" w:color="CCCCCC"/>
-              <w:bottom w:val="single" w:sz="4" w:space="0" w:color="CCCCCC"/>
-              <w:right w:val="single" w:sz="4" w:space="0" w:color="CCCCCC"/>
-            </w:tcBorders>
-            <w:shd w:val="clear" w:color="auto" w:fill="F5F5F5"/>
-            <w:tcMar>
-              <w:top w:w="100" w:type="dxa"/>
-              <w:left w:w="120" w:type="dxa"/>
-              <w:bottom w:w="100" w:type="dxa"/>
-              <w:right w:w="120" w:type="dxa"/>
-            </w:tcMar>
-          </w:tcPr>
-          <w:p>
-            <w:pPr>
-              <w:pStyle w:val="a4"/>
-              <w:numPr>
-                <w:ilvl w:val="0"/>
-                <w:numId w:val="8"/>
-              </w:numPr>
-              <w:ind w:left="447"/>
-            </w:pPr>
-            <w:r>
-              <w:t xml:space="preserve">Загрузка PDF-документов через веб-интерфейс. </w:t>
-            </w:r>
-          </w:p>
-          <w:p>
-            <w:pPr>
-              <w:pStyle w:val="a4"/>
-              <w:numPr>
-                <w:ilvl w:val="0"/>
-                <w:numId w:val="8"/>
-              </w:numPr>
-              <w:ind w:left="447"/>
-            </w:pPr>
-            <w:r>
-              <w:t xml:space="preserve">Ввод номера договора и наименования объекта. </w:t>
-            </w:r>
-          </w:p>
-          <w:p>
-            <w:pPr>
-              <w:pStyle w:val="a4"/>
-              <w:numPr>
-                <w:ilvl w:val="0"/>
-                <w:numId w:val="8"/>
-              </w:numPr>
-              <w:ind w:left="447"/>
-            </w:pPr>
-            <w:r>
-              <w:t xml:space="preserve">Сохранение файлов в </w:t>
-            </w:r>
-            <w:r>
-              <w:rPr>
-                <w:rStyle w:val="HTML"/>
-                <w:rFonts w:eastAsia="Arial"/>
-              </w:rPr>
-              <w:t>instance/uploads</w:t>
-            </w:r>
-            <w:r>
-              <w:t xml:space="preserve">. </w:t>
-            </w:r>
-          </w:p>
-          <w:p>
-            <w:pPr>
-              <w:pStyle w:val="a4"/>
-              <w:numPr>
-                <w:ilvl w:val="0"/>
-                <w:numId w:val="8"/>
-              </w:numPr>
-              <w:ind w:left="447"/>
-            </w:pPr>
-            <w:r>
-              <w:t xml:space="preserve">Извлечение встроенного текста из PDF. </w:t>
-            </w:r>
-          </w:p>
-          <w:p>
-            <w:pPr>
-              <w:pStyle w:val="a4"/>
-              <w:numPr>
-                <w:ilvl w:val="0"/>
-                <w:numId w:val="8"/>
-              </w:numPr>
-              <w:ind w:left="447"/>
-            </w:pPr>
-            <w:r>
-              <w:t xml:space="preserve">OCR-распознавание сканированных документов. </w:t>
-            </w:r>
-          </w:p>
-          <w:p>
-            <w:pPr>
-              <w:pStyle w:val="a4"/>
-              <w:numPr>
-                <w:ilvl w:val="0"/>
-                <w:numId w:val="8"/>
-              </w:numPr>
-              <w:ind w:left="447"/>
-            </w:pPr>
-            <w:r>
-              <w:t xml:space="preserve">AI-классификация документов. </w:t>
-            </w:r>
-          </w:p>
-          <w:p>
-            <w:pPr>
-              <w:pStyle w:val="a4"/>
-              <w:numPr>
-                <w:ilvl w:val="0"/>
-                <w:numId w:val="8"/>
-              </w:numPr>
-              <w:ind w:left="447"/>
-            </w:pPr>
-            <w:r>
-              <w:lastRenderedPageBreak/>
-              <w:t xml:space="preserve">Извлечение реквизитов в JSON-структуру. </w:t>
-            </w:r>
-          </w:p>
-          <w:p>
-            <w:pPr>
-              <w:pStyle w:val="a4"/>
-              <w:numPr>
-                <w:ilvl w:val="0"/>
-                <w:numId w:val="8"/>
-              </w:numPr>
-              <w:ind w:left="447"/>
-            </w:pPr>
-            <w:r>
-              <w:t xml:space="preserve">Сохранение данных в SQLite. </w:t>
-            </w:r>
-          </w:p>
-          <w:p>
-            <w:pPr>
-              <w:pStyle w:val="a4"/>
-              <w:numPr>
-                <w:ilvl w:val="0"/>
-                <w:numId w:val="8"/>
-              </w:numPr>
-              <w:ind w:left="447"/>
-            </w:pPr>
-            <w:r>
-              <w:t xml:space="preserve">Fallback-обработка при недоступности AI. </w:t>
-            </w:r>
-          </w:p>
-          <w:p>
-            <w:pPr>
-              <w:pStyle w:val="a4"/>
-              <w:numPr>
-                <w:ilvl w:val="0"/>
-                <w:numId w:val="8"/>
-              </w:numPr>
-              <w:ind w:left="447"/>
-            </w:pPr>
-            <w:r>
-              <w:t xml:space="preserve">Определение срока действия документа. </w:t>
-            </w:r>
-          </w:p>
-          <w:p>
-            <w:pPr>
-              <w:pStyle w:val="a4"/>
-              <w:numPr>
-                <w:ilvl w:val="0"/>
-                <w:numId w:val="8"/>
-              </w:numPr>
-              <w:ind w:left="447"/>
-            </w:pPr>
-            <w:r>
-              <w:t>Логирование ошибок обработки.</w:t>
+              <w:top w:val="single" w:sz="4" w:space="0" w:color="6366F1"/>
+              <w:left w:val="single" w:sz="8" w:space="0" w:color="6366F1"/>
+              <w:bottom w:val="single" w:sz="4" w:space="0" w:color="6366F1"/>
+              <w:right w:val="single" w:sz="4" w:space="0" w:color="6366F1"/>
+            </w:tcBorders>
+            <w:shd w:val="clear" w:color="auto" w:fill="EEF2FF"/>
+            <w:tcMar>
+              <w:top w:w="100" w:type="dxa"/>
+              <w:left w:w="120" w:type="dxa"/>
+              <w:bottom w:w="100" w:type="dxa"/>
+              <w:right w:w="120" w:type="dxa"/>
+            </w:tcMar>
+          </w:tcPr>
+          <w:p>
+            <w:pPr>
+              <w:pStyle w:val="3"/>
+            </w:pPr>
+            <w:r>
+              <w:t>Сценарий 1</w:t>
+            </w:r>
+          </w:p>
+          <w:p>
+            <w:pPr>
+              <w:pStyle w:val="aff4"/>
+            </w:pPr>
+            <w:r>
+              <w:rPr>
+                <w:rStyle w:val="aff5"/>
+              </w:rPr>
+              <w:t>Название:</w:t>
+            </w:r>
+            <w:r>
+              <w:t xml:space="preserve"> Загрузка PDF-документа</w:t>
+            </w:r>
+            <w:r>
+              <w:br/>
+            </w:r>
+            <w:r>
+              <w:rPr>
+                <w:rStyle w:val="aff5"/>
+              </w:rPr>
+              <w:t>Пользователь:</w:t>
+            </w:r>
+            <w:r>
+              <w:t xml:space="preserve"> Специалист проектного отдела</w:t>
+            </w:r>
+            <w:r>
+              <w:br/>
+            </w:r>
+            <w:r>
+              <w:rPr>
+                <w:rStyle w:val="aff5"/>
+              </w:rPr>
+              <w:t>Триггер:</w:t>
+            </w:r>
+            <w:r>
+              <w:t xml:space="preserve"> Получение нового документа ИРД</w:t>
+            </w:r>
+            <w:r>
+              <w:br/>
+            </w:r>
+            <w:r>
+              <w:rPr>
+                <w:rStyle w:val="aff5"/>
+              </w:rPr>
+              <w:t>Ожидаемый результат:</w:t>
+            </w:r>
+            <w:r>
+              <w:t xml:space="preserve"> Документ автоматически обработан и сохранен в базе данных.</w:t>
+            </w:r>
+          </w:p>
+        </w:tc>
+      </w:tr>
+      <w:tr>
+        <w:tc>
+          <w:tcPr>
+            <w:tcW w:w="9026" w:type="dxa"/>
+            <w:tcBorders>
+              <w:top w:val="single" w:sz="4" w:space="0" w:color="6366F1"/>
+              <w:left w:val="single" w:sz="8" w:space="0" w:color="6366F1"/>
+              <w:bottom w:val="single" w:sz="4" w:space="0" w:color="6366F1"/>
+              <w:right w:val="single" w:sz="4" w:space="0" w:color="6366F1"/>
+            </w:tcBorders>
+            <w:shd w:val="clear" w:color="auto" w:fill="EEF2FF"/>
+            <w:tcMar>
+              <w:top w:w="100" w:type="dxa"/>
+              <w:left w:w="120" w:type="dxa"/>
+              <w:bottom w:w="100" w:type="dxa"/>
+              <w:right w:w="120" w:type="dxa"/>
+            </w:tcMar>
+          </w:tcPr>
+          <w:p>
+            <w:pPr>
+              <w:pStyle w:val="3"/>
+            </w:pPr>
+            <w:r>
+              <w:t>Сценарий 2</w:t>
+            </w:r>
+          </w:p>
+          <w:p>
+            <w:pPr>
+              <w:pStyle w:val="3"/>
+            </w:pPr>
+            <w:r>
+              <w:rPr>
+                <w:rStyle w:val="aff5"/>
+              </w:rPr>
+              <w:t>Название:</w:t>
+            </w:r>
+            <w:r>
+              <w:t xml:space="preserve"> OCR распознавание сканированного PDF</w:t>
+            </w:r>
+            <w:r>
+              <w:br/>
+            </w:r>
+            <w:r>
+              <w:rPr>
+                <w:rStyle w:val="aff5"/>
+              </w:rPr>
+              <w:t>Пользователь:</w:t>
+            </w:r>
+            <w:r>
+              <w:t xml:space="preserve"> Система</w:t>
+            </w:r>
+            <w:r>
+              <w:br/>
+            </w:r>
+            <w:r>
+              <w:rPr>
+                <w:rStyle w:val="aff5"/>
+              </w:rPr>
+              <w:t>Триггер:</w:t>
+            </w:r>
+            <w:r>
+              <w:t xml:space="preserve"> Отсутствие текстового слоя в PDF</w:t>
+            </w:r>
+            <w:r>
+              <w:br/>
+            </w:r>
+            <w:r>
+              <w:rPr>
+                <w:rStyle w:val="aff5"/>
+              </w:rPr>
+              <w:t>Ожидаемый результат:</w:t>
+            </w:r>
+            <w:r>
+              <w:t xml:space="preserve"> Изображения страниц распознаны через OCR.</w:t>
+            </w:r>
+          </w:p>
+        </w:tc>
+      </w:tr>
+      <w:tr>
+        <w:tc>
+          <w:tcPr>
+            <w:tcW w:w="9026" w:type="dxa"/>
+            <w:tcBorders>
+              <w:top w:val="single" w:sz="4" w:space="0" w:color="6366F1"/>
+              <w:left w:val="single" w:sz="8" w:space="0" w:color="6366F1"/>
+              <w:bottom w:val="single" w:sz="4" w:space="0" w:color="6366F1"/>
+              <w:right w:val="single" w:sz="4" w:space="0" w:color="6366F1"/>
+            </w:tcBorders>
+            <w:shd w:val="clear" w:color="auto" w:fill="EEF2FF"/>
+            <w:tcMar>
+              <w:top w:w="100" w:type="dxa"/>
+              <w:left w:w="120" w:type="dxa"/>
+              <w:bottom w:w="100" w:type="dxa"/>
+              <w:right w:w="120" w:type="dxa"/>
+            </w:tcMar>
+          </w:tcPr>
+          <w:p>
+            <w:pPr>
+              <w:pStyle w:val="3"/>
+            </w:pPr>
+            <w:r>
+              <w:t>Сценарий 3</w:t>
+            </w:r>
+          </w:p>
+          <w:p>
+            <w:pPr>
+              <w:pStyle w:val="aff4"/>
+            </w:pPr>
+            <w:r>
+              <w:rPr>
+                <w:rStyle w:val="aff5"/>
+              </w:rPr>
+              <w:t>Название:</w:t>
+            </w:r>
+            <w:r>
+              <w:t xml:space="preserve"> Извлечение реквизитов через AI</w:t>
+            </w:r>
+            <w:r>
+              <w:br/>
+            </w:r>
+            <w:r>
+              <w:rPr>
+                <w:rStyle w:val="aff5"/>
+              </w:rPr>
+              <w:t>Пользователь:</w:t>
+            </w:r>
+            <w:r>
+              <w:t xml:space="preserve"> Система</w:t>
+            </w:r>
+            <w:r>
+              <w:br/>
+            </w:r>
+            <w:r>
+              <w:rPr>
+                <w:rStyle w:val="aff5"/>
+              </w:rPr>
+              <w:t>Триггер:</w:t>
+            </w:r>
+            <w:r>
+              <w:t xml:space="preserve"> Получен текст документа</w:t>
+            </w:r>
+            <w:r>
+              <w:br/>
+            </w:r>
+            <w:r>
+              <w:rPr>
+                <w:rStyle w:val="aff5"/>
+              </w:rPr>
+              <w:t>Ожидаемый результат:</w:t>
+            </w:r>
+            <w:r>
+              <w:t xml:space="preserve"> Система формирует структурированный JSON с реквизитами.</w:t>
+            </w:r>
+          </w:p>
+        </w:tc>
+      </w:tr>
+      <w:tr>
+        <w:tc>
+          <w:tcPr>
+            <w:tcW w:w="9026" w:type="dxa"/>
+            <w:tcBorders>
+              <w:top w:val="single" w:sz="4" w:space="0" w:color="6366F1"/>
+              <w:left w:val="single" w:sz="8" w:space="0" w:color="6366F1"/>
+              <w:bottom w:val="single" w:sz="4" w:space="0" w:color="6366F1"/>
+              <w:right w:val="single" w:sz="4" w:space="0" w:color="6366F1"/>
+            </w:tcBorders>
+            <w:shd w:val="clear" w:color="auto" w:fill="EEF2FF"/>
+            <w:tcMar>
+              <w:top w:w="100" w:type="dxa"/>
+              <w:left w:w="120" w:type="dxa"/>
+              <w:bottom w:w="100" w:type="dxa"/>
+              <w:right w:w="120" w:type="dxa"/>
+            </w:tcMar>
+          </w:tcPr>
+          <w:p>
+            <w:pPr>
+              <w:pStyle w:val="3"/>
+            </w:pPr>
+            <w:r>
+              <w:t>Сценарий 4</w:t>
+            </w:r>
+          </w:p>
+          <w:p>
+            <w:pPr>
+              <w:pStyle w:val="aff4"/>
+            </w:pPr>
+            <w:r>
+              <w:rPr>
+                <w:rStyle w:val="aff5"/>
+              </w:rPr>
+              <w:t>Название:</w:t>
+            </w:r>
+            <w:r>
+              <w:t xml:space="preserve"> Fallback обработка</w:t>
+            </w:r>
+            <w:r>
+              <w:br/>
+            </w:r>
+            <w:r>
+              <w:rPr>
+                <w:rStyle w:val="aff5"/>
+              </w:rPr>
+              <w:t>Пользователь:</w:t>
+            </w:r>
+            <w:r>
+              <w:t xml:space="preserve"> Система</w:t>
+            </w:r>
+            <w:r>
+              <w:br/>
+            </w:r>
+            <w:r>
+              <w:rPr>
+                <w:rStyle w:val="aff5"/>
+              </w:rPr>
+              <w:t>Триггер:</w:t>
+            </w:r>
+            <w:r>
+              <w:t xml:space="preserve"> Недоступность AI API</w:t>
+            </w:r>
+            <w:r>
+              <w:br/>
+            </w:r>
+            <w:r>
+              <w:rPr>
+                <w:rStyle w:val="aff5"/>
+              </w:rPr>
+              <w:t>Ожидаемый результат:</w:t>
+            </w:r>
+            <w:r>
+              <w:t xml:space="preserve"> Используется локальный regex/fuzzy parser.</w:t>
+            </w:r>
+          </w:p>
+        </w:tc>
+      </w:tr>
+      <w:tr>
+        <w:tc>
+          <w:tcPr>
+            <w:tcW w:w="9026" w:type="dxa"/>
+            <w:tcBorders>
+              <w:top w:val="single" w:sz="4" w:space="0" w:color="6366F1"/>
+              <w:left w:val="single" w:sz="8" w:space="0" w:color="6366F1"/>
+              <w:bottom w:val="single" w:sz="4" w:space="0" w:color="6366F1"/>
+              <w:right w:val="single" w:sz="4" w:space="0" w:color="6366F1"/>
+            </w:tcBorders>
+            <w:shd w:val="clear" w:color="auto" w:fill="EEF2FF"/>
+            <w:tcMar>
+              <w:top w:w="100" w:type="dxa"/>
+              <w:left w:w="120" w:type="dxa"/>
+              <w:bottom w:w="100" w:type="dxa"/>
+              <w:right w:w="120" w:type="dxa"/>
+            </w:tcMar>
+          </w:tcPr>
+          <w:p>
+            <w:pPr>
+              <w:pStyle w:val="3"/>
+            </w:pPr>
+            <w:r>
+              <w:t>Сценарий 5</w:t>
+            </w:r>
+          </w:p>
+          <w:p>
+            <w:pPr>
+              <w:pStyle w:val="aff4"/>
+            </w:pPr>
+            <w:r>
+              <w:rPr>
+                <w:rStyle w:val="aff5"/>
+              </w:rPr>
+              <w:t>Название:</w:t>
+            </w:r>
+            <w:r>
+              <w:t xml:space="preserve"> Контроль срока действия документа</w:t>
+            </w:r>
+            <w:r>
+              <w:br/>
+            </w:r>
+            <w:r>
+              <w:rPr>
+                <w:rStyle w:val="aff5"/>
+              </w:rPr>
+              <w:t>Пользователь:</w:t>
+            </w:r>
+            <w:r>
+              <w:t xml:space="preserve"> Руководитель проекта</w:t>
+            </w:r>
+            <w:r>
+              <w:br/>
+            </w:r>
+            <w:r>
+              <w:rPr>
+                <w:rStyle w:val="aff5"/>
+              </w:rPr>
+              <w:t>Триггер:</w:t>
+            </w:r>
+            <w:r>
+              <w:t xml:space="preserve"> Просмотр карточки документа</w:t>
+            </w:r>
+            <w:r>
+              <w:br/>
+            </w:r>
+            <w:r>
+              <w:rPr>
+                <w:rStyle w:val="aff5"/>
+              </w:rPr>
+              <w:t>Ожидаемый результат:</w:t>
+            </w:r>
+            <w:r>
+              <w:t xml:space="preserve"> Отображается срок действия либо статус «без срока действия».</w:t>
             </w:r>
           </w:p>
         </w:tc>
       </w:tr>
     </w:tbl>
+    <w:p/>
     <w:p>
       <w:pPr>
-        <w:spacing w:before="150"/>
-      </w:pPr>
+        <w:pStyle w:val="2"/>
+      </w:pPr>
+      <w:r>
+        <w:t>4. Функциональные требования</w:t>
+      </w:r>
     </w:p>
     <w:p>
       <w:pPr>
@@ -2204,7 +1970,7 @@
           <w:sz w:val="24"/>
           <w:szCs w:val="24"/>
         </w:rPr>
-        <w:t>4.2 Желательные функции (Should Have)</w:t>
+        <w:t>4.1 Основные функции (Must Have)</w:t>
       </w:r>
     </w:p>
     <w:p>
@@ -2219,7 +1985,7 @@
           <w:sz w:val="18"/>
           <w:szCs w:val="18"/>
         </w:rPr>
-        <w:t>Функции, которые значительно улучшат продукт</w:t>
+        <w:t>Без чего проект не имеет смысла — критичный функционал</w:t>
       </w:r>
     </w:p>
     <w:tbl>
@@ -2261,80 +2027,156 @@
           </w:tcPr>
           <w:p>
             <w:pPr>
-              <w:pStyle w:val="a4"/>
+              <w:pStyle w:val="a5"/>
               <w:numPr>
                 <w:ilvl w:val="0"/>
-                <w:numId w:val="9"/>
+                <w:numId w:val="8"/>
               </w:numPr>
               <w:ind w:left="447"/>
             </w:pPr>
             <w:r>
-              <w:t xml:space="preserve">Предпросмотр PDF в интерфейсе. </w:t>
-            </w:r>
-          </w:p>
-          <w:p>
-            <w:pPr>
-              <w:pStyle w:val="a4"/>
+              <w:t xml:space="preserve">Загрузка PDF-документов через веб-интерфейс. </w:t>
+            </w:r>
+          </w:p>
+          <w:p>
+            <w:pPr>
+              <w:pStyle w:val="a5"/>
               <w:numPr>
                 <w:ilvl w:val="0"/>
-                <w:numId w:val="9"/>
+                <w:numId w:val="8"/>
               </w:numPr>
               <w:ind w:left="447"/>
             </w:pPr>
             <w:r>
-              <w:t xml:space="preserve">История обработки документов. </w:t>
-            </w:r>
-          </w:p>
-          <w:p>
-            <w:pPr>
-              <w:pStyle w:val="a4"/>
+              <w:t xml:space="preserve">Ввод номера договора и наименования объекта. </w:t>
+            </w:r>
+          </w:p>
+          <w:p>
+            <w:pPr>
+              <w:pStyle w:val="a5"/>
               <w:numPr>
                 <w:ilvl w:val="0"/>
-                <w:numId w:val="9"/>
+                <w:numId w:val="8"/>
               </w:numPr>
               <w:ind w:left="447"/>
             </w:pPr>
             <w:r>
-              <w:t xml:space="preserve">Поиск по реквизитам. </w:t>
-            </w:r>
-          </w:p>
-          <w:p>
-            <w:pPr>
-              <w:pStyle w:val="a4"/>
+              <w:t xml:space="preserve">Сохранение файлов в </w:t>
+            </w:r>
+            <w:r>
+              <w:rPr>
+                <w:rStyle w:val="HTML"/>
+                <w:rFonts w:eastAsia="Arial"/>
+              </w:rPr>
+              <w:t>instance/uploads</w:t>
+            </w:r>
+            <w:r>
+              <w:t xml:space="preserve">. </w:t>
+            </w:r>
+          </w:p>
+          <w:p>
+            <w:pPr>
+              <w:pStyle w:val="a5"/>
               <w:numPr>
                 <w:ilvl w:val="0"/>
-                <w:numId w:val="9"/>
+                <w:numId w:val="8"/>
               </w:numPr>
               <w:ind w:left="447"/>
             </w:pPr>
             <w:r>
-              <w:t xml:space="preserve">Фильтрация по срокам действия. </w:t>
-            </w:r>
-          </w:p>
-          <w:p>
-            <w:pPr>
-              <w:pStyle w:val="a4"/>
+              <w:t xml:space="preserve">Извлечение встроенного текста из PDF. </w:t>
+            </w:r>
+          </w:p>
+          <w:p>
+            <w:pPr>
+              <w:pStyle w:val="a5"/>
               <w:numPr>
                 <w:ilvl w:val="0"/>
-                <w:numId w:val="9"/>
+                <w:numId w:val="8"/>
               </w:numPr>
               <w:ind w:left="447"/>
             </w:pPr>
             <w:r>
-              <w:t xml:space="preserve">Повторная обработка документа. </w:t>
-            </w:r>
-          </w:p>
-          <w:p>
-            <w:pPr>
-              <w:pStyle w:val="a4"/>
+              <w:t xml:space="preserve">OCR-распознавание сканированных документов. </w:t>
+            </w:r>
+          </w:p>
+          <w:p>
+            <w:pPr>
+              <w:pStyle w:val="a5"/>
               <w:numPr>
                 <w:ilvl w:val="0"/>
-                <w:numId w:val="9"/>
+                <w:numId w:val="8"/>
               </w:numPr>
               <w:ind w:left="447"/>
             </w:pPr>
             <w:r>
-              <w:t>Экспорт данных в Excel/CSV.</w:t>
+              <w:t xml:space="preserve">AI-классификация документов. </w:t>
+            </w:r>
+          </w:p>
+          <w:p>
+            <w:pPr>
+              <w:pStyle w:val="a5"/>
+              <w:numPr>
+                <w:ilvl w:val="0"/>
+                <w:numId w:val="8"/>
+              </w:numPr>
+              <w:ind w:left="447"/>
+            </w:pPr>
+            <w:r>
+              <w:lastRenderedPageBreak/>
+              <w:t xml:space="preserve">Извлечение реквизитов в JSON-структуру. </w:t>
+            </w:r>
+          </w:p>
+          <w:p>
+            <w:pPr>
+              <w:pStyle w:val="a5"/>
+              <w:numPr>
+                <w:ilvl w:val="0"/>
+                <w:numId w:val="8"/>
+              </w:numPr>
+              <w:ind w:left="447"/>
+            </w:pPr>
+            <w:r>
+              <w:t xml:space="preserve">Сохранение данных в SQLite. </w:t>
+            </w:r>
+          </w:p>
+          <w:p>
+            <w:pPr>
+              <w:pStyle w:val="a5"/>
+              <w:numPr>
+                <w:ilvl w:val="0"/>
+                <w:numId w:val="8"/>
+              </w:numPr>
+              <w:ind w:left="447"/>
+            </w:pPr>
+            <w:r>
+              <w:t xml:space="preserve">Fallback-обработка при недоступности AI. </w:t>
+            </w:r>
+          </w:p>
+          <w:p>
+            <w:pPr>
+              <w:pStyle w:val="a5"/>
+              <w:numPr>
+                <w:ilvl w:val="0"/>
+                <w:numId w:val="8"/>
+              </w:numPr>
+              <w:ind w:left="447"/>
+            </w:pPr>
+            <w:r>
+              <w:t xml:space="preserve">Определение срока действия документа. </w:t>
+            </w:r>
+          </w:p>
+          <w:p>
+            <w:pPr>
+              <w:pStyle w:val="a5"/>
+              <w:numPr>
+                <w:ilvl w:val="0"/>
+                <w:numId w:val="8"/>
+              </w:numPr>
+              <w:ind w:left="447"/>
+            </w:pPr>
+            <w:r>
+              <w:t>Логирование ошибок обработки.</w:t>
             </w:r>
           </w:p>
         </w:tc>
@@ -2356,7 +2198,7 @@
           <w:sz w:val="24"/>
           <w:szCs w:val="24"/>
         </w:rPr>
-        <w:t>4.3 Возможные функции (Could Have)</w:t>
+        <w:t>4.2 Желательные функции (Should Have)</w:t>
       </w:r>
     </w:p>
     <w:p>
@@ -2371,7 +2213,7 @@
           <w:sz w:val="18"/>
           <w:szCs w:val="18"/>
         </w:rPr>
-        <w:t>Было бы хорошо, но не критично для MVP</w:t>
+        <w:t>Функции, которые значительно улучшат продукт</w:t>
       </w:r>
     </w:p>
     <w:tbl>
@@ -2413,7 +2255,7 @@
           </w:tcPr>
           <w:p>
             <w:pPr>
-              <w:pStyle w:val="a4"/>
+              <w:pStyle w:val="a5"/>
               <w:numPr>
                 <w:ilvl w:val="0"/>
                 <w:numId w:val="9"/>
@@ -2421,12 +2263,12 @@
               <w:ind w:left="447"/>
             </w:pPr>
             <w:r>
-              <w:t xml:space="preserve">Интеграция с корпоративной CRM. </w:t>
-            </w:r>
-          </w:p>
-          <w:p>
-            <w:pPr>
-              <w:pStyle w:val="a4"/>
+              <w:t xml:space="preserve">Предпросмотр PDF в интерфейсе. </w:t>
+            </w:r>
+          </w:p>
+          <w:p>
+            <w:pPr>
+              <w:pStyle w:val="a5"/>
               <w:numPr>
                 <w:ilvl w:val="0"/>
                 <w:numId w:val="9"/>
@@ -2434,12 +2276,12 @@
               <w:ind w:left="447"/>
             </w:pPr>
             <w:r>
-              <w:t xml:space="preserve">Интеграция с 1С/ERP. </w:t>
-            </w:r>
-          </w:p>
-          <w:p>
-            <w:pPr>
-              <w:pStyle w:val="a4"/>
+              <w:t xml:space="preserve">История обработки документов. </w:t>
+            </w:r>
+          </w:p>
+          <w:p>
+            <w:pPr>
+              <w:pStyle w:val="a5"/>
               <w:numPr>
                 <w:ilvl w:val="0"/>
                 <w:numId w:val="9"/>
@@ -2447,12 +2289,12 @@
               <w:ind w:left="447"/>
             </w:pPr>
             <w:r>
-              <w:t xml:space="preserve">Поддержка DOCX и изображений. </w:t>
-            </w:r>
-          </w:p>
-          <w:p>
-            <w:pPr>
-              <w:pStyle w:val="a4"/>
+              <w:t xml:space="preserve">Поиск по реквизитам. </w:t>
+            </w:r>
+          </w:p>
+          <w:p>
+            <w:pPr>
+              <w:pStyle w:val="a5"/>
               <w:numPr>
                 <w:ilvl w:val="0"/>
                 <w:numId w:val="9"/>
@@ -2460,12 +2302,12 @@
               <w:ind w:left="447"/>
             </w:pPr>
             <w:r>
-              <w:t xml:space="preserve">Автоматическая классификация типов ИРД. </w:t>
-            </w:r>
-          </w:p>
-          <w:p>
-            <w:pPr>
-              <w:pStyle w:val="a4"/>
+              <w:t xml:space="preserve">Фильтрация по срокам действия. </w:t>
+            </w:r>
+          </w:p>
+          <w:p>
+            <w:pPr>
+              <w:pStyle w:val="a5"/>
               <w:numPr>
                 <w:ilvl w:val="0"/>
                 <w:numId w:val="9"/>
@@ -2473,12 +2315,12 @@
               <w:ind w:left="447"/>
             </w:pPr>
             <w:r>
-              <w:t xml:space="preserve">Векторный поиск по документам. </w:t>
-            </w:r>
-          </w:p>
-          <w:p>
-            <w:pPr>
-              <w:pStyle w:val="a4"/>
+              <w:t xml:space="preserve">Повторная обработка документа. </w:t>
+            </w:r>
+          </w:p>
+          <w:p>
+            <w:pPr>
+              <w:pStyle w:val="a5"/>
               <w:numPr>
                 <w:ilvl w:val="0"/>
                 <w:numId w:val="9"/>
@@ -2486,7 +2328,7 @@
               <w:ind w:left="447"/>
             </w:pPr>
             <w:r>
-              <w:t>RAG-поиск по базе документов.</w:t>
+              <w:t>Экспорт данных в Excel/CSV.</w:t>
             </w:r>
           </w:p>
         </w:tc>
@@ -2508,7 +2350,7 @@
           <w:sz w:val="24"/>
           <w:szCs w:val="24"/>
         </w:rPr>
-        <w:t>4.4 Исключения (Won't Have)</w:t>
+        <w:t>4.3 Возможные функции (Could Have)</w:t>
       </w:r>
     </w:p>
     <w:p>
@@ -2523,7 +2365,7 @@
           <w:sz w:val="18"/>
           <w:szCs w:val="18"/>
         </w:rPr>
-        <w:t>Что точно НЕ входит в scope проекта</w:t>
+        <w:t>Было бы хорошо, но не критично для MVP</w:t>
       </w:r>
     </w:p>
     <w:tbl>
@@ -2565,7 +2407,159 @@
           </w:tcPr>
           <w:p>
             <w:pPr>
-              <w:pStyle w:val="a4"/>
+              <w:pStyle w:val="a5"/>
+              <w:numPr>
+                <w:ilvl w:val="0"/>
+                <w:numId w:val="9"/>
+              </w:numPr>
+              <w:ind w:left="447"/>
+            </w:pPr>
+            <w:r>
+              <w:t xml:space="preserve">Интеграция с корпоративной CRM. </w:t>
+            </w:r>
+          </w:p>
+          <w:p>
+            <w:pPr>
+              <w:pStyle w:val="a5"/>
+              <w:numPr>
+                <w:ilvl w:val="0"/>
+                <w:numId w:val="9"/>
+              </w:numPr>
+              <w:ind w:left="447"/>
+            </w:pPr>
+            <w:r>
+              <w:t xml:space="preserve">Интеграция с 1С/ERP. </w:t>
+            </w:r>
+          </w:p>
+          <w:p>
+            <w:pPr>
+              <w:pStyle w:val="a5"/>
+              <w:numPr>
+                <w:ilvl w:val="0"/>
+                <w:numId w:val="9"/>
+              </w:numPr>
+              <w:ind w:left="447"/>
+            </w:pPr>
+            <w:r>
+              <w:t xml:space="preserve">Поддержка DOCX и изображений. </w:t>
+            </w:r>
+          </w:p>
+          <w:p>
+            <w:pPr>
+              <w:pStyle w:val="a5"/>
+              <w:numPr>
+                <w:ilvl w:val="0"/>
+                <w:numId w:val="9"/>
+              </w:numPr>
+              <w:ind w:left="447"/>
+            </w:pPr>
+            <w:r>
+              <w:t xml:space="preserve">Автоматическая классификация типов ИРД. </w:t>
+            </w:r>
+          </w:p>
+          <w:p>
+            <w:pPr>
+              <w:pStyle w:val="a5"/>
+              <w:numPr>
+                <w:ilvl w:val="0"/>
+                <w:numId w:val="9"/>
+              </w:numPr>
+              <w:ind w:left="447"/>
+            </w:pPr>
+            <w:r>
+              <w:t xml:space="preserve">Векторный поиск по документам. </w:t>
+            </w:r>
+          </w:p>
+          <w:p>
+            <w:pPr>
+              <w:pStyle w:val="a5"/>
+              <w:numPr>
+                <w:ilvl w:val="0"/>
+                <w:numId w:val="9"/>
+              </w:numPr>
+              <w:ind w:left="447"/>
+            </w:pPr>
+            <w:r>
+              <w:t>RAG-поиск по базе документов.</w:t>
+            </w:r>
+          </w:p>
+        </w:tc>
+      </w:tr>
+    </w:tbl>
+    <w:p>
+      <w:pPr>
+        <w:spacing w:before="150"/>
+      </w:pPr>
+    </w:p>
+    <w:p>
+      <w:pPr>
+        <w:spacing w:before="200" w:after="80"/>
+      </w:pPr>
+      <w:r>
+        <w:rPr>
+          <w:b/>
+          <w:bCs/>
+          <w:sz w:val="24"/>
+          <w:szCs w:val="24"/>
+        </w:rPr>
+        <w:t>4.4 Исключения (Won't Have)</w:t>
+      </w:r>
+    </w:p>
+    <w:p>
+      <w:pPr>
+        <w:spacing w:before="60" w:after="120"/>
+      </w:pPr>
+      <w:r>
+        <w:rPr>
+          <w:i/>
+          <w:iCs/>
+          <w:color w:val="666666"/>
+          <w:sz w:val="18"/>
+          <w:szCs w:val="18"/>
+        </w:rPr>
+        <w:t>Что точно НЕ входит в scope проекта</w:t>
+      </w:r>
+    </w:p>
+    <w:tbl>
+      <w:tblPr>
+        <w:tblStyle w:val="afb"/>
+        <w:tblW w:w="9026" w:type="dxa"/>
+        <w:tblInd w:w="0" w:type="dxa"/>
+        <w:tblBorders>
+          <w:top w:val="single" w:sz="4" w:space="0" w:color="000000"/>
+          <w:left w:val="single" w:sz="4" w:space="0" w:color="000000"/>
+          <w:bottom w:val="single" w:sz="4" w:space="0" w:color="000000"/>
+          <w:right w:val="single" w:sz="4" w:space="0" w:color="000000"/>
+          <w:insideH w:val="single" w:sz="4" w:space="0" w:color="000000"/>
+          <w:insideV w:val="single" w:sz="4" w:space="0" w:color="000000"/>
+        </w:tblBorders>
+        <w:tblLayout w:type="fixed"/>
+        <w:tblLook w:val="0000" w:firstRow="0" w:lastRow="0" w:firstColumn="0" w:lastColumn="0" w:noHBand="0" w:noVBand="0"/>
+      </w:tblPr>
+      <w:tblGrid>
+        <w:gridCol w:w="9026"/>
+      </w:tblGrid>
+      <w:tr>
+        <w:tc>
+          <w:tcPr>
+            <w:tcW w:w="9026" w:type="dxa"/>
+            <w:tcBorders>
+              <w:top w:val="single" w:sz="4" w:space="0" w:color="CCCCCC"/>
+              <w:left w:val="single" w:sz="4" w:space="0" w:color="CCCCCC"/>
+              <w:bottom w:val="single" w:sz="4" w:space="0" w:color="CCCCCC"/>
+              <w:right w:val="single" w:sz="4" w:space="0" w:color="CCCCCC"/>
+            </w:tcBorders>
+            <w:shd w:val="clear" w:color="auto" w:fill="F5F5F5"/>
+            <w:tcMar>
+              <w:top w:w="100" w:type="dxa"/>
+              <w:left w:w="120" w:type="dxa"/>
+              <w:bottom w:w="100" w:type="dxa"/>
+              <w:right w:w="120" w:type="dxa"/>
+            </w:tcMar>
+          </w:tcPr>
+          <w:p>
+            <w:pPr>
+              <w:pStyle w:val="a5"/>
               <w:numPr>
                 <w:ilvl w:val="0"/>
                 <w:numId w:val="10"/>
@@ -2578,7 +2572,7 @@
           </w:p>
           <w:p>
             <w:pPr>
-              <w:pStyle w:val="a4"/>
+              <w:pStyle w:val="a5"/>
               <w:numPr>
                 <w:ilvl w:val="0"/>
                 <w:numId w:val="10"/>
@@ -2591,7 +2585,7 @@
           </w:p>
           <w:p>
             <w:pPr>
-              <w:pStyle w:val="a4"/>
+              <w:pStyle w:val="a5"/>
               <w:numPr>
                 <w:ilvl w:val="0"/>
                 <w:numId w:val="10"/>
@@ -2604,7 +2598,7 @@
           </w:p>
           <w:p>
             <w:pPr>
-              <w:pStyle w:val="a4"/>
+              <w:pStyle w:val="a5"/>
               <w:numPr>
                 <w:ilvl w:val="0"/>
                 <w:numId w:val="10"/>
@@ -2617,7 +2611,7 @@
           </w:p>
           <w:p>
             <w:pPr>
-              <w:pStyle w:val="a4"/>
+              <w:pStyle w:val="a5"/>
               <w:numPr>
                 <w:ilvl w:val="0"/>
                 <w:numId w:val="10"/>
@@ -2690,7 +2684,7 @@
     </w:p>
     <w:tbl>
       <w:tblPr>
-        <w:tblStyle w:val="afb"/>
+        <w:tblStyle w:val="afc"/>
         <w:tblW w:w="9026" w:type="dxa"/>
         <w:tblInd w:w="0" w:type="dxa"/>
         <w:tblBorders>
@@ -3254,7 +3248,7 @@
     </w:p>
     <w:tbl>
       <w:tblPr>
-        <w:tblStyle w:val="afc"/>
+        <w:tblStyle w:val="afd"/>
         <w:tblW w:w="9026" w:type="dxa"/>
         <w:tblInd w:w="0" w:type="dxa"/>
         <w:tblBorders>
@@ -3470,8 +3464,8 @@
     </w:p>
     <w:tbl>
       <w:tblPr>
-        <w:tblStyle w:val="afd"/>
-        <w:tblW w:w="9026" w:type="dxa"/>
+        <w:tblStyle w:val="afe"/>
+        <w:tblW w:w="10206" w:type="dxa"/>
         <w:tblInd w:w="0" w:type="dxa"/>
         <w:tblBorders>
           <w:top w:val="single" w:sz="4" w:space="0" w:color="000000"/>
@@ -3485,13 +3479,14 @@
         <w:tblLook w:val="0000" w:firstRow="0" w:lastRow="0" w:firstColumn="0" w:lastColumn="0" w:noHBand="0" w:noVBand="0"/>
       </w:tblPr>
       <w:tblGrid>
-        <w:gridCol w:w="4513"/>
-        <w:gridCol w:w="4513"/>
+        <w:gridCol w:w="2552"/>
+        <w:gridCol w:w="3969"/>
+        <w:gridCol w:w="3685"/>
       </w:tblGrid>
       <w:tr>
         <w:tc>
           <w:tcPr>
-            <w:tcW w:w="4513" w:type="dxa"/>
+            <w:tcW w:w="2552" w:type="dxa"/>
             <w:tcBorders>
               <w:top w:val="nil"/>
               <w:left w:val="nil"/>
@@ -3506,18 +3501,24 @@
             </w:tcMar>
           </w:tcPr>
           <w:p>
-            <w:r>
+            <w:pPr>
               <w:rPr>
                 <w:b/>
                 <w:bCs/>
               </w:rPr>
-              <w:t>Интерфейс:</w:t>
-            </w:r>
-          </w:p>
-        </w:tc>
-        <w:tc>
-          <w:tcPr>
-            <w:tcW w:w="4513" w:type="dxa"/>
+            </w:pPr>
+            <w:r>
+              <w:rPr>
+                <w:b/>
+                <w:bCs/>
+              </w:rPr>
+              <w:t>Компонент</w:t>
+            </w:r>
+          </w:p>
+        </w:tc>
+        <w:tc>
+          <w:tcPr>
+            <w:tcW w:w="3969" w:type="dxa"/>
             <w:tcBorders>
               <w:top w:val="single" w:sz="4" w:space="0" w:color="CCCCCC"/>
               <w:left w:val="single" w:sz="4" w:space="0" w:color="CCCCCC"/>
@@ -3536,17 +3537,48 @@
             <w:pPr>
               <w:rPr>
                 <w:rFonts w:ascii="Times New Roman" w:eastAsia="Times New Roman" w:hAnsi="Times New Roman" w:cs="Times New Roman"/>
+                <w:b/>
+                <w:bCs/>
                 <w:sz w:val="24"/>
                 <w:szCs w:val="24"/>
               </w:rPr>
             </w:pPr>
             <w:r>
               <w:rPr>
+                <w:b/>
+                <w:bCs/>
+              </w:rPr>
+              <w:t>Выбранная технология</w:t>
+            </w:r>
+          </w:p>
+        </w:tc>
+        <w:tc>
+          <w:tcPr>
+            <w:tcW w:w="3685" w:type="dxa"/>
+            <w:tcBorders>
+              <w:top w:val="single" w:sz="4" w:space="0" w:color="CCCCCC"/>
+              <w:left w:val="single" w:sz="4" w:space="0" w:color="CCCCCC"/>
+              <w:bottom w:val="single" w:sz="4" w:space="0" w:color="CCCCCC"/>
+              <w:right w:val="single" w:sz="4" w:space="0" w:color="CCCCCC"/>
+            </w:tcBorders>
+            <w:shd w:val="clear" w:color="auto" w:fill="F5F5F5"/>
+          </w:tcPr>
+          <w:p>
+            <w:pPr>
+              <w:rPr>
                 <w:rFonts w:ascii="Times New Roman" w:eastAsia="Times New Roman" w:hAnsi="Times New Roman" w:cs="Times New Roman"/>
+                <w:b/>
+                <w:bCs/>
                 <w:sz w:val="24"/>
                 <w:szCs w:val="24"/>
               </w:rPr>
-              <w:t>Web</w:t>
+            </w:pPr>
+            <w:r>
+              <w:rPr>
+                <w:b/>
+                <w:bCs/>
+              </w:rPr>
+              <w:t>Обоснование выбора</w:t>
             </w:r>
           </w:p>
         </w:tc>
@@ -3554,7 +3586,7 @@
       <w:tr>
         <w:tc>
           <w:tcPr>
-            <w:tcW w:w="4513" w:type="dxa"/>
+            <w:tcW w:w="2552" w:type="dxa"/>
             <w:tcBorders>
               <w:top w:val="nil"/>
               <w:left w:val="nil"/>
@@ -3570,17 +3602,13 @@
           </w:tcPr>
           <w:p>
             <w:r>
-              <w:rPr>
-                <w:b/>
-                <w:bCs/>
-              </w:rPr>
-              <w:t>LLM провайдер:</w:t>
-            </w:r>
-          </w:p>
-        </w:tc>
-        <w:tc>
-          <w:tcPr>
-            <w:tcW w:w="4513" w:type="dxa"/>
+              <w:t>Backend</w:t>
+            </w:r>
+          </w:p>
+        </w:tc>
+        <w:tc>
+          <w:tcPr>
+            <w:tcW w:w="3969" w:type="dxa"/>
             <w:tcBorders>
               <w:top w:val="single" w:sz="4" w:space="0" w:color="CCCCCC"/>
               <w:left w:val="single" w:sz="4" w:space="0" w:color="CCCCCC"/>
@@ -3597,12 +3625,31 @@
           </w:tcPr>
           <w:p>
             <w:r>
+              <w:t>Flask + Python 3.11</w:t>
+            </w:r>
+          </w:p>
+        </w:tc>
+        <w:tc>
+          <w:tcPr>
+            <w:tcW w:w="3685" w:type="dxa"/>
+            <w:tcBorders>
+              <w:top w:val="single" w:sz="4" w:space="0" w:color="CCCCCC"/>
+              <w:left w:val="single" w:sz="4" w:space="0" w:color="CCCCCC"/>
+              <w:bottom w:val="single" w:sz="4" w:space="0" w:color="CCCCCC"/>
+              <w:right w:val="single" w:sz="4" w:space="0" w:color="CCCCCC"/>
+            </w:tcBorders>
+            <w:shd w:val="clear" w:color="auto" w:fill="F5F5F5"/>
+          </w:tcPr>
+          <w:p>
+            <w:pPr>
               <w:rPr>
                 <w:rFonts w:ascii="Times New Roman" w:eastAsia="Times New Roman" w:hAnsi="Times New Roman" w:cs="Times New Roman"/>
                 <w:sz w:val="24"/>
                 <w:szCs w:val="24"/>
               </w:rPr>
-              <w:t>OpenAI</w:t>
+            </w:pPr>
+            <w:r>
+              <w:t>Flask подходит для MVP и внутренних корпоративных систем, обеспечивает простую архитектуру, низкий порог поддержки и гибкость при интеграции OCR, AI API и SQLite/PostgreSQL.</w:t>
             </w:r>
           </w:p>
         </w:tc>
@@ -3610,7 +3657,7 @@
       <w:tr>
         <w:tc>
           <w:tcPr>
-            <w:tcW w:w="4513" w:type="dxa"/>
+            <w:tcW w:w="2552" w:type="dxa"/>
             <w:tcBorders>
               <w:top w:val="nil"/>
               <w:left w:val="nil"/>
@@ -3626,17 +3673,13 @@
           </w:tcPr>
           <w:p>
             <w:r>
-              <w:rPr>
-                <w:b/>
-                <w:bCs/>
-              </w:rPr>
-              <w:t>Интеграции:</w:t>
-            </w:r>
-          </w:p>
-        </w:tc>
-        <w:tc>
-          <w:tcPr>
-            <w:tcW w:w="4513" w:type="dxa"/>
+              <w:t>LLM модель</w:t>
+            </w:r>
+          </w:p>
+        </w:tc>
+        <w:tc>
+          <w:tcPr>
+            <w:tcW w:w="3969" w:type="dxa"/>
             <w:tcBorders>
               <w:top w:val="single" w:sz="4" w:space="0" w:color="CCCCCC"/>
               <w:left w:val="single" w:sz="4" w:space="0" w:color="CCCCCC"/>
@@ -3658,30 +3701,31 @@
               </w:rPr>
             </w:pPr>
             <w:r>
+              <w:t>OpenAI GPT-4.1 / GPT-4o</w:t>
+            </w:r>
+          </w:p>
+        </w:tc>
+        <w:tc>
+          <w:tcPr>
+            <w:tcW w:w="3685" w:type="dxa"/>
+            <w:tcBorders>
+              <w:top w:val="single" w:sz="4" w:space="0" w:color="CCCCCC"/>
+              <w:left w:val="single" w:sz="4" w:space="0" w:color="CCCCCC"/>
+              <w:bottom w:val="single" w:sz="4" w:space="0" w:color="CCCCCC"/>
+              <w:right w:val="single" w:sz="4" w:space="0" w:color="CCCCCC"/>
+            </w:tcBorders>
+            <w:shd w:val="clear" w:color="auto" w:fill="F5F5F5"/>
+          </w:tcPr>
+          <w:p>
+            <w:pPr>
               <w:rPr>
                 <w:rFonts w:ascii="Times New Roman" w:eastAsia="Times New Roman" w:hAnsi="Times New Roman" w:cs="Times New Roman"/>
                 <w:sz w:val="24"/>
                 <w:szCs w:val="24"/>
               </w:rPr>
-              <w:t>ControlPPO</w:t>
-            </w:r>
-            <w:r>
-              <w:rPr>
-                <w:rFonts w:ascii="Times New Roman" w:eastAsia="Times New Roman" w:hAnsi="Times New Roman" w:cs="Times New Roman"/>
-                <w:sz w:val="24"/>
-                <w:szCs w:val="24"/>
-                <w:lang w:val="ru-RU"/>
-              </w:rPr>
-              <w:t xml:space="preserve">, </w:t>
-            </w:r>
-            <w:r>
-              <w:rPr>
-                <w:rFonts w:ascii="Times New Roman" w:eastAsia="Times New Roman" w:hAnsi="Times New Roman" w:cs="Times New Roman"/>
-                <w:sz w:val="24"/>
-                <w:szCs w:val="24"/>
-                <w:lang w:val="en-US"/>
-              </w:rPr>
-              <w:t>Telegram, Outlook</w:t>
+            </w:pPr>
+            <w:r>
+              <w:t>Модель обеспечивает высокое качество извлечения реквизитов из неструктурированных документов, хорошо работает со strict JSON-output и подходит для document understanding.</w:t>
             </w:r>
           </w:p>
         </w:tc>
@@ -3689,7 +3733,7 @@
       <w:tr>
         <w:tc>
           <w:tcPr>
-            <w:tcW w:w="4513" w:type="dxa"/>
+            <w:tcW w:w="2552" w:type="dxa"/>
             <w:tcBorders>
               <w:top w:val="nil"/>
               <w:left w:val="nil"/>
@@ -3702,7 +3746,6 @@
               <w:bottom w:w="100" w:type="dxa"/>
               <w:right w:w="120" w:type="dxa"/>
             </w:tcMar>
-            <w:vAlign w:val="center"/>
           </w:tcPr>
           <w:p>
             <w:pPr>
@@ -3712,17 +3755,13 @@
               </w:rPr>
             </w:pPr>
             <w:r>
-              <w:rPr>
-                <w:b/>
-                <w:bCs/>
-              </w:rPr>
-              <w:t>Backend</w:t>
-            </w:r>
-          </w:p>
-        </w:tc>
-        <w:tc>
-          <w:tcPr>
-            <w:tcW w:w="4513" w:type="dxa"/>
+              <w:t>OCR движок</w:t>
+            </w:r>
+          </w:p>
+        </w:tc>
+        <w:tc>
+          <w:tcPr>
+            <w:tcW w:w="3969" w:type="dxa"/>
             <w:tcBorders>
               <w:top w:val="single" w:sz="4" w:space="0" w:color="CCCCCC"/>
               <w:left w:val="single" w:sz="4" w:space="0" w:color="CCCCCC"/>
@@ -3736,7 +3775,6 @@
               <w:bottom w:w="100" w:type="dxa"/>
               <w:right w:w="120" w:type="dxa"/>
             </w:tcMar>
-            <w:vAlign w:val="center"/>
           </w:tcPr>
           <w:p>
             <w:pPr>
@@ -3747,12 +3785,31 @@
               </w:rPr>
             </w:pPr>
             <w:r>
+              <w:t>Tesseract OCR + PaddleOCR</w:t>
+            </w:r>
+          </w:p>
+        </w:tc>
+        <w:tc>
+          <w:tcPr>
+            <w:tcW w:w="3685" w:type="dxa"/>
+            <w:tcBorders>
+              <w:top w:val="single" w:sz="4" w:space="0" w:color="CCCCCC"/>
+              <w:left w:val="single" w:sz="4" w:space="0" w:color="CCCCCC"/>
+              <w:bottom w:val="single" w:sz="4" w:space="0" w:color="CCCCCC"/>
+              <w:right w:val="single" w:sz="4" w:space="0" w:color="CCCCCC"/>
+            </w:tcBorders>
+            <w:shd w:val="clear" w:color="auto" w:fill="F5F5F5"/>
+          </w:tcPr>
+          <w:p>
+            <w:pPr>
               <w:rPr>
                 <w:rFonts w:ascii="Times New Roman" w:eastAsia="Times New Roman" w:hAnsi="Times New Roman" w:cs="Times New Roman"/>
                 <w:sz w:val="24"/>
                 <w:szCs w:val="24"/>
               </w:rPr>
-              <w:t>Flask</w:t>
+            </w:pPr>
+            <w:r>
+              <w:t>Tesseract подходит для базового OCR и локального запуска, а PaddleOCR повышает качество распознавания сложных сканированных документов и таблиц.</w:t>
             </w:r>
           </w:p>
         </w:tc>
@@ -3760,7 +3817,7 @@
       <w:tr>
         <w:tc>
           <w:tcPr>
-            <w:tcW w:w="4513" w:type="dxa"/>
+            <w:tcW w:w="2552" w:type="dxa"/>
             <w:tcBorders>
               <w:top w:val="nil"/>
               <w:left w:val="nil"/>
@@ -3773,7 +3830,6 @@
               <w:bottom w:w="100" w:type="dxa"/>
               <w:right w:w="120" w:type="dxa"/>
             </w:tcMar>
-            <w:vAlign w:val="center"/>
           </w:tcPr>
           <w:p>
             <w:pPr>
@@ -3783,17 +3839,13 @@
               </w:rPr>
             </w:pPr>
             <w:r>
-              <w:rPr>
-                <w:b/>
-                <w:bCs/>
-              </w:rPr>
-              <w:t>Язык разработки</w:t>
-            </w:r>
-          </w:p>
-        </w:tc>
-        <w:tc>
-          <w:tcPr>
-            <w:tcW w:w="4513" w:type="dxa"/>
+              <w:t>Хранилище данных</w:t>
+            </w:r>
+          </w:p>
+        </w:tc>
+        <w:tc>
+          <w:tcPr>
+            <w:tcW w:w="3969" w:type="dxa"/>
             <w:tcBorders>
               <w:top w:val="single" w:sz="4" w:space="0" w:color="CCCCCC"/>
               <w:left w:val="single" w:sz="4" w:space="0" w:color="CCCCCC"/>
@@ -3807,7 +3859,6 @@
               <w:bottom w:w="100" w:type="dxa"/>
               <w:right w:w="120" w:type="dxa"/>
             </w:tcMar>
-            <w:vAlign w:val="center"/>
           </w:tcPr>
           <w:p>
             <w:pPr>
@@ -3818,12 +3869,31 @@
               </w:rPr>
             </w:pPr>
             <w:r>
+              <w:t>SQLite (MVP) → PostgreSQL (production)</w:t>
+            </w:r>
+          </w:p>
+        </w:tc>
+        <w:tc>
+          <w:tcPr>
+            <w:tcW w:w="3685" w:type="dxa"/>
+            <w:tcBorders>
+              <w:top w:val="single" w:sz="4" w:space="0" w:color="CCCCCC"/>
+              <w:left w:val="single" w:sz="4" w:space="0" w:color="CCCCCC"/>
+              <w:bottom w:val="single" w:sz="4" w:space="0" w:color="CCCCCC"/>
+              <w:right w:val="single" w:sz="4" w:space="0" w:color="CCCCCC"/>
+            </w:tcBorders>
+            <w:shd w:val="clear" w:color="auto" w:fill="F5F5F5"/>
+          </w:tcPr>
+          <w:p>
+            <w:pPr>
               <w:rPr>
                 <w:rFonts w:ascii="Times New Roman" w:eastAsia="Times New Roman" w:hAnsi="Times New Roman" w:cs="Times New Roman"/>
                 <w:sz w:val="24"/>
                 <w:szCs w:val="24"/>
               </w:rPr>
-              <w:t>Python 3.11+</w:t>
+            </w:pPr>
+            <w:r>
+              <w:t>SQLite минимизирует сложность запуска MVP и не требует отдельного сервера БД. PostgreSQL предусмотрен для масштабирования, многопользовательской работы и роста нагрузки.</w:t>
             </w:r>
           </w:p>
         </w:tc>
@@ -3831,7 +3901,7 @@
       <w:tr>
         <w:tc>
           <w:tcPr>
-            <w:tcW w:w="4513" w:type="dxa"/>
+            <w:tcW w:w="2552" w:type="dxa"/>
             <w:tcBorders>
               <w:top w:val="nil"/>
               <w:left w:val="nil"/>
@@ -3844,7 +3914,6 @@
               <w:bottom w:w="100" w:type="dxa"/>
               <w:right w:w="120" w:type="dxa"/>
             </w:tcMar>
-            <w:vAlign w:val="center"/>
           </w:tcPr>
           <w:p>
             <w:pPr>
@@ -3854,17 +3923,13 @@
               </w:rPr>
             </w:pPr>
             <w:r>
-              <w:rPr>
-                <w:b/>
-                <w:bCs/>
-              </w:rPr>
-              <w:t>OCR</w:t>
-            </w:r>
-          </w:p>
-        </w:tc>
-        <w:tc>
-          <w:tcPr>
-            <w:tcW w:w="4513" w:type="dxa"/>
+              <w:t>ORM</w:t>
+            </w:r>
+          </w:p>
+        </w:tc>
+        <w:tc>
+          <w:tcPr>
+            <w:tcW w:w="3969" w:type="dxa"/>
             <w:tcBorders>
               <w:top w:val="single" w:sz="4" w:space="0" w:color="CCCCCC"/>
               <w:left w:val="single" w:sz="4" w:space="0" w:color="CCCCCC"/>
@@ -3878,7 +3943,6 @@
               <w:bottom w:w="100" w:type="dxa"/>
               <w:right w:w="120" w:type="dxa"/>
             </w:tcMar>
-            <w:vAlign w:val="center"/>
           </w:tcPr>
           <w:p>
             <w:pPr>
@@ -3889,12 +3953,31 @@
               </w:rPr>
             </w:pPr>
             <w:r>
+              <w:t>SQLAlchemy</w:t>
+            </w:r>
+          </w:p>
+        </w:tc>
+        <w:tc>
+          <w:tcPr>
+            <w:tcW w:w="3685" w:type="dxa"/>
+            <w:tcBorders>
+              <w:top w:val="single" w:sz="4" w:space="0" w:color="CCCCCC"/>
+              <w:left w:val="single" w:sz="4" w:space="0" w:color="CCCCCC"/>
+              <w:bottom w:val="single" w:sz="4" w:space="0" w:color="CCCCCC"/>
+              <w:right w:val="single" w:sz="4" w:space="0" w:color="CCCCCC"/>
+            </w:tcBorders>
+            <w:shd w:val="clear" w:color="auto" w:fill="F5F5F5"/>
+          </w:tcPr>
+          <w:p>
+            <w:pPr>
               <w:rPr>
                 <w:rFonts w:ascii="Times New Roman" w:eastAsia="Times New Roman" w:hAnsi="Times New Roman" w:cs="Times New Roman"/>
                 <w:sz w:val="24"/>
                 <w:szCs w:val="24"/>
               </w:rPr>
-              <w:t>Tesseract OCR / PaddleOCR</w:t>
+            </w:pPr>
+            <w:r>
+              <w:t>Позволяет абстрагировать работу с БД, упростить миграцию между SQLite и PostgreSQL и поддерживать чистую архитектуру приложения.</w:t>
             </w:r>
           </w:p>
         </w:tc>
@@ -3902,7 +3985,7 @@
       <w:tr>
         <w:tc>
           <w:tcPr>
-            <w:tcW w:w="4513" w:type="dxa"/>
+            <w:tcW w:w="2552" w:type="dxa"/>
             <w:tcBorders>
               <w:top w:val="nil"/>
               <w:left w:val="nil"/>
@@ -3915,7 +3998,6 @@
               <w:bottom w:w="100" w:type="dxa"/>
               <w:right w:w="120" w:type="dxa"/>
             </w:tcMar>
-            <w:vAlign w:val="center"/>
           </w:tcPr>
           <w:p>
             <w:pPr>
@@ -3925,17 +4007,13 @@
               </w:rPr>
             </w:pPr>
             <w:r>
-              <w:rPr>
-                <w:b/>
-                <w:bCs/>
-              </w:rPr>
-              <w:t>AI модель</w:t>
-            </w:r>
-          </w:p>
-        </w:tc>
-        <w:tc>
-          <w:tcPr>
-            <w:tcW w:w="4513" w:type="dxa"/>
+              <w:t>Оркестратор процессов</w:t>
+            </w:r>
+          </w:p>
+        </w:tc>
+        <w:tc>
+          <w:tcPr>
+            <w:tcW w:w="3969" w:type="dxa"/>
             <w:tcBorders>
               <w:top w:val="single" w:sz="4" w:space="0" w:color="CCCCCC"/>
               <w:left w:val="single" w:sz="4" w:space="0" w:color="CCCCCC"/>
@@ -3949,7 +4027,6 @@
               <w:bottom w:w="100" w:type="dxa"/>
               <w:right w:w="120" w:type="dxa"/>
             </w:tcMar>
-            <w:vAlign w:val="center"/>
           </w:tcPr>
           <w:p>
             <w:pPr>
@@ -3960,12 +4037,31 @@
               </w:rPr>
             </w:pPr>
             <w:r>
+              <w:t>Celery + Redis</w:t>
+            </w:r>
+          </w:p>
+        </w:tc>
+        <w:tc>
+          <w:tcPr>
+            <w:tcW w:w="3685" w:type="dxa"/>
+            <w:tcBorders>
+              <w:top w:val="single" w:sz="4" w:space="0" w:color="CCCCCC"/>
+              <w:left w:val="single" w:sz="4" w:space="0" w:color="CCCCCC"/>
+              <w:bottom w:val="single" w:sz="4" w:space="0" w:color="CCCCCC"/>
+              <w:right w:val="single" w:sz="4" w:space="0" w:color="CCCCCC"/>
+            </w:tcBorders>
+            <w:shd w:val="clear" w:color="auto" w:fill="F5F5F5"/>
+          </w:tcPr>
+          <w:p>
+            <w:pPr>
               <w:rPr>
                 <w:rFonts w:ascii="Times New Roman" w:eastAsia="Times New Roman" w:hAnsi="Times New Roman" w:cs="Times New Roman"/>
                 <w:sz w:val="24"/>
                 <w:szCs w:val="24"/>
               </w:rPr>
-              <w:t>OpenAI API / локальная LLM</w:t>
+            </w:pPr>
+            <w:r>
+              <w:t>OCR и AI-обработка являются длительными задачами. Celery позволяет выносить обработку PDF в асинхронные очереди, а Redis используется как брокер задач и кэш.</w:t>
             </w:r>
           </w:p>
         </w:tc>
@@ -3973,7 +4069,7 @@
       <w:tr>
         <w:tc>
           <w:tcPr>
-            <w:tcW w:w="4513" w:type="dxa"/>
+            <w:tcW w:w="2552" w:type="dxa"/>
             <w:tcBorders>
               <w:top w:val="nil"/>
               <w:left w:val="nil"/>
@@ -3986,7 +4082,6 @@
               <w:bottom w:w="100" w:type="dxa"/>
               <w:right w:w="120" w:type="dxa"/>
             </w:tcMar>
-            <w:vAlign w:val="center"/>
           </w:tcPr>
           <w:p>
             <w:pPr>
@@ -3996,17 +4091,13 @@
               </w:rPr>
             </w:pPr>
             <w:r>
-              <w:rPr>
-                <w:b/>
-                <w:bCs/>
-              </w:rPr>
-              <w:t>База данных</w:t>
-            </w:r>
-          </w:p>
-        </w:tc>
-        <w:tc>
-          <w:tcPr>
-            <w:tcW w:w="4513" w:type="dxa"/>
+              <w:t>Интерфейс</w:t>
+            </w:r>
+          </w:p>
+        </w:tc>
+        <w:tc>
+          <w:tcPr>
+            <w:tcW w:w="3969" w:type="dxa"/>
             <w:tcBorders>
               <w:top w:val="single" w:sz="4" w:space="0" w:color="CCCCCC"/>
               <w:left w:val="single" w:sz="4" w:space="0" w:color="CCCCCC"/>
@@ -4020,7 +4111,6 @@
               <w:bottom w:w="100" w:type="dxa"/>
               <w:right w:w="120" w:type="dxa"/>
             </w:tcMar>
-            <w:vAlign w:val="center"/>
           </w:tcPr>
           <w:p>
             <w:pPr>
@@ -4031,12 +4121,31 @@
               </w:rPr>
             </w:pPr>
             <w:r>
+              <w:t>Flask + Jinja2 + HTML/CSS</w:t>
+            </w:r>
+          </w:p>
+        </w:tc>
+        <w:tc>
+          <w:tcPr>
+            <w:tcW w:w="3685" w:type="dxa"/>
+            <w:tcBorders>
+              <w:top w:val="single" w:sz="4" w:space="0" w:color="CCCCCC"/>
+              <w:left w:val="single" w:sz="4" w:space="0" w:color="CCCCCC"/>
+              <w:bottom w:val="single" w:sz="4" w:space="0" w:color="CCCCCC"/>
+              <w:right w:val="single" w:sz="4" w:space="0" w:color="CCCCCC"/>
+            </w:tcBorders>
+            <w:shd w:val="clear" w:color="auto" w:fill="F5F5F5"/>
+          </w:tcPr>
+          <w:p>
+            <w:pPr>
               <w:rPr>
                 <w:rFonts w:ascii="Times New Roman" w:eastAsia="Times New Roman" w:hAnsi="Times New Roman" w:cs="Times New Roman"/>
                 <w:sz w:val="24"/>
                 <w:szCs w:val="24"/>
               </w:rPr>
-              <w:t>SQLite</w:t>
+            </w:pPr>
+            <w:r>
+              <w:t>Подходит для быстрого создания внутреннего web-интерфейса без сложного frontend-стека. Обеспечивает минимальные затраты на разработку MVP.</w:t>
             </w:r>
           </w:p>
         </w:tc>
@@ -4044,7 +4153,7 @@
       <w:tr>
         <w:tc>
           <w:tcPr>
-            <w:tcW w:w="4513" w:type="dxa"/>
+            <w:tcW w:w="2552" w:type="dxa"/>
             <w:tcBorders>
               <w:top w:val="nil"/>
               <w:left w:val="nil"/>
@@ -4057,7 +4166,6 @@
               <w:bottom w:w="100" w:type="dxa"/>
               <w:right w:w="120" w:type="dxa"/>
             </w:tcMar>
-            <w:vAlign w:val="center"/>
           </w:tcPr>
           <w:p>
             <w:pPr>
@@ -4067,17 +4175,13 @@
               </w:rPr>
             </w:pPr>
             <w:r>
-              <w:rPr>
-                <w:b/>
-                <w:bCs/>
-              </w:rPr>
-              <w:t>ORM</w:t>
-            </w:r>
-          </w:p>
-        </w:tc>
-        <w:tc>
-          <w:tcPr>
-            <w:tcW w:w="4513" w:type="dxa"/>
+              <w:t>PDF обработка</w:t>
+            </w:r>
+          </w:p>
+        </w:tc>
+        <w:tc>
+          <w:tcPr>
+            <w:tcW w:w="3969" w:type="dxa"/>
             <w:tcBorders>
               <w:top w:val="single" w:sz="4" w:space="0" w:color="CCCCCC"/>
               <w:left w:val="single" w:sz="4" w:space="0" w:color="CCCCCC"/>
@@ -4091,7 +4195,6 @@
               <w:bottom w:w="100" w:type="dxa"/>
               <w:right w:w="120" w:type="dxa"/>
             </w:tcMar>
-            <w:vAlign w:val="center"/>
           </w:tcPr>
           <w:p>
             <w:pPr>
@@ -4102,12 +4205,35 @@
               </w:rPr>
             </w:pPr>
             <w:r>
+              <w:t>PyMuPDF + pdfplumber</w:t>
+            </w:r>
+          </w:p>
+        </w:tc>
+        <w:tc>
+          <w:tcPr>
+            <w:tcW w:w="3685" w:type="dxa"/>
+            <w:tcBorders>
+              <w:top w:val="single" w:sz="4" w:space="0" w:color="CCCCCC"/>
+              <w:left w:val="single" w:sz="4" w:space="0" w:color="CCCCCC"/>
+              <w:bottom w:val="single" w:sz="4" w:space="0" w:color="CCCCCC"/>
+              <w:right w:val="single" w:sz="4" w:space="0" w:color="CCCCCC"/>
+            </w:tcBorders>
+            <w:shd w:val="clear" w:color="auto" w:fill="F5F5F5"/>
+          </w:tcPr>
+          <w:p>
+            <w:pPr>
               <w:rPr>
                 <w:rFonts w:ascii="Times New Roman" w:eastAsia="Times New Roman" w:hAnsi="Times New Roman" w:cs="Times New Roman"/>
                 <w:sz w:val="24"/>
                 <w:szCs w:val="24"/>
               </w:rPr>
-              <w:t>SQLAlchemy</w:t>
+            </w:pPr>
+            <w:r>
+              <w:t xml:space="preserve">PyMuPDF эффективно рендерит страницы для OCR, а pdfplumber </w:t>
+            </w:r>
+            <w:r>
+              <w:lastRenderedPageBreak/>
+              <w:t>позволяет извлекать встроенный текст и структуру PDF.</w:t>
             </w:r>
           </w:p>
         </w:tc>
@@ -4115,7 +4241,7 @@
       <w:tr>
         <w:tc>
           <w:tcPr>
-            <w:tcW w:w="4513" w:type="dxa"/>
+            <w:tcW w:w="2552" w:type="dxa"/>
             <w:tcBorders>
               <w:top w:val="nil"/>
               <w:left w:val="nil"/>
@@ -4128,7 +4254,6 @@
               <w:bottom w:w="100" w:type="dxa"/>
               <w:right w:w="120" w:type="dxa"/>
             </w:tcMar>
-            <w:vAlign w:val="center"/>
           </w:tcPr>
           <w:p>
             <w:pPr>
@@ -4138,17 +4263,14 @@
               </w:rPr>
             </w:pPr>
             <w:r>
-              <w:rPr>
-                <w:b/>
-                <w:bCs/>
-              </w:rPr>
-              <w:t>PDF обработка</w:t>
-            </w:r>
-          </w:p>
-        </w:tc>
-        <w:tc>
-          <w:tcPr>
-            <w:tcW w:w="4513" w:type="dxa"/>
+              <w:lastRenderedPageBreak/>
+              <w:t>Контейнеризация</w:t>
+            </w:r>
+          </w:p>
+        </w:tc>
+        <w:tc>
+          <w:tcPr>
+            <w:tcW w:w="3969" w:type="dxa"/>
             <w:tcBorders>
               <w:top w:val="single" w:sz="4" w:space="0" w:color="CCCCCC"/>
               <w:left w:val="single" w:sz="4" w:space="0" w:color="CCCCCC"/>
@@ -4162,7 +4284,6 @@
               <w:bottom w:w="100" w:type="dxa"/>
               <w:right w:w="120" w:type="dxa"/>
             </w:tcMar>
-            <w:vAlign w:val="center"/>
           </w:tcPr>
           <w:p>
             <w:pPr>
@@ -4173,12 +4294,31 @@
               </w:rPr>
             </w:pPr>
             <w:r>
+              <w:t>Docker</w:t>
+            </w:r>
+          </w:p>
+        </w:tc>
+        <w:tc>
+          <w:tcPr>
+            <w:tcW w:w="3685" w:type="dxa"/>
+            <w:tcBorders>
+              <w:top w:val="single" w:sz="4" w:space="0" w:color="CCCCCC"/>
+              <w:left w:val="single" w:sz="4" w:space="0" w:color="CCCCCC"/>
+              <w:bottom w:val="single" w:sz="4" w:space="0" w:color="CCCCCC"/>
+              <w:right w:val="single" w:sz="4" w:space="0" w:color="CCCCCC"/>
+            </w:tcBorders>
+            <w:shd w:val="clear" w:color="auto" w:fill="F5F5F5"/>
+          </w:tcPr>
+          <w:p>
+            <w:pPr>
               <w:rPr>
                 <w:rFonts w:ascii="Times New Roman" w:eastAsia="Times New Roman" w:hAnsi="Times New Roman" w:cs="Times New Roman"/>
                 <w:sz w:val="24"/>
                 <w:szCs w:val="24"/>
               </w:rPr>
-              <w:t>PyMuPDF / pdfplumber</w:t>
+            </w:pPr>
+            <w:r>
+              <w:t>Обеспечивает воспроизводимость окружения, упрощает деплой и переносимость системы между серверами.</w:t>
             </w:r>
           </w:p>
         </w:tc>
@@ -4186,7 +4326,7 @@
       <w:tr>
         <w:tc>
           <w:tcPr>
-            <w:tcW w:w="4513" w:type="dxa"/>
+            <w:tcW w:w="2552" w:type="dxa"/>
             <w:tcBorders>
               <w:top w:val="nil"/>
               <w:left w:val="nil"/>
@@ -4199,7 +4339,6 @@
               <w:bottom w:w="100" w:type="dxa"/>
               <w:right w:w="120" w:type="dxa"/>
             </w:tcMar>
-            <w:vAlign w:val="center"/>
           </w:tcPr>
           <w:p>
             <w:pPr>
@@ -4209,17 +4348,13 @@
               </w:rPr>
             </w:pPr>
             <w:r>
-              <w:rPr>
-                <w:b/>
-                <w:bCs/>
-              </w:rPr>
-              <w:t>Frontend</w:t>
-            </w:r>
-          </w:p>
-        </w:tc>
-        <w:tc>
-          <w:tcPr>
-            <w:tcW w:w="4513" w:type="dxa"/>
+              <w:t>Хранение файлов</w:t>
+            </w:r>
+          </w:p>
+        </w:tc>
+        <w:tc>
+          <w:tcPr>
+            <w:tcW w:w="3969" w:type="dxa"/>
             <w:tcBorders>
               <w:top w:val="single" w:sz="4" w:space="0" w:color="CCCCCC"/>
               <w:left w:val="single" w:sz="4" w:space="0" w:color="CCCCCC"/>
@@ -4233,7 +4368,6 @@
               <w:bottom w:w="100" w:type="dxa"/>
               <w:right w:w="120" w:type="dxa"/>
             </w:tcMar>
-            <w:vAlign w:val="center"/>
           </w:tcPr>
           <w:p>
             <w:pPr>
@@ -4244,159 +4378,215 @@
               </w:rPr>
             </w:pPr>
             <w:r>
+              <w:t>Local Storage / instance/uploads</w:t>
+            </w:r>
+          </w:p>
+        </w:tc>
+        <w:tc>
+          <w:tcPr>
+            <w:tcW w:w="3685" w:type="dxa"/>
+            <w:tcBorders>
+              <w:top w:val="single" w:sz="4" w:space="0" w:color="CCCCCC"/>
+              <w:left w:val="single" w:sz="4" w:space="0" w:color="CCCCCC"/>
+              <w:bottom w:val="single" w:sz="4" w:space="0" w:color="CCCCCC"/>
+              <w:right w:val="single" w:sz="4" w:space="0" w:color="CCCCCC"/>
+            </w:tcBorders>
+            <w:shd w:val="clear" w:color="auto" w:fill="F5F5F5"/>
+          </w:tcPr>
+          <w:p>
+            <w:pPr>
               <w:rPr>
                 <w:rFonts w:ascii="Times New Roman" w:eastAsia="Times New Roman" w:hAnsi="Times New Roman" w:cs="Times New Roman"/>
                 <w:sz w:val="24"/>
                 <w:szCs w:val="24"/>
               </w:rPr>
-              <w:t>HTML/CSS/Jinja2</w:t>
-            </w:r>
-          </w:p>
-        </w:tc>
-      </w:tr>
-      <w:tr>
-        <w:tc>
-          <w:tcPr>
-            <w:tcW w:w="4513" w:type="dxa"/>
-            <w:tcBorders>
-              <w:top w:val="nil"/>
-              <w:left w:val="nil"/>
-              <w:bottom w:val="nil"/>
-              <w:right w:val="nil"/>
-            </w:tcBorders>
-            <w:tcMar>
-              <w:top w:w="100" w:type="dxa"/>
-              <w:left w:w="120" w:type="dxa"/>
-              <w:bottom w:w="100" w:type="dxa"/>
-              <w:right w:w="120" w:type="dxa"/>
-            </w:tcMar>
-            <w:vAlign w:val="center"/>
-          </w:tcPr>
-          <w:p>
-            <w:pPr>
-              <w:rPr>
-                <w:b/>
-                <w:bCs/>
-              </w:rPr>
-            </w:pPr>
-            <w:r>
-              <w:rPr>
-                <w:b/>
-                <w:bCs/>
-              </w:rPr>
-              <w:t>Хранение файлов</w:t>
-            </w:r>
-          </w:p>
-        </w:tc>
-        <w:tc>
-          <w:tcPr>
-            <w:tcW w:w="4513" w:type="dxa"/>
-            <w:tcBorders>
-              <w:top w:val="single" w:sz="4" w:space="0" w:color="CCCCCC"/>
-              <w:left w:val="single" w:sz="4" w:space="0" w:color="CCCCCC"/>
-              <w:bottom w:val="single" w:sz="4" w:space="0" w:color="CCCCCC"/>
-              <w:right w:val="single" w:sz="4" w:space="0" w:color="CCCCCC"/>
-            </w:tcBorders>
-            <w:shd w:val="clear" w:color="auto" w:fill="F5F5F5"/>
-            <w:tcMar>
-              <w:top w:w="100" w:type="dxa"/>
-              <w:left w:w="120" w:type="dxa"/>
-              <w:bottom w:w="100" w:type="dxa"/>
-              <w:right w:w="120" w:type="dxa"/>
-            </w:tcMar>
-            <w:vAlign w:val="center"/>
-          </w:tcPr>
-          <w:p>
-            <w:pPr>
-              <w:rPr>
-                <w:rFonts w:ascii="Times New Roman" w:eastAsia="Times New Roman" w:hAnsi="Times New Roman" w:cs="Times New Roman"/>
-                <w:sz w:val="24"/>
-                <w:szCs w:val="24"/>
-              </w:rPr>
-            </w:pPr>
-            <w:r>
-              <w:rPr>
-                <w:rFonts w:ascii="Times New Roman" w:eastAsia="Times New Roman" w:hAnsi="Times New Roman" w:cs="Times New Roman"/>
-                <w:sz w:val="24"/>
-                <w:szCs w:val="24"/>
-              </w:rPr>
-              <w:t>Local Storage</w:t>
-            </w:r>
-          </w:p>
-        </w:tc>
-      </w:tr>
-      <w:tr>
-        <w:tc>
-          <w:tcPr>
-            <w:tcW w:w="4513" w:type="dxa"/>
-            <w:tcBorders>
-              <w:top w:val="nil"/>
-              <w:left w:val="nil"/>
-              <w:bottom w:val="nil"/>
-              <w:right w:val="nil"/>
-            </w:tcBorders>
-            <w:tcMar>
-              <w:top w:w="100" w:type="dxa"/>
-              <w:left w:w="120" w:type="dxa"/>
-              <w:bottom w:w="100" w:type="dxa"/>
-              <w:right w:w="120" w:type="dxa"/>
-            </w:tcMar>
-            <w:vAlign w:val="center"/>
-          </w:tcPr>
-          <w:p>
-            <w:pPr>
-              <w:rPr>
-                <w:b/>
-                <w:bCs/>
-              </w:rPr>
-            </w:pPr>
-            <w:r>
-              <w:rPr>
-                <w:b/>
-                <w:bCs/>
-              </w:rPr>
-              <w:t>Контейнеризация</w:t>
-            </w:r>
-          </w:p>
-        </w:tc>
-        <w:tc>
-          <w:tcPr>
-            <w:tcW w:w="4513" w:type="dxa"/>
-            <w:tcBorders>
-              <w:top w:val="single" w:sz="4" w:space="0" w:color="CCCCCC"/>
-              <w:left w:val="single" w:sz="4" w:space="0" w:color="CCCCCC"/>
-              <w:bottom w:val="single" w:sz="4" w:space="0" w:color="CCCCCC"/>
-              <w:right w:val="single" w:sz="4" w:space="0" w:color="CCCCCC"/>
-            </w:tcBorders>
-            <w:shd w:val="clear" w:color="auto" w:fill="F5F5F5"/>
-            <w:tcMar>
-              <w:top w:w="100" w:type="dxa"/>
-              <w:left w:w="120" w:type="dxa"/>
-              <w:bottom w:w="100" w:type="dxa"/>
-              <w:right w:w="120" w:type="dxa"/>
-            </w:tcMar>
-            <w:vAlign w:val="center"/>
-          </w:tcPr>
-          <w:p>
-            <w:pPr>
-              <w:rPr>
-                <w:rFonts w:ascii="Times New Roman" w:eastAsia="Times New Roman" w:hAnsi="Times New Roman" w:cs="Times New Roman"/>
-                <w:sz w:val="24"/>
-                <w:szCs w:val="24"/>
-              </w:rPr>
-            </w:pPr>
-            <w:r>
-              <w:rPr>
-                <w:rFonts w:ascii="Times New Roman" w:eastAsia="Times New Roman" w:hAnsi="Times New Roman" w:cs="Times New Roman"/>
-                <w:sz w:val="24"/>
-                <w:szCs w:val="24"/>
-              </w:rPr>
-              <w:t>Docker</w:t>
+            </w:pPr>
+            <w:r>
+              <w:t>Для MVP достаточно локального хранения файлов. Архитектура допускает дальнейший переход на S3-compatible storage.</w:t>
             </w:r>
           </w:p>
         </w:tc>
       </w:tr>
     </w:tbl>
+    <w:p>
+      <w:pPr>
+        <w:pStyle w:val="2"/>
+      </w:pPr>
+      <w:r>
+        <w:t>Дополнительное обоснование архитектуры</w:t>
+      </w:r>
+    </w:p>
+    <w:p>
+      <w:pPr>
+        <w:pStyle w:val="a"/>
+        <w:tabs>
+          <w:tab w:val="num" w:pos="360"/>
+        </w:tabs>
+        <w:ind w:left="360" w:hanging="360"/>
+        <w:rPr>
+          <w:lang w:val="ru-RU"/>
+        </w:rPr>
+      </w:pPr>
+      <w:r>
+        <w:rPr>
+          <w:lang w:val="ru-RU"/>
+        </w:rPr>
+        <w:t xml:space="preserve">Выбранный стек ориентирован на быстрое создание </w:t>
+      </w:r>
+      <w:r>
+        <w:t>MVP</w:t>
+      </w:r>
+      <w:r>
+        <w:rPr>
+          <w:lang w:val="ru-RU"/>
+        </w:rPr>
+        <w:t xml:space="preserve"> с минимальными инфраструктурными затратами.</w:t>
+      </w:r>
+    </w:p>
+    <w:p>
+      <w:pPr>
+        <w:pStyle w:val="a"/>
+        <w:tabs>
+          <w:tab w:val="num" w:pos="360"/>
+        </w:tabs>
+        <w:ind w:left="360" w:hanging="360"/>
+        <w:rPr>
+          <w:lang w:val="ru-RU"/>
+        </w:rPr>
+      </w:pPr>
+      <w:r>
+        <w:rPr>
+          <w:lang w:val="ru-RU"/>
+        </w:rPr>
+        <w:t>Архитектура допускает постепенное масштабирование без полного переписывания системы.</w:t>
+      </w:r>
+    </w:p>
+    <w:p>
+      <w:pPr>
+        <w:pStyle w:val="a"/>
+        <w:tabs>
+          <w:tab w:val="num" w:pos="360"/>
+        </w:tabs>
+        <w:ind w:left="360" w:hanging="360"/>
+        <w:rPr>
+          <w:lang w:val="ru-RU"/>
+        </w:rPr>
+      </w:pPr>
+      <w:r>
+        <w:rPr>
+          <w:lang w:val="ru-RU"/>
+        </w:rPr>
+        <w:t xml:space="preserve">Все выбранные технологии имеют большое сообщество и стабильную экосистему </w:t>
+      </w:r>
+      <w:r>
+        <w:t>Python</w:t>
+      </w:r>
+      <w:r>
+        <w:rPr>
+          <w:lang w:val="ru-RU"/>
+        </w:rPr>
+        <w:t>.</w:t>
+      </w:r>
+    </w:p>
+    <w:p>
+      <w:pPr>
+        <w:pStyle w:val="a"/>
+        <w:tabs>
+          <w:tab w:val="num" w:pos="360"/>
+        </w:tabs>
+        <w:ind w:left="360" w:hanging="360"/>
+        <w:rPr>
+          <w:lang w:val="ru-RU"/>
+        </w:rPr>
+      </w:pPr>
+      <w:r>
+        <w:rPr>
+          <w:lang w:val="ru-RU"/>
+        </w:rPr>
+        <w:t xml:space="preserve">Компоненты совместимы между собой и хорошо подходят для </w:t>
+      </w:r>
+      <w:r>
+        <w:t>AI</w:t>
+      </w:r>
+      <w:r>
+        <w:rPr>
+          <w:lang w:val="ru-RU"/>
+        </w:rPr>
+        <w:t>/</w:t>
+      </w:r>
+      <w:r>
+        <w:t>OCR</w:t>
+      </w:r>
+      <w:r>
+        <w:rPr>
+          <w:lang w:val="ru-RU"/>
+        </w:rPr>
+        <w:t xml:space="preserve"> </w:t>
+      </w:r>
+      <w:r>
+        <w:t>workload</w:t>
+      </w:r>
+      <w:r>
+        <w:rPr>
+          <w:lang w:val="ru-RU"/>
+        </w:rPr>
+        <w:t>.</w:t>
+      </w:r>
+    </w:p>
+    <w:p>
+      <w:pPr>
+        <w:pStyle w:val="a"/>
+        <w:tabs>
+          <w:tab w:val="num" w:pos="360"/>
+        </w:tabs>
+        <w:ind w:left="360" w:hanging="360"/>
+        <w:rPr>
+          <w:lang w:val="ru-RU"/>
+        </w:rPr>
+      </w:pPr>
+      <w:r>
+        <w:rPr>
+          <w:lang w:val="ru-RU"/>
+        </w:rPr>
+        <w:t xml:space="preserve">Асинхронная обработка через </w:t>
+      </w:r>
+      <w:r>
+        <w:t>Celery</w:t>
+      </w:r>
+      <w:r>
+        <w:rPr>
+          <w:lang w:val="ru-RU"/>
+        </w:rPr>
+        <w:t xml:space="preserve"> позволяет избежать блокировки </w:t>
+      </w:r>
+      <w:r>
+        <w:t>web</w:t>
+      </w:r>
+      <w:r>
+        <w:rPr>
+          <w:lang w:val="ru-RU"/>
+        </w:rPr>
+        <w:t xml:space="preserve">-интерфейса при </w:t>
+      </w:r>
+      <w:r>
+        <w:t>OCR</w:t>
+      </w:r>
+      <w:r>
+        <w:rPr>
+          <w:lang w:val="ru-RU"/>
+        </w:rPr>
+        <w:t xml:space="preserve"> и </w:t>
+      </w:r>
+      <w:r>
+        <w:t>AI</w:t>
+      </w:r>
+      <w:r>
+        <w:rPr>
+          <w:lang w:val="ru-RU"/>
+        </w:rPr>
+        <w:t>-анализе.</w:t>
+      </w:r>
+    </w:p>
     <w:p>
       <w:pPr>
         <w:spacing w:before="150"/>
@@ -4414,176 +4604,6 @@
           <w:szCs w:val="24"/>
         </w:rPr>
         <w:t>6.2 Нефункциональные требования</w:t>
-      </w:r>
-    </w:p>
-    <w:tbl>
-      <w:tblPr>
-        <w:tblStyle w:val="afe"/>
-        <w:tblW w:w="9026" w:type="dxa"/>
-        <w:tblInd w:w="0" w:type="dxa"/>
-        <w:tblBorders>
-          <w:top w:val="single" w:sz="4" w:space="0" w:color="000000"/>
-          <w:left w:val="single" w:sz="4" w:space="0" w:color="000000"/>
-          <w:bottom w:val="single" w:sz="4" w:space="0" w:color="000000"/>
-          <w:right w:val="single" w:sz="4" w:space="0" w:color="000000"/>
-          <w:insideH w:val="single" w:sz="4" w:space="0" w:color="000000"/>
-          <w:insideV w:val="single" w:sz="4" w:space="0" w:color="000000"/>
-        </w:tblBorders>
-        <w:tblLayout w:type="fixed"/>
-        <w:tblLook w:val="0000" w:firstRow="0" w:lastRow="0" w:firstColumn="0" w:lastColumn="0" w:noHBand="0" w:noVBand="0"/>
-      </w:tblPr>
-      <w:tblGrid>
-        <w:gridCol w:w="9026"/>
-      </w:tblGrid>
-      <w:tr>
-        <w:tc>
-          <w:tcPr>
-            <w:tcW w:w="9026" w:type="dxa"/>
-            <w:tcBorders>
-              <w:top w:val="single" w:sz="4" w:space="0" w:color="CCCCCC"/>
-              <w:left w:val="single" w:sz="4" w:space="0" w:color="CCCCCC"/>
-              <w:bottom w:val="single" w:sz="4" w:space="0" w:color="CCCCCC"/>
-              <w:right w:val="single" w:sz="4" w:space="0" w:color="CCCCCC"/>
-            </w:tcBorders>
-            <w:shd w:val="clear" w:color="auto" w:fill="F5F5F5"/>
-            <w:tcMar>
-              <w:top w:w="100" w:type="dxa"/>
-              <w:left w:w="120" w:type="dxa"/>
-              <w:bottom w:w="100" w:type="dxa"/>
-              <w:right w:w="120" w:type="dxa"/>
-            </w:tcMar>
-          </w:tcPr>
-          <w:p>
-            <w:r>
-              <w:rPr>
-                <w:rFonts w:hAnsi="Symbol"/>
-              </w:rPr>
-              <w:t></w:t>
-            </w:r>
-            <w:r>
-              <w:t xml:space="preserve">  Время ответа: до 30 секунд на PDF до 20 страниц. </w:t>
-            </w:r>
-          </w:p>
-          <w:p>
-            <w:r>
-              <w:rPr>
-                <w:rFonts w:hAnsi="Symbol"/>
-              </w:rPr>
-              <w:t></w:t>
-            </w:r>
-            <w:r>
-              <w:t xml:space="preserve">  Язык интерфейса: русский. </w:t>
-            </w:r>
-          </w:p>
-          <w:p>
-            <w:r>
-              <w:rPr>
-                <w:rFonts w:hAnsi="Symbol"/>
-              </w:rPr>
-              <w:t></w:t>
-            </w:r>
-            <w:r>
-              <w:t xml:space="preserve">  Поддержка сканированных PDF. </w:t>
-            </w:r>
-          </w:p>
-          <w:p>
-            <w:r>
-              <w:rPr>
-                <w:rFonts w:hAnsi="Symbol"/>
-              </w:rPr>
-              <w:t></w:t>
-            </w:r>
-            <w:r>
-              <w:t xml:space="preserve">  Логирование всех ошибок обработки. </w:t>
-            </w:r>
-          </w:p>
-          <w:p>
-            <w:r>
-              <w:rPr>
-                <w:rFonts w:hAnsi="Symbol"/>
-              </w:rPr>
-              <w:t></w:t>
-            </w:r>
-            <w:r>
-              <w:t xml:space="preserve">  Масштабируемая архитектура. </w:t>
-            </w:r>
-          </w:p>
-          <w:p>
-            <w:r>
-              <w:rPr>
-                <w:rFonts w:hAnsi="Symbol"/>
-              </w:rPr>
-              <w:t></w:t>
-            </w:r>
-            <w:r>
-              <w:t xml:space="preserve">  Возможность переноса с SQLite на PostgreSQL. </w:t>
-            </w:r>
-          </w:p>
-          <w:p>
-            <w:r>
-              <w:rPr>
-                <w:rFonts w:hAnsi="Symbol"/>
-              </w:rPr>
-              <w:t></w:t>
-            </w:r>
-            <w:r>
-              <w:t xml:space="preserve">  Поддержка Docker-развертывания. </w:t>
-            </w:r>
-          </w:p>
-          <w:p>
-            <w:r>
-              <w:rPr>
-                <w:rFonts w:hAnsi="Symbol"/>
-              </w:rPr>
-              <w:t></w:t>
-            </w:r>
-            <w:r>
-              <w:t xml:space="preserve">  Безопасность хранения файлов.</w:t>
-            </w:r>
-          </w:p>
-        </w:tc>
-      </w:tr>
-    </w:tbl>
-    <w:p>
-      <w:pPr>
-        <w:spacing w:before="200"/>
-      </w:pPr>
-    </w:p>
-    <w:p>
-      <w:pPr>
-        <w:pStyle w:val="2"/>
-      </w:pPr>
-      <w:r>
-        <w:t>7. Ограничения и риски</w:t>
-      </w:r>
-    </w:p>
-    <w:p>
-      <w:pPr>
-        <w:spacing w:before="200" w:after="80"/>
-      </w:pPr>
-      <w:r>
-        <w:rPr>
-          <w:b/>
-          <w:bCs/>
-          <w:sz w:val="24"/>
-          <w:szCs w:val="24"/>
-        </w:rPr>
-        <w:t>7.1 Ограничения проекта</w:t>
-      </w:r>
-    </w:p>
-    <w:p>
-      <w:pPr>
-        <w:spacing w:before="60" w:after="120"/>
-      </w:pPr>
-      <w:r>
-        <w:rPr>
-          <w:i/>
-          <w:iCs/>
-          <w:color w:val="666666"/>
-          <w:sz w:val="18"/>
-          <w:szCs w:val="18"/>
-        </w:rPr>
-        <w:t>Бюджет, сроки, ресурсы, технические ограничения</w:t>
       </w:r>
     </w:p>
     <w:tbl>
@@ -4624,132 +4644,91 @@
             </w:tcMar>
           </w:tcPr>
           <w:p>
-            <w:pPr>
-              <w:pStyle w:val="3"/>
-            </w:pPr>
-            <w:r>
-              <w:t>Бюджет</w:t>
-            </w:r>
-          </w:p>
-          <w:p>
-            <w:pPr>
-              <w:numPr>
-                <w:ilvl w:val="0"/>
-                <w:numId w:val="14"/>
-              </w:numPr>
-              <w:spacing w:before="100" w:beforeAutospacing="1" w:after="100" w:afterAutospacing="1"/>
-            </w:pPr>
-            <w:r>
-              <w:t xml:space="preserve">Ограничение расходов на AI API. </w:t>
-            </w:r>
-          </w:p>
-          <w:p>
-            <w:pPr>
-              <w:numPr>
-                <w:ilvl w:val="0"/>
-                <w:numId w:val="14"/>
-              </w:numPr>
-              <w:spacing w:before="100" w:beforeAutospacing="1" w:after="100" w:afterAutospacing="1"/>
-            </w:pPr>
-            <w:r>
-              <w:t xml:space="preserve">Использование SQLite на этапе MVP. </w:t>
-            </w:r>
-          </w:p>
-          <w:p>
-            <w:pPr>
-              <w:pStyle w:val="3"/>
-            </w:pPr>
-            <w:r>
-              <w:lastRenderedPageBreak/>
-              <w:t>Сроки</w:t>
-            </w:r>
-          </w:p>
-          <w:p>
-            <w:pPr>
-              <w:numPr>
-                <w:ilvl w:val="0"/>
-                <w:numId w:val="15"/>
-              </w:numPr>
-              <w:spacing w:before="100" w:beforeAutospacing="1" w:after="100" w:afterAutospacing="1"/>
-            </w:pPr>
-            <w:r>
-              <w:t xml:space="preserve">MVP должен быть реализован за 4–6 недель. </w:t>
-            </w:r>
-          </w:p>
-          <w:p>
-            <w:pPr>
-              <w:pStyle w:val="3"/>
-            </w:pPr>
-            <w:r>
-              <w:t>Команда</w:t>
-            </w:r>
-          </w:p>
-          <w:p>
-            <w:pPr>
-              <w:numPr>
-                <w:ilvl w:val="0"/>
-                <w:numId w:val="16"/>
-              </w:numPr>
-              <w:spacing w:before="100" w:beforeAutospacing="1" w:after="100" w:afterAutospacing="1"/>
-            </w:pPr>
-            <w:r>
-              <w:t xml:space="preserve">Один backend-разработчик. </w:t>
-            </w:r>
-          </w:p>
-          <w:p>
-            <w:pPr>
-              <w:numPr>
-                <w:ilvl w:val="0"/>
-                <w:numId w:val="16"/>
-              </w:numPr>
-              <w:spacing w:before="100" w:beforeAutospacing="1" w:after="100" w:afterAutospacing="1"/>
-            </w:pPr>
-            <w:r>
-              <w:t xml:space="preserve">Один инициатор проекта/аналитик. </w:t>
-            </w:r>
-          </w:p>
-          <w:p>
-            <w:pPr>
-              <w:pStyle w:val="3"/>
-            </w:pPr>
-            <w:r>
-              <w:t>Технические ограничения</w:t>
-            </w:r>
-          </w:p>
-          <w:p>
-            <w:pPr>
-              <w:numPr>
-                <w:ilvl w:val="0"/>
-                <w:numId w:val="17"/>
-              </w:numPr>
-              <w:spacing w:before="100" w:beforeAutospacing="1" w:after="100" w:afterAutospacing="1"/>
-            </w:pPr>
-            <w:r>
-              <w:t xml:space="preserve">Низкое качество сканов. </w:t>
-            </w:r>
-          </w:p>
-          <w:p>
-            <w:pPr>
-              <w:numPr>
-                <w:ilvl w:val="0"/>
-                <w:numId w:val="17"/>
-              </w:numPr>
-              <w:spacing w:before="100" w:beforeAutospacing="1" w:after="100" w:afterAutospacing="1"/>
-            </w:pPr>
-            <w:r>
-              <w:t xml:space="preserve">Разные шаблоны документов. </w:t>
-            </w:r>
-          </w:p>
-          <w:p>
-            <w:pPr>
-              <w:numPr>
-                <w:ilvl w:val="0"/>
-                <w:numId w:val="17"/>
-              </w:numPr>
-              <w:spacing w:before="100" w:beforeAutospacing="1" w:after="100" w:afterAutospacing="1"/>
-            </w:pPr>
-            <w:r>
-              <w:t>Ограничения OCR по качеству изображений.</w:t>
+            <w:r>
+              <w:rPr>
+                <w:rFonts w:hAnsi="Symbol"/>
+              </w:rPr>
+              <w:t></w:t>
+            </w:r>
+            <w:r>
+              <w:t xml:space="preserve">  Время ответа: до 30 секунд на PDF до 20 страниц. </w:t>
+            </w:r>
+          </w:p>
+          <w:p>
+            <w:r>
+              <w:rPr>
+                <w:rFonts w:hAnsi="Symbol"/>
+              </w:rPr>
+              <w:t></w:t>
+            </w:r>
+            <w:r>
+              <w:t xml:space="preserve">  Язык интерфейса: русский. </w:t>
+            </w:r>
+          </w:p>
+          <w:p>
+            <w:r>
+              <w:rPr>
+                <w:rFonts w:hAnsi="Symbol"/>
+              </w:rPr>
+              <w:t></w:t>
+            </w:r>
+            <w:r>
+              <w:t xml:space="preserve">  Поддержка сканированных PDF. </w:t>
+            </w:r>
+          </w:p>
+          <w:p>
+            <w:r>
+              <w:rPr>
+                <w:rFonts w:hAnsi="Symbol"/>
+              </w:rPr>
+              <w:t></w:t>
+            </w:r>
+            <w:r>
+              <w:t xml:space="preserve">  Логирование всех ошибок обработки. </w:t>
+            </w:r>
+          </w:p>
+          <w:p>
+            <w:r>
+              <w:rPr>
+                <w:rFonts w:hAnsi="Symbol"/>
+              </w:rPr>
+              <w:t></w:t>
+            </w:r>
+            <w:r>
+              <w:t xml:space="preserve">  Масштабируемая архитектура. </w:t>
+            </w:r>
+          </w:p>
+          <w:p>
+            <w:r>
+              <w:rPr>
+                <w:rFonts w:hAnsi="Symbol"/>
+              </w:rPr>
+              <w:t></w:t>
+            </w:r>
+            <w:r>
+              <w:t xml:space="preserve">  Возможность переноса с SQLite на PostgreSQL. </w:t>
+            </w:r>
+          </w:p>
+          <w:p>
+            <w:r>
+              <w:rPr>
+                <w:rFonts w:hAnsi="Symbol"/>
+              </w:rPr>
+              <w:t></w:t>
+            </w:r>
+            <w:r>
+              <w:t xml:space="preserve">  Поддержка Docker-развертывания. </w:t>
+            </w:r>
+          </w:p>
+          <w:p>
+            <w:r>
+              <w:rPr>
+                <w:rFonts w:hAnsi="Symbol"/>
+              </w:rPr>
+              <w:t></w:t>
+            </w:r>
+            <w:r>
+              <w:t xml:space="preserve">  Безопасность хранения файлов.</w:t>
             </w:r>
           </w:p>
         </w:tc>
@@ -4757,18 +4736,20 @@
     </w:tbl>
     <w:p>
       <w:pPr>
-        <w:spacing w:before="150"/>
+        <w:spacing w:before="200"/>
       </w:pPr>
     </w:p>
     <w:p>
       <w:pPr>
+        <w:pStyle w:val="2"/>
+      </w:pPr>
+      <w:r>
+        <w:t>7. Ограничения и риски</w:t>
+      </w:r>
+    </w:p>
+    <w:p>
+      <w:pPr>
         <w:spacing w:before="200" w:after="80"/>
-        <w:rPr>
-          <w:b/>
-          <w:bCs/>
-          <w:sz w:val="24"/>
-          <w:szCs w:val="24"/>
-        </w:rPr>
       </w:pPr>
       <w:r>
         <w:rPr>
@@ -4777,7 +4758,22 @@
           <w:sz w:val="24"/>
           <w:szCs w:val="24"/>
         </w:rPr>
-        <w:t>7.2 Риски и митигация</w:t>
+        <w:t>7.1 Ограничения проекта</w:t>
+      </w:r>
+    </w:p>
+    <w:p>
+      <w:pPr>
+        <w:spacing w:before="60" w:after="120"/>
+      </w:pPr>
+      <w:r>
+        <w:rPr>
+          <w:i/>
+          <w:iCs/>
+          <w:color w:val="666666"/>
+          <w:sz w:val="18"/>
+          <w:szCs w:val="18"/>
+        </w:rPr>
+        <w:t>Бюджет, сроки, ресурсы, технические ограничения</w:t>
       </w:r>
     </w:p>
     <w:tbl>
@@ -4797,6 +4793,200 @@
         <w:tblLook w:val="0000" w:firstRow="0" w:lastRow="0" w:firstColumn="0" w:lastColumn="0" w:noHBand="0" w:noVBand="0"/>
       </w:tblPr>
       <w:tblGrid>
+        <w:gridCol w:w="9026"/>
+      </w:tblGrid>
+      <w:tr>
+        <w:tc>
+          <w:tcPr>
+            <w:tcW w:w="9026" w:type="dxa"/>
+            <w:tcBorders>
+              <w:top w:val="single" w:sz="4" w:space="0" w:color="CCCCCC"/>
+              <w:left w:val="single" w:sz="4" w:space="0" w:color="CCCCCC"/>
+              <w:bottom w:val="single" w:sz="4" w:space="0" w:color="CCCCCC"/>
+              <w:right w:val="single" w:sz="4" w:space="0" w:color="CCCCCC"/>
+            </w:tcBorders>
+            <w:shd w:val="clear" w:color="auto" w:fill="F5F5F5"/>
+            <w:tcMar>
+              <w:top w:w="100" w:type="dxa"/>
+              <w:left w:w="120" w:type="dxa"/>
+              <w:bottom w:w="100" w:type="dxa"/>
+              <w:right w:w="120" w:type="dxa"/>
+            </w:tcMar>
+          </w:tcPr>
+          <w:p>
+            <w:pPr>
+              <w:pStyle w:val="3"/>
+            </w:pPr>
+            <w:r>
+              <w:t>Бюджет</w:t>
+            </w:r>
+          </w:p>
+          <w:p>
+            <w:pPr>
+              <w:numPr>
+                <w:ilvl w:val="0"/>
+                <w:numId w:val="14"/>
+              </w:numPr>
+              <w:spacing w:before="100" w:beforeAutospacing="1" w:after="100" w:afterAutospacing="1"/>
+            </w:pPr>
+            <w:r>
+              <w:t xml:space="preserve">Ограничение расходов на AI API. </w:t>
+            </w:r>
+          </w:p>
+          <w:p>
+            <w:pPr>
+              <w:numPr>
+                <w:ilvl w:val="0"/>
+                <w:numId w:val="14"/>
+              </w:numPr>
+              <w:spacing w:before="100" w:beforeAutospacing="1" w:after="100" w:afterAutospacing="1"/>
+            </w:pPr>
+            <w:r>
+              <w:t xml:space="preserve">Использование SQLite на этапе MVP. </w:t>
+            </w:r>
+          </w:p>
+          <w:p>
+            <w:pPr>
+              <w:pStyle w:val="3"/>
+            </w:pPr>
+            <w:r>
+              <w:t>Сроки</w:t>
+            </w:r>
+          </w:p>
+          <w:p>
+            <w:pPr>
+              <w:numPr>
+                <w:ilvl w:val="0"/>
+                <w:numId w:val="15"/>
+              </w:numPr>
+              <w:spacing w:before="100" w:beforeAutospacing="1" w:after="100" w:afterAutospacing="1"/>
+            </w:pPr>
+            <w:r>
+              <w:lastRenderedPageBreak/>
+              <w:t xml:space="preserve">MVP должен быть реализован за 4–6 недель. </w:t>
+            </w:r>
+          </w:p>
+          <w:p>
+            <w:pPr>
+              <w:pStyle w:val="3"/>
+            </w:pPr>
+            <w:r>
+              <w:t>Команда</w:t>
+            </w:r>
+          </w:p>
+          <w:p>
+            <w:pPr>
+              <w:numPr>
+                <w:ilvl w:val="0"/>
+                <w:numId w:val="16"/>
+              </w:numPr>
+              <w:spacing w:before="100" w:beforeAutospacing="1" w:after="100" w:afterAutospacing="1"/>
+            </w:pPr>
+            <w:r>
+              <w:t xml:space="preserve">Один backend-разработчик. </w:t>
+            </w:r>
+          </w:p>
+          <w:p>
+            <w:pPr>
+              <w:numPr>
+                <w:ilvl w:val="0"/>
+                <w:numId w:val="16"/>
+              </w:numPr>
+              <w:spacing w:before="100" w:beforeAutospacing="1" w:after="100" w:afterAutospacing="1"/>
+            </w:pPr>
+            <w:r>
+              <w:t xml:space="preserve">Один инициатор проекта/аналитик. </w:t>
+            </w:r>
+          </w:p>
+          <w:p>
+            <w:pPr>
+              <w:pStyle w:val="3"/>
+            </w:pPr>
+            <w:r>
+              <w:t>Технические ограничения</w:t>
+            </w:r>
+          </w:p>
+          <w:p>
+            <w:pPr>
+              <w:numPr>
+                <w:ilvl w:val="0"/>
+                <w:numId w:val="17"/>
+              </w:numPr>
+              <w:spacing w:before="100" w:beforeAutospacing="1" w:after="100" w:afterAutospacing="1"/>
+            </w:pPr>
+            <w:r>
+              <w:t xml:space="preserve">Низкое качество сканов. </w:t>
+            </w:r>
+          </w:p>
+          <w:p>
+            <w:pPr>
+              <w:numPr>
+                <w:ilvl w:val="0"/>
+                <w:numId w:val="17"/>
+              </w:numPr>
+              <w:spacing w:before="100" w:beforeAutospacing="1" w:after="100" w:afterAutospacing="1"/>
+            </w:pPr>
+            <w:r>
+              <w:t xml:space="preserve">Разные шаблоны документов. </w:t>
+            </w:r>
+          </w:p>
+          <w:p>
+            <w:pPr>
+              <w:numPr>
+                <w:ilvl w:val="0"/>
+                <w:numId w:val="17"/>
+              </w:numPr>
+              <w:spacing w:before="100" w:beforeAutospacing="1" w:after="100" w:afterAutospacing="1"/>
+            </w:pPr>
+            <w:r>
+              <w:t>Ограничения OCR по качеству изображений.</w:t>
+            </w:r>
+          </w:p>
+        </w:tc>
+      </w:tr>
+    </w:tbl>
+    <w:p>
+      <w:pPr>
+        <w:spacing w:before="150"/>
+      </w:pPr>
+    </w:p>
+    <w:p>
+      <w:pPr>
+        <w:spacing w:before="200" w:after="80"/>
+        <w:rPr>
+          <w:b/>
+          <w:bCs/>
+          <w:sz w:val="24"/>
+          <w:szCs w:val="24"/>
+        </w:rPr>
+      </w:pPr>
+      <w:r>
+        <w:rPr>
+          <w:b/>
+          <w:bCs/>
+          <w:sz w:val="24"/>
+          <w:szCs w:val="24"/>
+        </w:rPr>
+        <w:t>7.2 Риски и митигация</w:t>
+      </w:r>
+    </w:p>
+    <w:tbl>
+      <w:tblPr>
+        <w:tblStyle w:val="aff1"/>
+        <w:tblW w:w="9026" w:type="dxa"/>
+        <w:tblInd w:w="0" w:type="dxa"/>
+        <w:tblBorders>
+          <w:top w:val="single" w:sz="4" w:space="0" w:color="000000"/>
+          <w:left w:val="single" w:sz="4" w:space="0" w:color="000000"/>
+          <w:bottom w:val="single" w:sz="4" w:space="0" w:color="000000"/>
+          <w:right w:val="single" w:sz="4" w:space="0" w:color="000000"/>
+          <w:insideH w:val="single" w:sz="4" w:space="0" w:color="000000"/>
+          <w:insideV w:val="single" w:sz="4" w:space="0" w:color="000000"/>
+        </w:tblBorders>
+        <w:tblLayout w:type="fixed"/>
+        <w:tblLook w:val="0000" w:firstRow="0" w:lastRow="0" w:firstColumn="0" w:lastColumn="0" w:noHBand="0" w:noVBand="0"/>
+      </w:tblPr>
+      <w:tblGrid>
         <w:gridCol w:w="3000"/>
         <w:gridCol w:w="1673"/>
         <w:gridCol w:w="4353"/>
@@ -5528,7 +5718,7 @@
     </w:p>
     <w:tbl>
       <w:tblPr>
-        <w:tblStyle w:val="aff1"/>
+        <w:tblStyle w:val="aff2"/>
         <w:tblW w:w="9030" w:type="dxa"/>
         <w:tblInd w:w="0" w:type="dxa"/>
         <w:tblBorders>
@@ -6572,7 +6762,7 @@
     </w:p>
     <w:tbl>
       <w:tblPr>
-        <w:tblStyle w:val="aff2"/>
+        <w:tblStyle w:val="aff3"/>
         <w:tblW w:w="9026" w:type="dxa"/>
         <w:tblInd w:w="0" w:type="dxa"/>
         <w:tblBorders>
@@ -7039,6 +7229,27 @@
 <file path=word/numbering.xml><?xml version="1.0" encoding="utf-8"?>
 <w:numbering xmlns:wpc="http://schemas.microsoft.com/office/word/2010/wordprocessingCanvas" xmlns:cx="http://schemas.microsoft.com/office/drawing/2014/chartex" xmlns:cx1="http://schemas.microsoft.com/office/drawing/2015/9/8/chartex" xmlns:cx2="http://schemas.microsoft.com/office/drawing/2015/10/21/chartex" xmlns:cx3="http://schemas.microsoft.com/office/drawing/2016/5/9/chartex" xmlns:cx4="http://schemas.microsoft.com/office/drawing/2016/5/10/chartex" xmlns:cx5="http://schemas.microsoft.com/office/drawing/2016/5/11/chartex" xmlns:cx6="http://schemas.microsoft.com/office/drawing/2016/5/12/chartex" xmlns:cx7="http://schemas.microsoft.com/office/drawing/2016/5/13/chartex" xmlns:cx8="http://schemas.microsoft.com/office/drawing/2016/5/14/chartex" xmlns:mc="http://schemas.openxmlformats.org/markup-compatibility/2006" xmlns:aink="http://schemas.microsoft.com/office/drawing/2016/ink" xmlns:am3d="http://schemas.microsoft.com/office/drawing/2017/model3d" xmlns:o="urn:schemas-microsoft-com:office:office" xmlns:oel="http://schemas.microsoft.com/office/2019/extlst" xmlns:r="http://schemas.openxmlformats.org/officeDocument/2006/relationships" xmlns:m="http://schemas.openxmlformats.org/officeDocument/2006/math" xmlns:v="urn:schemas-microsoft-com:vml" xmlns:wp14="http://schemas.microsoft.com/office/word/2010/wordprocessingDrawing" xmlns:wp="http://schemas.openxmlformats.org/drawingml/2006/wordprocessingDrawing" xmlns:w10="urn:schemas-microsoft-com:office:word" xmlns:w="http://schemas.openxmlformats.org/wordprocessingml/2006/main" xmlns:w14="http://schemas.microsoft.com/office/word/2010/wordml" xmlns:w15="http://schemas.microsoft.com/office/word/2012/wordml" xmlns:w16cex="http://schemas.microsoft.com/office/word/2018/wordml/cex" xmlns:w16cid="http://schemas.microsoft.com/office/word/2016/wordml/cid" xmlns:w16="http://schemas.microsoft.com/office/word/2018/wordml" xmlns:w16du="http://schemas.microsoft.com/office/word/2023/wordml/word16du" xmlns:w16sdtdh="http://schemas.microsoft.com/office/word/2020/wordml/sdtdatahash" xmlns:w16sdtfl="http://schemas.microsoft.com/office/word/2024/wordml/sdtformatlock" xmlns:w16se="http://schemas.microsoft.com/office/word/2015/wordml/symex" xmlns:wpg="http://schemas.microsoft.com/office/word/2010/wordprocessingGroup" xmlns:wpi="http://schemas.microsoft.com/office/word/2010/wordprocessingInk" xmlns:wne="http://schemas.microsoft.com/office/word/2006/wordml" xmlns:wps="http://schemas.microsoft.com/office/word/2010/wordprocessingShape" mc:Ignorable="w14 w15 w16se w16cid w16 w16cex w16sdtdh w16sdtfl w16du wp14">
   <w:abstractNum w:abstractNumId="0" w15:restartNumberingAfterBreak="0">
+    <w:nsid w:val="FFFFFF89"/>
+    <w:multiLevelType w:val="singleLevel"/>
+    <w:tmpl w:val="76D2C648"/>
+    <w:lvl w:ilvl="0">
+      <w:start w:val="1"/>
+      <w:numFmt w:val="bullet"/>
+      <w:pStyle w:val="a"/>
+      <w:lvlText w:val=""/>
+      <w:lvlJc w:val="left"/>
+      <w:pPr>
+        <w:tabs>
+          <w:tab w:val="num" w:pos="360"/>
+        </w:tabs>
+        <w:ind w:left="360" w:hanging="360"/>
+      </w:pPr>
+      <w:rPr>
+        <w:rFonts w:ascii="Symbol" w:hAnsi="Symbol" w:hint="default"/>
+      </w:rPr>
+    </w:lvl>
+  </w:abstractNum>
+  <w:abstractNum w:abstractNumId="1" w15:restartNumberingAfterBreak="0">
     <w:nsid w:val="0346406F"/>
     <w:multiLevelType w:val="multilevel"/>
     <w:tmpl w:val="5DE48EA6"/>
@@ -7187,7 +7398,7 @@
       </w:rPr>
     </w:lvl>
   </w:abstractNum>
-  <w:abstractNum w:abstractNumId="1" w15:restartNumberingAfterBreak="0">
+  <w:abstractNum w:abstractNumId="2" w15:restartNumberingAfterBreak="0">
     <w:nsid w:val="051A6B94"/>
     <w:multiLevelType w:val="multilevel"/>
     <w:tmpl w:val="917E277E"/>
@@ -7336,7 +7547,7 @@
       </w:rPr>
     </w:lvl>
   </w:abstractNum>
-  <w:abstractNum w:abstractNumId="2" w15:restartNumberingAfterBreak="0">
+  <w:abstractNum w:abstractNumId="3" w15:restartNumberingAfterBreak="0">
     <w:nsid w:val="1540677E"/>
     <w:multiLevelType w:val="multilevel"/>
     <w:tmpl w:val="18A4A25C"/>
@@ -7485,7 +7696,7 @@
       </w:rPr>
     </w:lvl>
   </w:abstractNum>
-  <w:abstractNum w:abstractNumId="3" w15:restartNumberingAfterBreak="0">
+  <w:abstractNum w:abstractNumId="4" w15:restartNumberingAfterBreak="0">
     <w:nsid w:val="294D33EF"/>
     <w:multiLevelType w:val="multilevel"/>
     <w:tmpl w:val="4982861C"/>
@@ -7634,7 +7845,7 @@
       </w:rPr>
     </w:lvl>
   </w:abstractNum>
-  <w:abstractNum w:abstractNumId="4" w15:restartNumberingAfterBreak="0">
+  <w:abstractNum w:abstractNumId="5" w15:restartNumberingAfterBreak="0">
     <w:nsid w:val="3785209B"/>
     <w:multiLevelType w:val="multilevel"/>
     <w:tmpl w:val="11B22DC0"/>
@@ -7783,7 +7994,7 @@
       </w:rPr>
     </w:lvl>
   </w:abstractNum>
-  <w:abstractNum w:abstractNumId="5" w15:restartNumberingAfterBreak="0">
+  <w:abstractNum w:abstractNumId="6" w15:restartNumberingAfterBreak="0">
     <w:nsid w:val="39C15533"/>
     <w:multiLevelType w:val="multilevel"/>
     <w:tmpl w:val="43CAE8DE"/>
@@ -7932,7 +8143,7 @@
       </w:rPr>
     </w:lvl>
   </w:abstractNum>
-  <w:abstractNum w:abstractNumId="6" w15:restartNumberingAfterBreak="0">
+  <w:abstractNum w:abstractNumId="7" w15:restartNumberingAfterBreak="0">
     <w:nsid w:val="3D1B6B3F"/>
     <w:multiLevelType w:val="multilevel"/>
     <w:tmpl w:val="1F30B4EE"/>
@@ -8081,7 +8292,7 @@
       </w:rPr>
     </w:lvl>
   </w:abstractNum>
-  <w:abstractNum w:abstractNumId="7" w15:restartNumberingAfterBreak="0">
+  <w:abstractNum w:abstractNumId="8" w15:restartNumberingAfterBreak="0">
     <w:nsid w:val="40DC7E50"/>
     <w:multiLevelType w:val="hybridMultilevel"/>
     <w:tmpl w:val="2CC6FDB6"/>
@@ -8167,7 +8378,7 @@
       </w:pPr>
     </w:lvl>
   </w:abstractNum>
-  <w:abstractNum w:abstractNumId="8" w15:restartNumberingAfterBreak="0">
+  <w:abstractNum w:abstractNumId="9" w15:restartNumberingAfterBreak="0">
     <w:nsid w:val="44257526"/>
     <w:multiLevelType w:val="multilevel"/>
     <w:tmpl w:val="2C3C7672"/>
@@ -8316,7 +8527,7 @@
       </w:rPr>
     </w:lvl>
   </w:abstractNum>
-  <w:abstractNum w:abstractNumId="9" w15:restartNumberingAfterBreak="0">
+  <w:abstractNum w:abstractNumId="10" w15:restartNumberingAfterBreak="0">
     <w:nsid w:val="4A893817"/>
     <w:multiLevelType w:val="multilevel"/>
     <w:tmpl w:val="FE409AEA"/>
@@ -8465,7 +8676,7 @@
       </w:rPr>
     </w:lvl>
   </w:abstractNum>
-  <w:abstractNum w:abstractNumId="10" w15:restartNumberingAfterBreak="0">
+  <w:abstractNum w:abstractNumId="11" w15:restartNumberingAfterBreak="0">
     <w:nsid w:val="6009102C"/>
     <w:multiLevelType w:val="multilevel"/>
     <w:tmpl w:val="18B646E2"/>
@@ -8614,7 +8825,7 @@
       </w:rPr>
     </w:lvl>
   </w:abstractNum>
-  <w:abstractNum w:abstractNumId="11" w15:restartNumberingAfterBreak="0">
+  <w:abstractNum w:abstractNumId="12" w15:restartNumberingAfterBreak="0">
     <w:nsid w:val="62C03689"/>
     <w:multiLevelType w:val="multilevel"/>
     <w:tmpl w:val="C15210BA"/>
@@ -8763,7 +8974,7 @@
       </w:rPr>
     </w:lvl>
   </w:abstractNum>
-  <w:abstractNum w:abstractNumId="12" w15:restartNumberingAfterBreak="0">
+  <w:abstractNum w:abstractNumId="13" w15:restartNumberingAfterBreak="0">
     <w:nsid w:val="645D1747"/>
     <w:multiLevelType w:val="multilevel"/>
     <w:tmpl w:val="5A6C742C"/>
@@ -8912,7 +9123,7 @@
       </w:rPr>
     </w:lvl>
   </w:abstractNum>
-  <w:abstractNum w:abstractNumId="13" w15:restartNumberingAfterBreak="0">
+  <w:abstractNum w:abstractNumId="14" w15:restartNumberingAfterBreak="0">
     <w:nsid w:val="681D77BC"/>
     <w:multiLevelType w:val="multilevel"/>
     <w:tmpl w:val="64522730"/>
@@ -9061,7 +9272,7 @@
       </w:rPr>
     </w:lvl>
   </w:abstractNum>
-  <w:abstractNum w:abstractNumId="14" w15:restartNumberingAfterBreak="0">
+  <w:abstractNum w:abstractNumId="15" w15:restartNumberingAfterBreak="0">
     <w:nsid w:val="6DE11774"/>
     <w:multiLevelType w:val="hybridMultilevel"/>
     <w:tmpl w:val="EA6021D0"/>
@@ -9147,7 +9358,7 @@
       </w:pPr>
     </w:lvl>
   </w:abstractNum>
-  <w:abstractNum w:abstractNumId="15" w15:restartNumberingAfterBreak="0">
+  <w:abstractNum w:abstractNumId="16" w15:restartNumberingAfterBreak="0">
     <w:nsid w:val="6EB27A2F"/>
     <w:multiLevelType w:val="multilevel"/>
     <w:tmpl w:val="80C22502"/>
@@ -9296,7 +9507,7 @@
       </w:rPr>
     </w:lvl>
   </w:abstractNum>
-  <w:abstractNum w:abstractNumId="16" w15:restartNumberingAfterBreak="0">
+  <w:abstractNum w:abstractNumId="17" w15:restartNumberingAfterBreak="0">
     <w:nsid w:val="720A4D12"/>
     <w:multiLevelType w:val="hybridMultilevel"/>
     <w:tmpl w:val="D22C7940"/>
@@ -9383,55 +9594,58 @@
     </w:lvl>
   </w:abstractNum>
   <w:num w:numId="1" w16cid:durableId="260534718">
+    <w:abstractNumId w:val="6"/>
+  </w:num>
+  <w:num w:numId="2" w16cid:durableId="230583275">
+    <w:abstractNumId w:val="13"/>
+  </w:num>
+  <w:num w:numId="3" w16cid:durableId="1667706015">
+    <w:abstractNumId w:val="14"/>
+  </w:num>
+  <w:num w:numId="4" w16cid:durableId="2045596027">
+    <w:abstractNumId w:val="1"/>
+  </w:num>
+  <w:num w:numId="5" w16cid:durableId="1147435902">
+    <w:abstractNumId w:val="7"/>
+  </w:num>
+  <w:num w:numId="6" w16cid:durableId="2115904498">
+    <w:abstractNumId w:val="12"/>
+  </w:num>
+  <w:num w:numId="7" w16cid:durableId="562638299">
+    <w:abstractNumId w:val="4"/>
+  </w:num>
+  <w:num w:numId="8" w16cid:durableId="1584951448">
+    <w:abstractNumId w:val="8"/>
+  </w:num>
+  <w:num w:numId="9" w16cid:durableId="766653702">
+    <w:abstractNumId w:val="17"/>
+  </w:num>
+  <w:num w:numId="10" w16cid:durableId="649019115">
+    <w:abstractNumId w:val="15"/>
+  </w:num>
+  <w:num w:numId="11" w16cid:durableId="1129131305">
+    <w:abstractNumId w:val="9"/>
+  </w:num>
+  <w:num w:numId="12" w16cid:durableId="1273897395">
+    <w:abstractNumId w:val="10"/>
+  </w:num>
+  <w:num w:numId="13" w16cid:durableId="1207179487">
+    <w:abstractNumId w:val="2"/>
+  </w:num>
+  <w:num w:numId="14" w16cid:durableId="1321618497">
     <w:abstractNumId w:val="5"/>
   </w:num>
-  <w:num w:numId="2" w16cid:durableId="230583275">
-    <w:abstractNumId w:val="12"/>
+  <w:num w:numId="15" w16cid:durableId="419524527">
+    <w:abstractNumId w:val="3"/>
   </w:num>
-  <w:num w:numId="3" w16cid:durableId="1667706015">
-    <w:abstractNumId w:val="13"/>
+  <w:num w:numId="16" w16cid:durableId="250895161">
+    <w:abstractNumId w:val="16"/>
   </w:num>
-  <w:num w:numId="4" w16cid:durableId="2045596027">
-    <w:abstractNumId w:val="0"/>
-  </w:num>
-  <w:num w:numId="5" w16cid:durableId="1147435902">
-    <w:abstractNumId w:val="6"/>
-  </w:num>
-  <w:num w:numId="6" w16cid:durableId="2115904498">
+  <w:num w:numId="17" w16cid:durableId="1313023557">
     <w:abstractNumId w:val="11"/>
   </w:num>
-  <w:num w:numId="7" w16cid:durableId="562638299">
-    <w:abstractNumId w:val="3"/>
-  </w:num>
-  <w:num w:numId="8" w16cid:durableId="1584951448">
-    <w:abstractNumId w:val="7"/>
-  </w:num>
-  <w:num w:numId="9" w16cid:durableId="766653702">
-    <w:abstractNumId w:val="16"/>
-  </w:num>
-  <w:num w:numId="10" w16cid:durableId="649019115">
-    <w:abstractNumId w:val="14"/>
-  </w:num>
-  <w:num w:numId="11" w16cid:durableId="1129131305">
-    <w:abstractNumId w:val="8"/>
-  </w:num>
-  <w:num w:numId="12" w16cid:durableId="1273897395">
-    <w:abstractNumId w:val="9"/>
-  </w:num>
-  <w:num w:numId="13" w16cid:durableId="1207179487">
-    <w:abstractNumId w:val="1"/>
-  </w:num>
-  <w:num w:numId="14" w16cid:durableId="1321618497">
-    <w:abstractNumId w:val="4"/>
-  </w:num>
-  <w:num w:numId="15" w16cid:durableId="419524527">
-    <w:abstractNumId w:val="2"/>
-  </w:num>
-  <w:num w:numId="16" w16cid:durableId="250895161">
-    <w:abstractNumId w:val="15"/>
-  </w:num>
-  <w:num w:numId="17" w16cid:durableId="1313023557">
-    <w:abstractNumId w:val="10"/>
+  <w:num w:numId="18" w16cid:durableId="1026325800">
+    <w:abstractNumId w:val="0"/>
   </w:num>
 </w:numbering>
 </file>
@@ -9827,14 +10041,14 @@
     <w:lsdException w:name="Unresolved Mention" w:semiHidden="1" w:unhideWhenUsed="1"/>
     <w:lsdException w:name="Smart Link" w:semiHidden="1" w:unhideWhenUsed="1"/>
   </w:latentStyles>
-  <w:style w:type="paragraph" w:default="1" w:styleId="a">
+  <w:style w:type="paragraph" w:default="1" w:styleId="a0">
     <w:name w:val="Normal"/>
     <w:qFormat/>
   </w:style>
   <w:style w:type="paragraph" w:styleId="1">
     <w:name w:val="heading 1"/>
-    <w:basedOn w:val="a"/>
-    <w:next w:val="a"/>
+    <w:basedOn w:val="a0"/>
+    <w:next w:val="a0"/>
     <w:uiPriority w:val="9"/>
     <w:qFormat/>
     <w:pPr>
@@ -9858,8 +10072,8 @@
   </w:style>
   <w:style w:type="paragraph" w:styleId="2">
     <w:name w:val="heading 2"/>
-    <w:basedOn w:val="a"/>
-    <w:next w:val="a"/>
+    <w:basedOn w:val="a0"/>
+    <w:next w:val="a0"/>
     <w:uiPriority w:val="9"/>
     <w:unhideWhenUsed/>
     <w:qFormat/>
@@ -9884,8 +10098,8 @@
   </w:style>
   <w:style w:type="paragraph" w:styleId="3">
     <w:name w:val="heading 3"/>
-    <w:basedOn w:val="a"/>
-    <w:next w:val="a"/>
+    <w:basedOn w:val="a0"/>
+    <w:next w:val="a0"/>
     <w:uiPriority w:val="9"/>
     <w:semiHidden/>
     <w:unhideWhenUsed/>
@@ -9908,8 +10122,8 @@
   </w:style>
   <w:style w:type="paragraph" w:styleId="4">
     <w:name w:val="heading 4"/>
-    <w:basedOn w:val="a"/>
-    <w:next w:val="a"/>
+    <w:basedOn w:val="a0"/>
+    <w:next w:val="a0"/>
     <w:uiPriority w:val="9"/>
     <w:semiHidden/>
     <w:unhideWhenUsed/>
@@ -9932,8 +10146,8 @@
   </w:style>
   <w:style w:type="paragraph" w:styleId="5">
     <w:name w:val="heading 5"/>
-    <w:basedOn w:val="a"/>
-    <w:next w:val="a"/>
+    <w:basedOn w:val="a0"/>
+    <w:next w:val="a0"/>
     <w:uiPriority w:val="9"/>
     <w:semiHidden/>
     <w:unhideWhenUsed/>
@@ -9954,8 +10168,8 @@
   </w:style>
   <w:style w:type="paragraph" w:styleId="6">
     <w:name w:val="heading 6"/>
-    <w:basedOn w:val="a"/>
-    <w:next w:val="a"/>
+    <w:basedOn w:val="a0"/>
+    <w:next w:val="a0"/>
     <w:uiPriority w:val="9"/>
     <w:semiHidden/>
     <w:unhideWhenUsed/>
@@ -9974,13 +10188,13 @@
       <w:color w:val="1F4D78"/>
     </w:rPr>
   </w:style>
-  <w:style w:type="character" w:default="1" w:styleId="a0">
+  <w:style w:type="character" w:default="1" w:styleId="a1">
     <w:name w:val="Default Paragraph Font"/>
     <w:uiPriority w:val="1"/>
     <w:semiHidden/>
     <w:unhideWhenUsed/>
   </w:style>
-  <w:style w:type="table" w:default="1" w:styleId="a1">
+  <w:style w:type="table" w:default="1" w:styleId="a2">
     <w:name w:val="Normal Table"/>
     <w:uiPriority w:val="99"/>
     <w:semiHidden/>
@@ -9995,7 +10209,7 @@
       </w:tblCellMar>
     </w:tblPr>
   </w:style>
-  <w:style w:type="numbering" w:default="1" w:styleId="a2">
+  <w:style w:type="numbering" w:default="1" w:styleId="a3">
     <w:name w:val="No List"/>
     <w:uiPriority w:val="99"/>
     <w:semiHidden/>
@@ -10012,10 +10226,10 @@
       </w:tblCellMar>
     </w:tblPr>
   </w:style>
-  <w:style w:type="paragraph" w:styleId="a3">
+  <w:style w:type="paragraph" w:styleId="a4">
     <w:name w:val="Title"/>
-    <w:basedOn w:val="a"/>
-    <w:next w:val="a"/>
+    <w:basedOn w:val="a0"/>
+    <w:next w:val="a0"/>
     <w:uiPriority w:val="10"/>
     <w:qFormat/>
     <w:pPr>
@@ -10035,20 +10249,20 @@
   </w:style>
   <w:style w:type="paragraph" w:customStyle="1" w:styleId="10">
     <w:name w:val="Строгий1"/>
-    <w:basedOn w:val="a"/>
-    <w:next w:val="a"/>
+    <w:basedOn w:val="a0"/>
+    <w:next w:val="a0"/>
     <w:qFormat/>
     <w:rPr>
       <w:b/>
       <w:bCs/>
     </w:rPr>
   </w:style>
-  <w:style w:type="paragraph" w:styleId="a4">
+  <w:style w:type="paragraph" w:styleId="a5">
     <w:name w:val="List Paragraph"/>
-    <w:basedOn w:val="a"/>
+    <w:basedOn w:val="a0"/>
     <w:qFormat/>
   </w:style>
-  <w:style w:type="character" w:styleId="a5">
+  <w:style w:type="character" w:styleId="a6">
     <w:name w:val="Hyperlink"/>
     <w:uiPriority w:val="99"/>
     <w:unhideWhenUsed/>
@@ -10057,7 +10271,7 @@
       <w:u w:val="single"/>
     </w:rPr>
   </w:style>
-  <w:style w:type="character" w:styleId="a6">
+  <w:style w:type="character" w:styleId="a7">
     <w:name w:val="footnote reference"/>
     <w:uiPriority w:val="99"/>
     <w:semiHidden/>
@@ -10066,9 +10280,20 @@
       <w:vertAlign w:val="superscript"/>
     </w:rPr>
   </w:style>
-  <w:style w:type="paragraph" w:styleId="a7">
+  <w:style w:type="paragraph" w:styleId="a8">
     <w:name w:val="footnote text"/>
-    <w:basedOn w:val="a"/>
+    <w:basedOn w:val="a0"/>
+    <w:link w:val="a9"/>
+    <w:uiPriority w:val="99"/>
+    <w:semiHidden/>
+    <w:unhideWhenUsed/>
+    <w:rPr>
+      <w:sz w:val="20"/>
+      <w:szCs w:val="20"/>
+    </w:rPr>
+  </w:style>
+  <w:style w:type="character" w:customStyle="1" w:styleId="a9">
+    <w:name w:val="Текст сноски Знак"/>
     <w:link w:val="a8"/>
     <w:uiPriority w:val="99"/>
     <w:semiHidden/>
@@ -10078,21 +10303,10 @@
       <w:szCs w:val="20"/>
     </w:rPr>
   </w:style>
-  <w:style w:type="character" w:customStyle="1" w:styleId="a8">
-    <w:name w:val="Текст сноски Знак"/>
-    <w:link w:val="a7"/>
-    <w:uiPriority w:val="99"/>
-    <w:semiHidden/>
-    <w:unhideWhenUsed/>
-    <w:rPr>
-      <w:sz w:val="20"/>
-      <w:szCs w:val="20"/>
-    </w:rPr>
-  </w:style>
-  <w:style w:type="paragraph" w:styleId="a9">
+  <w:style w:type="paragraph" w:styleId="aa">
     <w:name w:val="Subtitle"/>
-    <w:basedOn w:val="a"/>
-    <w:next w:val="a"/>
+    <w:basedOn w:val="a0"/>
+    <w:next w:val="a0"/>
     <w:uiPriority w:val="11"/>
     <w:qFormat/>
     <w:pPr>
@@ -10108,19 +10322,6 @@
       <w:sz w:val="48"/>
       <w:szCs w:val="48"/>
     </w:rPr>
-  </w:style>
-  <w:style w:type="table" w:customStyle="1" w:styleId="aa">
-    <w:basedOn w:val="TableNormal"/>
-    <w:tblPr>
-      <w:tblStyleRowBandSize w:val="1"/>
-      <w:tblStyleColBandSize w:val="1"/>
-      <w:tblCellMar>
-        <w:top w:w="0" w:type="dxa"/>
-        <w:left w:w="115" w:type="dxa"/>
-        <w:bottom w:w="0" w:type="dxa"/>
-        <w:right w:w="115" w:type="dxa"/>
-      </w:tblCellMar>
-    </w:tblPr>
   </w:style>
   <w:style w:type="table" w:customStyle="1" w:styleId="ab">
     <w:basedOn w:val="TableNormal"/>
@@ -10434,9 +10635,22 @@
       </w:tblCellMar>
     </w:tblPr>
   </w:style>
-  <w:style w:type="paragraph" w:styleId="aff3">
+  <w:style w:type="table" w:customStyle="1" w:styleId="aff3">
+    <w:basedOn w:val="TableNormal"/>
+    <w:tblPr>
+      <w:tblStyleRowBandSize w:val="1"/>
+      <w:tblStyleColBandSize w:val="1"/>
+      <w:tblCellMar>
+        <w:top w:w="0" w:type="dxa"/>
+        <w:left w:w="115" w:type="dxa"/>
+        <w:bottom w:w="0" w:type="dxa"/>
+        <w:right w:w="115" w:type="dxa"/>
+      </w:tblCellMar>
+    </w:tblPr>
+  </w:style>
+  <w:style w:type="paragraph" w:styleId="aff4">
     <w:name w:val="Normal (Web)"/>
-    <w:basedOn w:val="a"/>
+    <w:basedOn w:val="a0"/>
     <w:uiPriority w:val="99"/>
     <w:unhideWhenUsed/>
     <w:rsid w:val="00DF0D72"/>
@@ -10449,9 +10663,9 @@
       <w:szCs w:val="24"/>
     </w:rPr>
   </w:style>
-  <w:style w:type="character" w:styleId="aff4">
+  <w:style w:type="character" w:styleId="aff5">
     <w:name w:val="Strong"/>
-    <w:basedOn w:val="a0"/>
+    <w:basedOn w:val="a1"/>
     <w:uiPriority w:val="22"/>
     <w:qFormat/>
     <w:rsid w:val="00DF0D72"/>
@@ -10462,7 +10676,7 @@
   </w:style>
   <w:style w:type="character" w:styleId="HTML">
     <w:name w:val="HTML Code"/>
-    <w:basedOn w:val="a0"/>
+    <w:basedOn w:val="a1"/>
     <w:uiPriority w:val="99"/>
     <w:semiHidden/>
     <w:unhideWhenUsed/>
@@ -10471,6 +10685,28 @@
       <w:rFonts w:ascii="Courier New" w:eastAsia="Times New Roman" w:hAnsi="Courier New" w:cs="Courier New"/>
       <w:sz w:val="20"/>
       <w:szCs w:val="20"/>
+    </w:rPr>
+  </w:style>
+  <w:style w:type="paragraph" w:styleId="a">
+    <w:name w:val="List Bullet"/>
+    <w:basedOn w:val="a0"/>
+    <w:uiPriority w:val="99"/>
+    <w:unhideWhenUsed/>
+    <w:rsid w:val="00AE1DBE"/>
+    <w:pPr>
+      <w:numPr>
+        <w:numId w:val="18"/>
+      </w:numPr>
+      <w:tabs>
+        <w:tab w:val="clear" w:pos="360"/>
+      </w:tabs>
+      <w:spacing w:after="200" w:line="276" w:lineRule="auto"/>
+      <w:ind w:left="0" w:firstLine="0"/>
+      <w:contextualSpacing/>
+    </w:pPr>
+    <w:rPr>
+      <w:rFonts w:asciiTheme="minorHAnsi" w:eastAsiaTheme="minorEastAsia" w:hAnsiTheme="minorHAnsi" w:cstheme="minorBidi"/>
+      <w:lang w:val="en-US" w:eastAsia="en-US"/>
     </w:rPr>
   </w:style>
 </w:styles>
